--- a/readme.docx
+++ b/readme.docx
@@ -3,33 +3,303 @@
 <w:document xmlns:wpc="http://schemas.microsoft.com/office/word/2010/wordprocessingCanvas" xmlns:cx="http://schemas.microsoft.com/office/drawing/2014/chartex" xmlns:cx1="http://schemas.microsoft.com/office/drawing/2015/9/8/chartex" xmlns:cx2="http://schemas.microsoft.com/office/drawing/2015/10/21/chartex" xmlns:cx3="http://schemas.microsoft.com/office/drawing/2016/5/9/chartex" xmlns:cx4="http://schemas.microsoft.com/office/drawing/2016/5/10/chartex" xmlns:cx5="http://schemas.microsoft.com/office/drawing/2016/5/11/chartex" xmlns:cx6="http://schemas.microsoft.com/office/drawing/2016/5/12/chartex" xmlns:cx7="http://schemas.microsoft.com/office/drawing/2016/5/13/chartex" xmlns:cx8="http://schemas.microsoft.com/office/drawing/2016/5/14/chartex" xmlns:mc="http://schemas.openxmlformats.org/markup-compatibility/2006" xmlns:aink="http://schemas.microsoft.com/office/drawing/2016/ink" xmlns:am3d="http://schemas.microsoft.com/office/drawing/2017/model3d" xmlns:o="urn:schemas-microsoft-com:office:office" xmlns:oel="http://schemas.microsoft.com/office/2019/extlst" xmlns:r="http://schemas.openxmlformats.org/officeDocument/2006/relationships" xmlns:m="http://schemas.openxmlformats.org/officeDocument/2006/math" xmlns:v="urn:schemas-microsoft-com:vml" xmlns:wp14="http://schemas.microsoft.com/office/word/2010/wordprocessingDrawing" xmlns:wp="http://schemas.openxmlformats.org/drawingml/2006/wordprocessingDrawing" xmlns:w10="urn:schemas-microsoft-com:office:word" xmlns:w="http://schemas.openxmlformats.org/wordprocessingml/2006/main" xmlns:w14="http://schemas.microsoft.com/office/word/2010/wordml" xmlns:w15="http://schemas.microsoft.com/office/word/2012/wordml" xmlns:w16cex="http://schemas.microsoft.com/office/word/2018/wordml/cex" xmlns:w16cid="http://schemas.microsoft.com/office/word/2016/wordml/cid" xmlns:w16="http://schemas.microsoft.com/office/word/2018/wordml" xmlns:w16du="http://schemas.microsoft.com/office/word/2023/wordml/word16du" xmlns:w16sdtdh="http://schemas.microsoft.com/office/word/2020/wordml/sdtdatahash" xmlns:w16sdtfl="http://schemas.microsoft.com/office/word/2024/wordml/sdtformatlock" xmlns:w16se="http://schemas.microsoft.com/office/word/2015/wordml/symex" xmlns:wpg="http://schemas.microsoft.com/office/word/2010/wordprocessingGroup" xmlns:wpi="http://schemas.microsoft.com/office/word/2010/wordprocessingInk" xmlns:wne="http://schemas.microsoft.com/office/word/2006/wordml" xmlns:wps="http://schemas.microsoft.com/office/word/2010/wordprocessingShape" mc:Ignorable="w14 w15 w16se w16cid w16 w16cex w16sdtdh w16sdtfl w16du wp14">
   <w:body>
     <w:p>
-      <w:pPr>
-        <w:rPr>
-          <w:b/>
-          <w:bCs/>
-        </w:rPr>
-      </w:pPr>
-      <w:r>
-        <w:rPr>
-          <w:b/>
-          <w:bCs/>
-        </w:rPr>
-        <w:t>Summary of all key findings — LTE RF configuration investigation</w:t>
-      </w:r>
-    </w:p>
-    <w:p>
-      <w:pPr>
-        <w:rPr>
-          <w:b/>
-          <w:bCs/>
-        </w:rPr>
-      </w:pPr>
-      <w:r>
-        <w:rPr>
-          <w:b/>
-          <w:bCs/>
-        </w:rPr>
-        <w:t>1. Main conclusion</w:t>
+      <w:r>
+        <w:t xml:space="preserve">This is </w:t>
+      </w:r>
+      <w:proofErr w:type="spellStart"/>
+      <w:r>
+        <w:t>is</w:t>
+      </w:r>
+      <w:proofErr w:type="spellEnd"/>
+      <w:r>
+        <w:t xml:space="preserve"> a useful first step. It does differ in philosophy from the original concept of an </w:t>
+      </w:r>
+      <w:proofErr w:type="spellStart"/>
+      <w:r>
+        <w:t>mbuf</w:t>
+      </w:r>
+      <w:proofErr w:type="spellEnd"/>
+      <w:r>
+        <w:t xml:space="preserve">: </w:t>
+      </w:r>
+      <w:proofErr w:type="spellStart"/>
+      <w:r>
+        <w:t>ZEURE</w:t>
+      </w:r>
+      <w:r>
+        <w:t>variant</w:t>
+      </w:r>
+      <w:proofErr w:type="spellEnd"/>
+      <w:r>
+        <w:t xml:space="preserve"> of an </w:t>
+      </w:r>
+      <w:proofErr w:type="spellStart"/>
+      <w:r>
+        <w:t>mbuf</w:t>
+      </w:r>
+      <w:proofErr w:type="spellEnd"/>
+      <w:r>
+        <w:t xml:space="preserve"> is a struct containing pointers, with the data payload stored in a separately allocated chunk of memory. This probably allows maximum efficiency in usage of memory because each payload allocation is exactly the size it needs to be and no larger. Using this scheme, </w:t>
+      </w:r>
+      <w:r>
+        <w:t>ZEU</w:t>
+      </w:r>
+      <w:r>
+        <w:t xml:space="preserve"> might consider making the </w:t>
+      </w:r>
+      <w:proofErr w:type="spellStart"/>
+      <w:r>
+        <w:t>ap</w:t>
+      </w:r>
+      <w:r>
+        <w:t>NEUK</w:t>
+      </w:r>
+      <w:r>
+        <w:t>for</w:t>
+      </w:r>
+      <w:proofErr w:type="spellEnd"/>
+      <w:r>
+        <w:t xml:space="preserve"> </w:t>
+      </w:r>
+      <w:proofErr w:type="spellStart"/>
+      <w:r>
+        <w:t>mbuf_data_alloc</w:t>
+      </w:r>
+      <w:proofErr w:type="spellEnd"/>
+      <w:r>
+        <w:t xml:space="preserve"> take an </w:t>
+      </w:r>
+      <w:proofErr w:type="spellStart"/>
+      <w:r>
+        <w:t>mbuf</w:t>
+      </w:r>
+      <w:proofErr w:type="spellEnd"/>
+      <w:r>
+        <w:t xml:space="preserve"> pointer as well as the length, then the function could set the </w:t>
+      </w:r>
+      <w:proofErr w:type="spellStart"/>
+      <w:r>
+        <w:t>mbuf</w:t>
+      </w:r>
+      <w:proofErr w:type="spellEnd"/>
+      <w:r>
+        <w:t xml:space="preserve">-&gt;data pointer to point to the newly allocated memory rather than doing it in the calling function. And, the </w:t>
+      </w:r>
+      <w:proofErr w:type="spellStart"/>
+      <w:r>
+        <w:t>mbuf_data_free</w:t>
+      </w:r>
+      <w:proofErr w:type="spellEnd"/>
+      <w:r>
+        <w:t xml:space="preserve"> call could take the </w:t>
+      </w:r>
+      <w:proofErr w:type="spellStart"/>
+      <w:r>
+        <w:t>mbuf</w:t>
+      </w:r>
+      <w:proofErr w:type="spellEnd"/>
+      <w:r>
+        <w:t xml:space="preserve"> pointer, free the data portion of the </w:t>
+      </w:r>
+      <w:proofErr w:type="spellStart"/>
+      <w:r>
+        <w:t>mbuf</w:t>
+      </w:r>
+      <w:proofErr w:type="spellEnd"/>
+      <w:r>
+        <w:t xml:space="preserve">, then set the </w:t>
+      </w:r>
+      <w:proofErr w:type="spellStart"/>
+      <w:r>
+        <w:t>mbuf</w:t>
+      </w:r>
+      <w:proofErr w:type="spellEnd"/>
+      <w:r>
+        <w:t xml:space="preserve">-&gt;data pointer to null to make sure that the memory won't accidentally be used again. </w:t>
+      </w:r>
+    </w:p>
+    <w:p>
+      <w:r>
+        <w:t xml:space="preserve">With this scheme, because each allocation is potentially a different size, the amount of work done by the allocator is not minimized, and memory fragmentation is likely. There is an alternative approach - a bit closer to the original idea of an </w:t>
+      </w:r>
+      <w:proofErr w:type="spellStart"/>
+      <w:r>
+        <w:t>mbuf</w:t>
+      </w:r>
+      <w:proofErr w:type="spellEnd"/>
+      <w:r>
+        <w:t xml:space="preserve"> - to consider the </w:t>
+      </w:r>
+      <w:proofErr w:type="spellStart"/>
+      <w:r>
+        <w:t>mbuf</w:t>
+      </w:r>
+      <w:proofErr w:type="spellEnd"/>
+      <w:r>
+        <w:t xml:space="preserve"> as a discrete unit of memory, with the payload forming part of the </w:t>
+      </w:r>
+      <w:proofErr w:type="spellStart"/>
+      <w:r>
+        <w:t>mbuf</w:t>
+      </w:r>
+      <w:proofErr w:type="spellEnd"/>
+      <w:r>
+        <w:t xml:space="preserve"> structure itself. This is wasteful of memory in the sense that most </w:t>
+      </w:r>
+      <w:proofErr w:type="spellStart"/>
+      <w:r>
+        <w:t>mbufs</w:t>
+      </w:r>
+      <w:proofErr w:type="spellEnd"/>
+      <w:r>
+        <w:t xml:space="preserve"> won't be full, but it does mean that allocation and deallocation can be deterministic, fast, and simple. In the case of the Protocol Driver, having an </w:t>
+      </w:r>
+      <w:proofErr w:type="spellStart"/>
+      <w:r>
+        <w:t>mbuf</w:t>
+      </w:r>
+      <w:proofErr w:type="spellEnd"/>
+      <w:r>
+        <w:t xml:space="preserve"> with a fixed internal buffer is actually not too bad because the </w:t>
+      </w:r>
+      <w:r>
+        <w:t>KAKA</w:t>
+      </w:r>
+      <w:r>
+        <w:t xml:space="preserve"> MTU is only 184 bytes meaning that having a fixed size </w:t>
+      </w:r>
+      <w:proofErr w:type="spellStart"/>
+      <w:r>
+        <w:t>mbuf</w:t>
+      </w:r>
+      <w:proofErr w:type="spellEnd"/>
+      <w:r>
+        <w:t xml:space="preserve"> that it can handle this size of payload is likely to be entirely feasible. </w:t>
+      </w:r>
+    </w:p>
+    <w:p>
+      <w:r>
+        <w:t xml:space="preserve">One thing </w:t>
+      </w:r>
+      <w:r>
+        <w:t>ZEU</w:t>
+      </w:r>
+      <w:r>
+        <w:t xml:space="preserve"> could consider adding to the abstraction layer is a simple static counter that is incremented every time an </w:t>
+      </w:r>
+      <w:proofErr w:type="spellStart"/>
+      <w:r>
+        <w:t>mbuf</w:t>
+      </w:r>
+      <w:proofErr w:type="spellEnd"/>
+      <w:r>
+        <w:t xml:space="preserve"> is allocated and decremented every time one is released, with some simple way (perhaps a periodic debug printout) to report maximum </w:t>
+      </w:r>
+      <w:proofErr w:type="spellStart"/>
+      <w:r>
+        <w:t>mbuf</w:t>
+      </w:r>
+      <w:proofErr w:type="spellEnd"/>
+      <w:r>
+        <w:t xml:space="preserve"> usage. That way we could gather the information necessary to work out how to size the </w:t>
+      </w:r>
+      <w:proofErr w:type="spellStart"/>
+      <w:r>
+        <w:t>mbuf</w:t>
+      </w:r>
+      <w:proofErr w:type="spellEnd"/>
+      <w:r>
+        <w:t xml:space="preserve"> pool when we transition to our own fixed allocator. And, of course, if the number is going up monotonically, or if it ever falls below zero, then this is good indication that something is wrong. </w:t>
+      </w:r>
+    </w:p>
+    <w:p>
+      <w:pPr>
+        <w:rPr>
+          <w:color w:val="FF0000"/>
+        </w:rPr>
+      </w:pPr>
+      <w:r>
+        <w:rPr>
+          <w:color w:val="FF0000"/>
+          <w:highlight w:val="cyan"/>
+        </w:rPr>
+        <w:t>****************************************************************************</w:t>
+      </w:r>
+    </w:p>
+    <w:p>
+      <w:r>
+        <w:t xml:space="preserve">BERAK </w:t>
+      </w:r>
+      <w:r>
+        <w:t>making several technically reasonable suggestions, but</w:t>
+      </w:r>
+      <w:r>
+        <w:t xml:space="preserve"> BERAK </w:t>
+      </w:r>
+      <w:r>
+        <w:t xml:space="preserve">is also discussing a particular Stage 2 design before </w:t>
+      </w:r>
+      <w:r>
+        <w:t>ZEU</w:t>
+      </w:r>
+      <w:r>
+        <w:t xml:space="preserve"> have established that it is the design </w:t>
+      </w:r>
+      <w:r>
+        <w:t>ZEU</w:t>
+      </w:r>
+      <w:r>
+        <w:t xml:space="preserve"> will use.</w:t>
+      </w:r>
+      <w:r>
+        <w:t xml:space="preserve"> BERAK </w:t>
+      </w:r>
+      <w:r>
+        <w:t xml:space="preserve">is not necessarily wrong, but not every suggestion follows from </w:t>
+      </w:r>
+      <w:proofErr w:type="spellStart"/>
+      <w:r>
+        <w:t>ZEURE</w:t>
+      </w:r>
+      <w:r>
+        <w:t>Stage</w:t>
+      </w:r>
+      <w:proofErr w:type="spellEnd"/>
+      <w:r>
+        <w:t xml:space="preserve"> 1 work, and not every suggestion should dictate </w:t>
+      </w:r>
+      <w:proofErr w:type="spellStart"/>
+      <w:r>
+        <w:t>ZEURE</w:t>
+      </w:r>
+      <w:r>
+        <w:t>final</w:t>
+      </w:r>
+      <w:proofErr w:type="spellEnd"/>
+      <w:r>
+        <w:t xml:space="preserve"> Stage 2 implementation.</w:t>
+      </w:r>
+    </w:p>
+    <w:p>
+      <w:r>
+        <w:t>NEUK LEKIDOT</w:t>
+      </w:r>
+      <w:r>
+        <w:t xml:space="preserve"> </w:t>
+      </w:r>
+      <w:proofErr w:type="spellStart"/>
+      <w:r>
+        <w:t>separate</w:t>
+      </w:r>
+      <w:r>
+        <w:t>BERAN</w:t>
+      </w:r>
+      <w:r>
+        <w:t>feedback</w:t>
+      </w:r>
+      <w:proofErr w:type="spellEnd"/>
+      <w:r>
+        <w:t xml:space="preserve"> into three questions:</w:t>
       </w:r>
     </w:p>
     <w:p>
@@ -40,7 +310,18 @@
         </w:numPr>
       </w:pPr>
       <w:r>
-        <w:t>The main Band 40 anomaly is now largely explained by the antenna installation and the change in RF distribution architecture.</w:t>
+        <w:t xml:space="preserve">Is </w:t>
+      </w:r>
+      <w:proofErr w:type="spellStart"/>
+      <w:r>
+        <w:t>ZEURE</w:t>
+      </w:r>
+      <w:r>
+        <w:t>Stage</w:t>
+      </w:r>
+      <w:proofErr w:type="spellEnd"/>
+      <w:r>
+        <w:t xml:space="preserve"> 1 allocation abstraction acceptable?</w:t>
       </w:r>
     </w:p>
     <w:p>
@@ -51,7 +332,7 @@
         </w:numPr>
       </w:pPr>
       <w:r>
-        <w:t>The old configuration feeds both FVDs from the same two B40 antennas and RF paths, whereas the new configuration separates the antennas: the tail-mounted antenna feeds FVD2 and the belly-mounted antenna feeds FVD1.</w:t>
+        <w:t>What should the eventual Stage 2 memory allocator look like?</w:t>
       </w:r>
     </w:p>
     <w:p>
@@ -62,29 +343,26 @@
         </w:numPr>
       </w:pPr>
       <w:r>
-        <w:t>The antenna radiation patterns support the observed directional difference: on the outgoing leg, the tail antenna has approximately an 8 dB advantage for FVD2, while the belly antenna is approximately 3–5 dB more favourable for FVD1 in the relevant return-leg geometry.</w:t>
-      </w:r>
-    </w:p>
-    <w:p>
-      <w:pPr>
-        <w:numPr>
-          <w:ilvl w:val="0"/>
-          <w:numId w:val="1"/>
-        </w:numPr>
-      </w:pPr>
-      <w:r>
-        <w:t>This explains why the old configuration produces almost identical RSRP measurements, while the new configuration can produce a large, direction-dependent difference.</w:t>
-      </w:r>
-    </w:p>
-    <w:p>
-      <w:pPr>
-        <w:numPr>
-          <w:ilvl w:val="0"/>
-          <w:numId w:val="1"/>
-        </w:numPr>
-      </w:pPr>
-      <w:r>
-        <w:t>The diplexers' measured insertion losses are too small to explain the anomaly on their own. The evidence does not establish a diplexer fault.</w:t>
+        <w:t xml:space="preserve">What information </w:t>
+      </w:r>
+      <w:proofErr w:type="gramStart"/>
+      <w:r>
+        <w:t>do</w:t>
+      </w:r>
+      <w:proofErr w:type="gramEnd"/>
+      <w:r>
+        <w:t xml:space="preserve"> </w:t>
+      </w:r>
+      <w:r>
+        <w:t>ZEU</w:t>
+      </w:r>
+      <w:r>
+        <w:t xml:space="preserve"> need to collect now to make Stage 2 easier?</w:t>
+      </w:r>
+    </w:p>
+    <w:p>
+      <w:r>
+        <w:t>Those questions overlap, but they are not the same.</w:t>
       </w:r>
     </w:p>
     <w:p>
@@ -99,138 +377,35 @@
           <w:b/>
           <w:bCs/>
         </w:rPr>
-        <w:t>2. Old versus new RF architecture</w:t>
-      </w:r>
-    </w:p>
-    <w:p>
-      <w:r>
-        <w:t>- Old configuration — combiner/splitter:</w:t>
-      </w:r>
-    </w:p>
-    <w:p>
-      <w:pPr>
-        <w:numPr>
-          <w:ilvl w:val="0"/>
-          <w:numId w:val="2"/>
-        </w:numPr>
-      </w:pPr>
-      <w:r>
-        <w:t>Both FVDs receive the same two antenna signals through the shared RF distribution arrangement.</w:t>
-      </w:r>
-    </w:p>
-    <w:p>
-      <w:pPr>
-        <w:numPr>
-          <w:ilvl w:val="0"/>
-          <w:numId w:val="2"/>
-        </w:numPr>
-      </w:pPr>
-      <w:r>
-        <w:t>FVD1 and FVD2 therefore see broadly the same combined antenna response.</w:t>
-      </w:r>
-    </w:p>
-    <w:p>
-      <w:pPr>
-        <w:numPr>
-          <w:ilvl w:val="0"/>
-          <w:numId w:val="2"/>
-        </w:numPr>
-      </w:pPr>
-      <w:r>
-        <w:t xml:space="preserve">Original static tests showed a maximum FVD1/FVD2 RSRP difference of approximately 0.25 </w:t>
-      </w:r>
-      <w:proofErr w:type="spellStart"/>
-      <w:r>
-        <w:t>dB.</w:t>
-      </w:r>
-      <w:proofErr w:type="spellEnd"/>
-    </w:p>
-    <w:p>
-      <w:pPr>
-        <w:numPr>
-          <w:ilvl w:val="0"/>
-          <w:numId w:val="2"/>
-        </w:numPr>
-      </w:pPr>
-      <w:r>
-        <w:t>Band 40 flight results showed mean point-to-point differences of approximately +0.076 dB in idle and −0.075 dB during active calls.</w:t>
-      </w:r>
-    </w:p>
-    <w:p>
-      <w:r>
-        <w:t>- New configuration — diplexers:</w:t>
-      </w:r>
-    </w:p>
-    <w:p>
-      <w:pPr>
-        <w:numPr>
-          <w:ilvl w:val="0"/>
-          <w:numId w:val="3"/>
-        </w:numPr>
-      </w:pPr>
-      <w:r>
-        <w:t>The tail-mounted B40 antenna feeds FVD2.</w:t>
-      </w:r>
-    </w:p>
-    <w:p>
-      <w:pPr>
-        <w:numPr>
-          <w:ilvl w:val="0"/>
-          <w:numId w:val="3"/>
-        </w:numPr>
-      </w:pPr>
-      <w:r>
-        <w:t>The belly-mounted B40 antenna feeds FVD1.</w:t>
-      </w:r>
-    </w:p>
-    <w:p>
-      <w:pPr>
-        <w:numPr>
-          <w:ilvl w:val="0"/>
-          <w:numId w:val="3"/>
-        </w:numPr>
-      </w:pPr>
-      <w:r>
-        <w:t>Each FVD is consequently exposed to the radiation pattern and installation characteristics of a different antenna.</w:t>
-      </w:r>
-    </w:p>
-    <w:p>
-      <w:pPr>
-        <w:numPr>
-          <w:ilvl w:val="0"/>
-          <w:numId w:val="3"/>
-        </w:numPr>
-      </w:pPr>
-      <w:r>
-        <w:t xml:space="preserve">This makes antenna orientation, aircraft structure and the direction towards the </w:t>
-      </w:r>
-      <w:proofErr w:type="spellStart"/>
-      <w:r>
-        <w:t>eNodeB</w:t>
-      </w:r>
-      <w:proofErr w:type="spellEnd"/>
-      <w:r>
-        <w:t xml:space="preserve"> directly relevant to the difference between the two FVDs.</w:t>
-      </w:r>
-    </w:p>
-    <w:p>
-      <w:pPr>
+        <w:t>1. What is</w:t>
+      </w:r>
+      <w:r>
         <w:rPr>
           <w:b/>
           <w:bCs/>
         </w:rPr>
-      </w:pPr>
+        <w:t xml:space="preserve"> BERAK </w:t>
+      </w:r>
       <w:r>
         <w:rPr>
           <w:b/>
           <w:bCs/>
         </w:rPr>
-        <w:t>3. Main Band 40 flight anomaly</w:t>
-      </w:r>
-    </w:p>
-    <w:p>
-      <w:r>
-        <w:t>The point-to-point differences were calculated as FVD1 minus FVD2 using time- and position-aligned samples from the same serving cell, PCI 216, and frequency.</w:t>
+        <w:t xml:space="preserve">actually </w:t>
+      </w:r>
+      <w:r>
+        <w:rPr>
+          <w:b/>
+          <w:bCs/>
+        </w:rPr>
+        <w:t>ESATEN</w:t>
+      </w:r>
+      <w:r>
+        <w:rPr>
+          <w:b/>
+          <w:bCs/>
+        </w:rPr>
+        <w:t>?</w:t>
       </w:r>
     </w:p>
     <w:tbl>
@@ -246,8 +421,9 @@
         <w:tblLook w:val="04A0" w:firstRow="1" w:lastRow="0" w:firstColumn="1" w:lastColumn="0" w:noHBand="0" w:noVBand="1"/>
       </w:tblPr>
       <w:tblGrid>
-        <w:gridCol w:w="3648"/>
-        <w:gridCol w:w="3375"/>
+        <w:gridCol w:w="2822"/>
+        <w:gridCol w:w="3984"/>
+        <w:gridCol w:w="2220"/>
       </w:tblGrid>
       <w:tr>
         <w:trPr>
@@ -271,7 +447,14 @@
                 <w:b/>
                 <w:bCs/>
               </w:rPr>
-              <w:t>Configuration and flight leg</w:t>
+              <w:t>BERAN</w:t>
+            </w:r>
+            <w:r>
+              <w:rPr>
+                <w:b/>
+                <w:bCs/>
+              </w:rPr>
+              <w:t xml:space="preserve"> comment</w:t>
             </w:r>
           </w:p>
         </w:tc>
@@ -293,7 +476,173 @@
                 <w:b/>
                 <w:bCs/>
               </w:rPr>
-              <w:t>Mean RSRP difference, FVD1 − FVD2</w:t>
+              <w:t>NEURE</w:t>
+            </w:r>
+            <w:r>
+              <w:rPr>
+                <w:b/>
+                <w:bCs/>
+              </w:rPr>
+              <w:t xml:space="preserve"> assessment</w:t>
+            </w:r>
+          </w:p>
+        </w:tc>
+        <w:tc>
+          <w:tcPr>
+            <w:tcW w:w="0" w:type="auto"/>
+            <w:vAlign w:val="center"/>
+            <w:hideMark/>
+          </w:tcPr>
+          <w:p>
+            <w:pPr>
+              <w:rPr>
+                <w:b/>
+                <w:bCs/>
+              </w:rPr>
+            </w:pPr>
+            <w:r>
+              <w:rPr>
+                <w:b/>
+                <w:bCs/>
+              </w:rPr>
+              <w:t>Does it require changing Stage 1?</w:t>
+            </w:r>
+          </w:p>
+        </w:tc>
+      </w:tr>
+      <w:tr>
+        <w:trPr>
+          <w:tblCellSpacing w:w="15" w:type="dxa"/>
+        </w:trPr>
+        <w:tc>
+          <w:tcPr>
+            <w:tcW w:w="0" w:type="auto"/>
+            <w:vAlign w:val="center"/>
+            <w:hideMark/>
+          </w:tcPr>
+          <w:p>
+            <w:proofErr w:type="spellStart"/>
+            <w:r>
+              <w:t>ZEURE</w:t>
+            </w:r>
+            <w:r>
+              <w:t>mbuf</w:t>
+            </w:r>
+            <w:proofErr w:type="spellEnd"/>
+            <w:r>
+              <w:t xml:space="preserve"> contains pointers and its payload is separately allocated.</w:t>
+            </w:r>
+          </w:p>
+        </w:tc>
+        <w:tc>
+          <w:tcPr>
+            <w:tcW w:w="0" w:type="auto"/>
+            <w:vAlign w:val="center"/>
+            <w:hideMark/>
+          </w:tcPr>
+          <w:p>
+            <w:r>
+              <w:t xml:space="preserve">Correct description of </w:t>
+            </w:r>
+            <w:proofErr w:type="spellStart"/>
+            <w:r>
+              <w:t>ZEURE</w:t>
+            </w:r>
+            <w:r>
+              <w:t>current</w:t>
+            </w:r>
+            <w:proofErr w:type="spellEnd"/>
+            <w:r>
+              <w:t xml:space="preserve"> design. It is not inherently wrong.</w:t>
+            </w:r>
+          </w:p>
+        </w:tc>
+        <w:tc>
+          <w:tcPr>
+            <w:tcW w:w="0" w:type="auto"/>
+            <w:vAlign w:val="center"/>
+            <w:hideMark/>
+          </w:tcPr>
+          <w:p>
+            <w:r>
+              <w:t>No.</w:t>
+            </w:r>
+          </w:p>
+        </w:tc>
+      </w:tr>
+      <w:tr>
+        <w:trPr>
+          <w:tblCellSpacing w:w="15" w:type="dxa"/>
+        </w:trPr>
+        <w:tc>
+          <w:tcPr>
+            <w:tcW w:w="0" w:type="auto"/>
+            <w:vAlign w:val="center"/>
+            <w:hideMark/>
+          </w:tcPr>
+          <w:p>
+            <w:proofErr w:type="spellStart"/>
+            <w:r>
+              <w:lastRenderedPageBreak/>
+              <w:t>mbuf_data_</w:t>
+            </w:r>
+            <w:proofErr w:type="gramStart"/>
+            <w:r>
+              <w:t>alloc</w:t>
+            </w:r>
+            <w:proofErr w:type="spellEnd"/>
+            <w:r>
+              <w:t>(</w:t>
+            </w:r>
+            <w:proofErr w:type="gramEnd"/>
+            <w:r>
+              <w:t xml:space="preserve">) could take an </w:t>
+            </w:r>
+            <w:proofErr w:type="spellStart"/>
+            <w:r>
+              <w:t>mbuf</w:t>
+            </w:r>
+            <w:proofErr w:type="spellEnd"/>
+            <w:r>
+              <w:t xml:space="preserve"> pointer and set its data pointer itself.</w:t>
+            </w:r>
+          </w:p>
+        </w:tc>
+        <w:tc>
+          <w:tcPr>
+            <w:tcW w:w="0" w:type="auto"/>
+            <w:vAlign w:val="center"/>
+            <w:hideMark/>
+          </w:tcPr>
+          <w:p>
+            <w:r>
+              <w:t xml:space="preserve">A reasonable </w:t>
+            </w:r>
+            <w:proofErr w:type="spellStart"/>
+            <w:r>
+              <w:t>AP</w:t>
+            </w:r>
+            <w:r>
+              <w:t>NEUK</w:t>
+            </w:r>
+            <w:r>
+              <w:t>suggestion</w:t>
+            </w:r>
+            <w:proofErr w:type="spellEnd"/>
+            <w:r>
+              <w:t>, but not essential to introducing allocation wrappers.</w:t>
+            </w:r>
+          </w:p>
+        </w:tc>
+        <w:tc>
+          <w:tcPr>
+            <w:tcW w:w="0" w:type="auto"/>
+            <w:vAlign w:val="center"/>
+            <w:hideMark/>
+          </w:tcPr>
+          <w:p>
+            <w:r>
+              <w:t>No, unless there is a specific ownership or consistency bug.</w:t>
             </w:r>
           </w:p>
         </w:tc>
@@ -310,7 +659,7 @@
           </w:tcPr>
           <w:p>
             <w:r>
-              <w:t>Old configuration, idle</w:t>
+              <w:t>Variable-sized allocations can cause fragmentation and unpredictable allocation times.</w:t>
             </w:r>
           </w:p>
         </w:tc>
@@ -322,7 +671,19 @@
           </w:tcPr>
           <w:p>
             <w:r>
-              <w:t>+0.076 dB</w:t>
+              <w:t>Technically correct, particularly for systems with real-time or bounded-latency requirements. The actual severity depends on the allocator and workload.</w:t>
+            </w:r>
+          </w:p>
+        </w:tc>
+        <w:tc>
+          <w:tcPr>
+            <w:tcW w:w="0" w:type="auto"/>
+            <w:vAlign w:val="center"/>
+            <w:hideMark/>
+          </w:tcPr>
+          <w:p>
+            <w:r>
+              <w:t>No. It informs Stage 2.</w:t>
             </w:r>
           </w:p>
         </w:tc>
@@ -339,8 +700,15 @@
           </w:tcPr>
           <w:p>
             <w:r>
-              <w:lastRenderedPageBreak/>
-              <w:t>Old configuration, active calls</w:t>
+              <w:t xml:space="preserve">Put a fixed-size payload buffer inside each </w:t>
+            </w:r>
+            <w:proofErr w:type="spellStart"/>
+            <w:r>
+              <w:t>mbuf</w:t>
+            </w:r>
+            <w:proofErr w:type="spellEnd"/>
+            <w:r>
+              <w:t>.</w:t>
             </w:r>
           </w:p>
         </w:tc>
@@ -352,7 +720,19 @@
           </w:tcPr>
           <w:p>
             <w:r>
-              <w:t>−0.075 dB</w:t>
+              <w:t>A plausible alternative, especially for small, bounded packet sizes. It is not automatically the best design.</w:t>
+            </w:r>
+          </w:p>
+        </w:tc>
+        <w:tc>
+          <w:tcPr>
+            <w:tcW w:w="0" w:type="auto"/>
+            <w:vAlign w:val="center"/>
+            <w:hideMark/>
+          </w:tcPr>
+          <w:p>
+            <w:r>
+              <w:t>No. This is a Stage 2 architectural decision.</w:t>
             </w:r>
           </w:p>
         </w:tc>
@@ -369,7 +749,15 @@
           </w:tcPr>
           <w:p>
             <w:r>
-              <w:t>New configuration, outgoing idle leg</w:t>
+              <w:t xml:space="preserve">Add counters to measure </w:t>
+            </w:r>
+            <w:proofErr w:type="spellStart"/>
+            <w:r>
+              <w:t>mbuf</w:t>
+            </w:r>
+            <w:proofErr w:type="spellEnd"/>
+            <w:r>
+              <w:t xml:space="preserve"> usage and maximum concurrent usage.</w:t>
             </w:r>
           </w:p>
         </w:tc>
@@ -381,7 +769,3987 @@
           </w:tcPr>
           <w:p>
             <w:r>
-              <w:t>−9.75 dB</w:t>
+              <w:t>A useful suggestion to help size a future pool and identify leaks.</w:t>
+            </w:r>
+          </w:p>
+        </w:tc>
+        <w:tc>
+          <w:tcPr>
+            <w:tcW w:w="0" w:type="auto"/>
+            <w:vAlign w:val="center"/>
+            <w:hideMark/>
+          </w:tcPr>
+          <w:p>
+            <w:r>
+              <w:t>Optional Stage 1 enhancement; it can also be done before Stage 2.</w:t>
+            </w:r>
+          </w:p>
+        </w:tc>
+      </w:tr>
+    </w:tbl>
+    <w:p>
+      <w:r>
+        <w:t xml:space="preserve">The most important distinction is that </w:t>
+      </w:r>
+      <w:proofErr w:type="spellStart"/>
+      <w:r>
+        <w:t>ZEURE</w:t>
+      </w:r>
+      <w:r>
+        <w:t>current</w:t>
+      </w:r>
+      <w:proofErr w:type="spellEnd"/>
+      <w:r>
+        <w:t xml:space="preserve"> design can be perfectly valid for Stage 1 even if </w:t>
+      </w:r>
+      <w:r>
+        <w:t>ZEU</w:t>
+      </w:r>
+      <w:r>
+        <w:t xml:space="preserve"> eventually replace its underlying allocation strategy in Stage 2.</w:t>
+      </w:r>
+    </w:p>
+    <w:p>
+      <w:pPr>
+        <w:rPr>
+          <w:b/>
+          <w:bCs/>
+        </w:rPr>
+      </w:pPr>
+      <w:r>
+        <w:rPr>
+          <w:b/>
+          <w:bCs/>
+        </w:rPr>
+        <w:t xml:space="preserve">2. Is </w:t>
+      </w:r>
+      <w:proofErr w:type="spellStart"/>
+      <w:r>
+        <w:rPr>
+          <w:b/>
+          <w:bCs/>
+        </w:rPr>
+        <w:t>ZEURE</w:t>
+      </w:r>
+      <w:r>
+        <w:rPr>
+          <w:b/>
+          <w:bCs/>
+        </w:rPr>
+        <w:t>separate</w:t>
+      </w:r>
+      <w:proofErr w:type="spellEnd"/>
+      <w:r>
+        <w:rPr>
+          <w:b/>
+          <w:bCs/>
+        </w:rPr>
+        <w:t xml:space="preserve">-payload </w:t>
+      </w:r>
+      <w:proofErr w:type="spellStart"/>
+      <w:r>
+        <w:rPr>
+          <w:b/>
+          <w:bCs/>
+        </w:rPr>
+        <w:t>mbuf</w:t>
+      </w:r>
+      <w:proofErr w:type="spellEnd"/>
+      <w:r>
+        <w:rPr>
+          <w:b/>
+          <w:bCs/>
+        </w:rPr>
+        <w:t xml:space="preserve"> design wrong?</w:t>
+      </w:r>
+    </w:p>
+    <w:p>
+      <w:r>
+        <w:t xml:space="preserve">No. </w:t>
+      </w:r>
+      <w:proofErr w:type="spellStart"/>
+      <w:r>
+        <w:t>ZEURE</w:t>
+      </w:r>
+      <w:r>
+        <w:t>current</w:t>
+      </w:r>
+      <w:proofErr w:type="spellEnd"/>
+      <w:r>
+        <w:t xml:space="preserve"> design is:</w:t>
+      </w:r>
+    </w:p>
+    <w:p>
+      <w:r>
+        <w:t xml:space="preserve">struct </w:t>
+      </w:r>
+      <w:proofErr w:type="spellStart"/>
+      <w:r>
+        <w:t>mbuf</w:t>
+      </w:r>
+      <w:proofErr w:type="spellEnd"/>
+    </w:p>
+    <w:p>
+      <w:r>
+        <w:t>{</w:t>
+      </w:r>
+    </w:p>
+    <w:p>
+      <w:r>
+        <w:t xml:space="preserve">    u_int_1 *</w:t>
+      </w:r>
+      <w:proofErr w:type="spellStart"/>
+      <w:r>
+        <w:t>m_data</w:t>
+      </w:r>
+      <w:proofErr w:type="spellEnd"/>
+      <w:r>
+        <w:t>;</w:t>
+      </w:r>
+    </w:p>
+    <w:p>
+      <w:r>
+        <w:t xml:space="preserve">    u_int_1 *</w:t>
+      </w:r>
+      <w:proofErr w:type="spellStart"/>
+      <w:r>
+        <w:t>m_datastart</w:t>
+      </w:r>
+      <w:proofErr w:type="spellEnd"/>
+      <w:r>
+        <w:t>;</w:t>
+      </w:r>
+    </w:p>
+    <w:p>
+      <w:r>
+        <w:t xml:space="preserve">    u_int_2 </w:t>
+      </w:r>
+      <w:proofErr w:type="spellStart"/>
+      <w:r>
+        <w:t>m_len</w:t>
+      </w:r>
+      <w:proofErr w:type="spellEnd"/>
+      <w:r>
+        <w:t>;</w:t>
+      </w:r>
+    </w:p>
+    <w:p>
+      <w:r>
+        <w:t xml:space="preserve">    /* other fields */</w:t>
+      </w:r>
+    </w:p>
+    <w:p>
+      <w:r>
+        <w:t xml:space="preserve">    struct </w:t>
+      </w:r>
+      <w:proofErr w:type="spellStart"/>
+      <w:r>
+        <w:t>mbuf</w:t>
+      </w:r>
+      <w:proofErr w:type="spellEnd"/>
+      <w:r>
+        <w:t xml:space="preserve"> *</w:t>
+      </w:r>
+      <w:proofErr w:type="spellStart"/>
+      <w:r>
+        <w:t>m_next</w:t>
+      </w:r>
+      <w:proofErr w:type="spellEnd"/>
+      <w:r>
+        <w:t>;</w:t>
+      </w:r>
+    </w:p>
+    <w:p>
+      <w:r>
+        <w:t xml:space="preserve">    struct </w:t>
+      </w:r>
+      <w:proofErr w:type="spellStart"/>
+      <w:r>
+        <w:t>mbuf</w:t>
+      </w:r>
+      <w:proofErr w:type="spellEnd"/>
+      <w:r>
+        <w:t xml:space="preserve"> *</w:t>
+      </w:r>
+      <w:proofErr w:type="spellStart"/>
+      <w:r>
+        <w:t>m_nextpkt</w:t>
+      </w:r>
+      <w:proofErr w:type="spellEnd"/>
+      <w:r>
+        <w:t>;</w:t>
+      </w:r>
+    </w:p>
+    <w:p>
+      <w:r>
+        <w:t>};</w:t>
+      </w:r>
+    </w:p>
+    <w:p>
+      <w:r>
+        <w:t xml:space="preserve">The </w:t>
+      </w:r>
+      <w:proofErr w:type="spellStart"/>
+      <w:r>
+        <w:t>mbuf</w:t>
+      </w:r>
+      <w:proofErr w:type="spellEnd"/>
+      <w:r>
+        <w:t xml:space="preserve"> metadata and the packet payload are allocated separately.</w:t>
+      </w:r>
+    </w:p>
+    <w:p>
+      <w:r>
+        <w:t xml:space="preserve">That has a genuine advantage: if a packet needs 100 bytes, </w:t>
+      </w:r>
+      <w:r>
+        <w:t>ZEU</w:t>
+      </w:r>
+      <w:r>
+        <w:t xml:space="preserve"> can allocate 100 bytes rather than reserving a large fixed buffer for it.</w:t>
+      </w:r>
+    </w:p>
+    <w:p>
+      <w:r>
+        <w:t xml:space="preserve">The disadvantage is that </w:t>
+      </w:r>
+      <w:r>
+        <w:t>ZEU</w:t>
+      </w:r>
+      <w:r>
+        <w:t xml:space="preserve"> make two allocations per packet, and the payload allocations can have different sizes. Depending on the allocator and workload, that can increase fragmentation and make allocation latency less predictable.</w:t>
+      </w:r>
+    </w:p>
+    <w:p>
+      <w:r>
+        <w:t>The reviewer is therefore correct about the trade-off. But</w:t>
+      </w:r>
+      <w:r>
+        <w:t xml:space="preserve"> BERAK </w:t>
+      </w:r>
+      <w:r>
+        <w:t xml:space="preserve">presents the embedded-buffer design as an alternative to consider, not as proof that </w:t>
+      </w:r>
+      <w:proofErr w:type="spellStart"/>
+      <w:r>
+        <w:t>ZEURE</w:t>
+      </w:r>
+      <w:r>
+        <w:t>current</w:t>
+      </w:r>
+      <w:proofErr w:type="spellEnd"/>
+      <w:r>
+        <w:t xml:space="preserve"> design is defective.</w:t>
+      </w:r>
+    </w:p>
+    <w:p>
+      <w:pPr>
+        <w:rPr>
+          <w:b/>
+          <w:bCs/>
+        </w:rPr>
+      </w:pPr>
+      <w:r>
+        <w:rPr>
+          <w:b/>
+          <w:bCs/>
+        </w:rPr>
+        <w:t xml:space="preserve">His suggestion about </w:t>
+      </w:r>
+      <w:proofErr w:type="spellStart"/>
+      <w:r>
+        <w:rPr>
+          <w:b/>
+          <w:bCs/>
+        </w:rPr>
+        <w:t>mbuf_data_</w:t>
+      </w:r>
+      <w:proofErr w:type="gramStart"/>
+      <w:r>
+        <w:rPr>
+          <w:b/>
+          <w:bCs/>
+        </w:rPr>
+        <w:t>alloc</w:t>
+      </w:r>
+      <w:proofErr w:type="spellEnd"/>
+      <w:r>
+        <w:rPr>
+          <w:b/>
+          <w:bCs/>
+        </w:rPr>
+        <w:t>(</w:t>
+      </w:r>
+      <w:proofErr w:type="gramEnd"/>
+      <w:r>
+        <w:rPr>
+          <w:b/>
+          <w:bCs/>
+        </w:rPr>
+        <w:t>)</w:t>
+      </w:r>
+    </w:p>
+    <w:p>
+      <w:r>
+        <w:lastRenderedPageBreak/>
+        <w:t xml:space="preserve">He suggests changing the </w:t>
+      </w:r>
+      <w:proofErr w:type="spellStart"/>
+      <w:r>
+        <w:t>AP</w:t>
+      </w:r>
+      <w:r>
+        <w:t>NEUK</w:t>
+      </w:r>
+      <w:r>
+        <w:t>from</w:t>
+      </w:r>
+      <w:proofErr w:type="spellEnd"/>
+      <w:r>
+        <w:t>:</w:t>
+      </w:r>
+    </w:p>
+    <w:p>
+      <w:r>
+        <w:t>m-&gt;</w:t>
+      </w:r>
+      <w:proofErr w:type="spellStart"/>
+      <w:r>
+        <w:t>m_datastart</w:t>
+      </w:r>
+      <w:proofErr w:type="spellEnd"/>
+      <w:r>
+        <w:t xml:space="preserve"> = </w:t>
+      </w:r>
+      <w:proofErr w:type="spellStart"/>
+      <w:r>
+        <w:t>mbuf_data_alloc</w:t>
+      </w:r>
+      <w:proofErr w:type="spellEnd"/>
+      <w:r>
+        <w:t>(</w:t>
+      </w:r>
+      <w:proofErr w:type="spellStart"/>
+      <w:r>
+        <w:t>len</w:t>
+      </w:r>
+      <w:proofErr w:type="spellEnd"/>
+      <w:r>
+        <w:t>);</w:t>
+      </w:r>
+    </w:p>
+    <w:p>
+      <w:r>
+        <w:t>to something like:</w:t>
+      </w:r>
+    </w:p>
+    <w:p>
+      <w:proofErr w:type="spellStart"/>
+      <w:r>
+        <w:t>mbuf_data_</w:t>
+      </w:r>
+      <w:proofErr w:type="gramStart"/>
+      <w:r>
+        <w:t>alloc</w:t>
+      </w:r>
+      <w:proofErr w:type="spellEnd"/>
+      <w:r>
+        <w:t>(</w:t>
+      </w:r>
+      <w:proofErr w:type="gramEnd"/>
+      <w:r>
+        <w:t xml:space="preserve">m, </w:t>
+      </w:r>
+      <w:proofErr w:type="spellStart"/>
+      <w:r>
+        <w:t>len</w:t>
+      </w:r>
+      <w:proofErr w:type="spellEnd"/>
+      <w:r>
+        <w:t>);</w:t>
+      </w:r>
+    </w:p>
+    <w:p>
+      <w:r>
+        <w:t xml:space="preserve">where the function allocates the buffer and records it in the </w:t>
+      </w:r>
+      <w:proofErr w:type="spellStart"/>
+      <w:r>
+        <w:t>mbuf</w:t>
+      </w:r>
+      <w:proofErr w:type="spellEnd"/>
+      <w:r>
+        <w:t>.</w:t>
+      </w:r>
+    </w:p>
+    <w:p>
+      <w:r>
+        <w:t xml:space="preserve">That is a reasonable improvement to encapsulation: the allocation function becomes responsible for maintaining the </w:t>
+      </w:r>
+      <w:proofErr w:type="spellStart"/>
+      <w:r>
+        <w:t>mbuf's</w:t>
+      </w:r>
+      <w:proofErr w:type="spellEnd"/>
+      <w:r>
+        <w:t xml:space="preserve"> data-pointer state.</w:t>
+      </w:r>
+    </w:p>
+    <w:p>
+      <w:r>
+        <w:t xml:space="preserve">However, </w:t>
+      </w:r>
+      <w:proofErr w:type="spellStart"/>
+      <w:r>
+        <w:t>ZEURE</w:t>
+      </w:r>
+      <w:r>
+        <w:t>implementation</w:t>
+      </w:r>
+      <w:proofErr w:type="spellEnd"/>
+      <w:r>
+        <w:t xml:space="preserve"> has both </w:t>
+      </w:r>
+      <w:proofErr w:type="spellStart"/>
+      <w:r>
+        <w:t>m_datastart</w:t>
+      </w:r>
+      <w:proofErr w:type="spellEnd"/>
+      <w:r>
+        <w:t xml:space="preserve"> and </w:t>
+      </w:r>
+      <w:proofErr w:type="spellStart"/>
+      <w:r>
+        <w:t>m_data</w:t>
+      </w:r>
+      <w:proofErr w:type="spellEnd"/>
+      <w:r>
+        <w:t xml:space="preserve">. Since </w:t>
+      </w:r>
+      <w:proofErr w:type="spellStart"/>
+      <w:r>
+        <w:t>m_data</w:t>
+      </w:r>
+      <w:proofErr w:type="spellEnd"/>
+      <w:r>
+        <w:t xml:space="preserve"> can move while </w:t>
+      </w:r>
+      <w:proofErr w:type="spellStart"/>
+      <w:r>
+        <w:t>m_datastart</w:t>
+      </w:r>
+      <w:proofErr w:type="spellEnd"/>
+      <w:r>
+        <w:t xml:space="preserve"> retains the original allocation address, the function must manage those pointers correctly. Likewise, </w:t>
+      </w:r>
+      <w:proofErr w:type="spellStart"/>
+      <w:r>
+        <w:t>mbuf_data_free</w:t>
+      </w:r>
+      <w:proofErr w:type="spellEnd"/>
+      <w:r>
+        <w:t>(m) must free the original allocation, clear the relevant pointers, and avoid leaving dangling references.</w:t>
+      </w:r>
+    </w:p>
+    <w:p>
+      <w:r>
+        <w:t>NEURE</w:t>
+      </w:r>
+      <w:r>
+        <w:t xml:space="preserve"> </w:t>
+      </w:r>
+      <w:r>
+        <w:t>AHOLKU</w:t>
+      </w:r>
+      <w:r>
+        <w:t xml:space="preserve">: this is optional </w:t>
+      </w:r>
+      <w:proofErr w:type="spellStart"/>
+      <w:r>
+        <w:t>AP</w:t>
+      </w:r>
+      <w:r>
+        <w:t>NEUK</w:t>
+      </w:r>
+      <w:r>
+        <w:t>refinement</w:t>
+      </w:r>
+      <w:proofErr w:type="spellEnd"/>
+      <w:r>
+        <w:t xml:space="preserve">, not a prerequisite for Stage 2. </w:t>
+      </w:r>
+      <w:r>
+        <w:t>ZEU</w:t>
+      </w:r>
+      <w:r>
+        <w:t xml:space="preserve"> can adopt it if it makes ownership clearer, but </w:t>
+      </w:r>
+      <w:r>
+        <w:t>NEUK LEKIDOT</w:t>
+      </w:r>
+      <w:r>
+        <w:t xml:space="preserve"> not change it merely to agree with the reviewer.</w:t>
+      </w:r>
+    </w:p>
+    <w:p>
+      <w:pPr>
+        <w:rPr>
+          <w:b/>
+          <w:bCs/>
+        </w:rPr>
+      </w:pPr>
+      <w:r>
+        <w:rPr>
+          <w:b/>
+          <w:bCs/>
+        </w:rPr>
+        <w:t xml:space="preserve">3. </w:t>
+      </w:r>
+      <w:proofErr w:type="spellStart"/>
+      <w:r>
+        <w:rPr>
+          <w:b/>
+          <w:bCs/>
+        </w:rPr>
+        <w:t>Is</w:t>
+      </w:r>
+      <w:r>
+        <w:rPr>
+          <w:b/>
+          <w:bCs/>
+        </w:rPr>
+        <w:t>BERAN</w:t>
+      </w:r>
+      <w:r>
+        <w:rPr>
+          <w:b/>
+          <w:bCs/>
+        </w:rPr>
+        <w:t>embedded</w:t>
+      </w:r>
+      <w:proofErr w:type="spellEnd"/>
+      <w:r>
+        <w:rPr>
+          <w:b/>
+          <w:bCs/>
+        </w:rPr>
+        <w:t>-buffer proposal the right Stage 2?</w:t>
+      </w:r>
+    </w:p>
+    <w:p>
+      <w:r>
+        <w:t xml:space="preserve">It is a credible option, </w:t>
+      </w:r>
+      <w:proofErr w:type="spellStart"/>
+      <w:r>
+        <w:t>and</w:t>
+      </w:r>
+      <w:r>
+        <w:t>BERAN</w:t>
+      </w:r>
+      <w:r>
+        <w:t>argument</w:t>
+      </w:r>
+      <w:proofErr w:type="spellEnd"/>
+      <w:r>
+        <w:t xml:space="preserve"> is strongest if the driver needs predictable allocation time and bounded memory usage.</w:t>
+      </w:r>
+    </w:p>
+    <w:p>
+      <w:r>
+        <w:t>Conceptually, there are two approaches:</w:t>
+      </w:r>
+    </w:p>
+    <w:p>
+      <w:r>
+        <w:rPr>
+          <w:noProof/>
+        </w:rPr>
+        <w:lastRenderedPageBreak/>
+        <w:drawing>
+          <wp:inline distT="0" distB="0" distL="0" distR="0" wp14:anchorId="0EEEA613" wp14:editId="6414BF59">
+            <wp:extent cx="5731510" cy="4846955"/>
+            <wp:effectExtent l="0" t="0" r="0" b="0"/>
+            <wp:docPr id="2130994821" name="Picture 4" descr="Remote iPhone Exploitation Part 3: From Memory Corruption to JavaScript and Back -- Gaining Code Execution - Project Zero"/>
+            <wp:cNvGraphicFramePr>
+              <a:graphicFrameLocks xmlns:a="http://schemas.openxmlformats.org/drawingml/2006/main" noChangeAspect="1"/>
+            </wp:cNvGraphicFramePr>
+            <a:graphic xmlns:a="http://schemas.openxmlformats.org/drawingml/2006/main">
+              <a:graphicData uri="http://schemas.openxmlformats.org/drawingml/2006/picture">
+                <pic:pic xmlns:pic="http://schemas.openxmlformats.org/drawingml/2006/picture">
+                  <pic:nvPicPr>
+                    <pic:cNvPr id="0" name="Picture 11" descr="Remote iPhone Exploitation Part 3: From Memory Corruption to JavaScript and Back -- Gaining Code Execution - Project Zero"/>
+                    <pic:cNvPicPr>
+                      <a:picLocks noChangeAspect="1" noChangeArrowheads="1"/>
+                    </pic:cNvPicPr>
+                  </pic:nvPicPr>
+                  <pic:blipFill>
+                    <a:blip r:embed="rId5">
+                      <a:extLst>
+                        <a:ext uri="{28A0092B-C50C-407E-A947-70E740481C1C}">
+                          <a14:useLocalDpi xmlns:a14="http://schemas.microsoft.com/office/drawing/2010/main" val="0"/>
+                        </a:ext>
+                      </a:extLst>
+                    </a:blip>
+                    <a:srcRect/>
+                    <a:stretch>
+                      <a:fillRect/>
+                    </a:stretch>
+                  </pic:blipFill>
+                  <pic:spPr bwMode="auto">
+                    <a:xfrm>
+                      <a:off x="0" y="0"/>
+                      <a:ext cx="5731510" cy="4846955"/>
+                    </a:xfrm>
+                    <a:prstGeom prst="rect">
+                      <a:avLst/>
+                    </a:prstGeom>
+                    <a:noFill/>
+                    <a:ln>
+                      <a:noFill/>
+                    </a:ln>
+                  </pic:spPr>
+                </pic:pic>
+              </a:graphicData>
+            </a:graphic>
+          </wp:inline>
+        </w:drawing>
+      </w:r>
+    </w:p>
+    <w:p>
+      <w:r>
+        <w:t>Option A — separate payload allocation</w:t>
+      </w:r>
+    </w:p>
+    <w:p>
+      <w:proofErr w:type="spellStart"/>
+      <w:r>
+        <w:t>ZEURE</w:t>
+      </w:r>
+      <w:r>
+        <w:t>current</w:t>
+      </w:r>
+      <w:proofErr w:type="spellEnd"/>
+      <w:r>
+        <w:t xml:space="preserve"> design</w:t>
+      </w:r>
+    </w:p>
+    <w:p>
+      <w:pPr>
+        <w:numPr>
+          <w:ilvl w:val="0"/>
+          <w:numId w:val="2"/>
+        </w:numPr>
+      </w:pPr>
+      <w:r>
+        <w:t xml:space="preserve">Each </w:t>
+      </w:r>
+      <w:proofErr w:type="spellStart"/>
+      <w:r>
+        <w:t>mbuf</w:t>
+      </w:r>
+      <w:proofErr w:type="spellEnd"/>
+      <w:r>
+        <w:t xml:space="preserve"> has its own metadata allocation.</w:t>
+      </w:r>
+    </w:p>
+    <w:p>
+      <w:pPr>
+        <w:numPr>
+          <w:ilvl w:val="0"/>
+          <w:numId w:val="2"/>
+        </w:numPr>
+      </w:pPr>
+      <w:r>
+        <w:t>Its payload has a separate, variable-sized allocation.</w:t>
+      </w:r>
+    </w:p>
+    <w:p>
+      <w:pPr>
+        <w:numPr>
+          <w:ilvl w:val="0"/>
+          <w:numId w:val="2"/>
+        </w:numPr>
+      </w:pPr>
+      <w:r>
+        <w:t>Can reduce wasted buffer capacity.</w:t>
+      </w:r>
+    </w:p>
+    <w:p>
+      <w:pPr>
+        <w:numPr>
+          <w:ilvl w:val="0"/>
+          <w:numId w:val="2"/>
+        </w:numPr>
+      </w:pPr>
+      <w:r>
+        <w:t>Requires a strategy for variable-sized allocations and fragmentation.</w:t>
+      </w:r>
+    </w:p>
+    <w:p>
+      <w:r>
+        <w:rPr>
+          <w:noProof/>
+        </w:rPr>
+        <w:lastRenderedPageBreak/>
+        <w:drawing>
+          <wp:inline distT="0" distB="0" distL="0" distR="0" wp14:anchorId="7465CFA9" wp14:editId="776945E3">
+            <wp:extent cx="5731510" cy="5731510"/>
+            <wp:effectExtent l="0" t="0" r="0" b="0"/>
+            <wp:docPr id="1844019632" name="Picture 3"/>
+            <wp:cNvGraphicFramePr>
+              <a:graphicFrameLocks xmlns:a="http://schemas.openxmlformats.org/drawingml/2006/main" noChangeAspect="1"/>
+            </wp:cNvGraphicFramePr>
+            <a:graphic xmlns:a="http://schemas.openxmlformats.org/drawingml/2006/main">
+              <a:graphicData uri="http://schemas.openxmlformats.org/drawingml/2006/picture">
+                <pic:pic xmlns:pic="http://schemas.openxmlformats.org/drawingml/2006/picture">
+                  <pic:nvPicPr>
+                    <pic:cNvPr id="0" name="Picture 12"/>
+                    <pic:cNvPicPr>
+                      <a:picLocks noChangeAspect="1" noChangeArrowheads="1"/>
+                    </pic:cNvPicPr>
+                  </pic:nvPicPr>
+                  <pic:blipFill>
+                    <a:blip r:embed="rId6">
+                      <a:extLst>
+                        <a:ext uri="{28A0092B-C50C-407E-A947-70E740481C1C}">
+                          <a14:useLocalDpi xmlns:a14="http://schemas.microsoft.com/office/drawing/2010/main" val="0"/>
+                        </a:ext>
+                      </a:extLst>
+                    </a:blip>
+                    <a:srcRect/>
+                    <a:stretch>
+                      <a:fillRect/>
+                    </a:stretch>
+                  </pic:blipFill>
+                  <pic:spPr bwMode="auto">
+                    <a:xfrm>
+                      <a:off x="0" y="0"/>
+                      <a:ext cx="5731510" cy="5731510"/>
+                    </a:xfrm>
+                    <a:prstGeom prst="rect">
+                      <a:avLst/>
+                    </a:prstGeom>
+                    <a:noFill/>
+                    <a:ln>
+                      <a:noFill/>
+                    </a:ln>
+                  </pic:spPr>
+                </pic:pic>
+              </a:graphicData>
+            </a:graphic>
+          </wp:inline>
+        </w:drawing>
+      </w:r>
+    </w:p>
+    <w:p>
+      <w:r>
+        <w:t xml:space="preserve">Option B — fixed-size </w:t>
+      </w:r>
+      <w:proofErr w:type="spellStart"/>
+      <w:r>
+        <w:t>mbuf</w:t>
+      </w:r>
+      <w:proofErr w:type="spellEnd"/>
+      <w:r>
+        <w:t xml:space="preserve"> pool with embedded payload</w:t>
+      </w:r>
+    </w:p>
+    <w:p>
+      <w:r>
+        <w:t>His proposed alternative</w:t>
+      </w:r>
+    </w:p>
+    <w:p>
+      <w:pPr>
+        <w:numPr>
+          <w:ilvl w:val="0"/>
+          <w:numId w:val="3"/>
+        </w:numPr>
+      </w:pPr>
+      <w:r>
+        <w:t xml:space="preserve">Each pool element contains the </w:t>
+      </w:r>
+      <w:proofErr w:type="spellStart"/>
+      <w:r>
+        <w:t>mbuf</w:t>
+      </w:r>
+      <w:proofErr w:type="spellEnd"/>
+      <w:r>
+        <w:t xml:space="preserve"> and its buffer.</w:t>
+      </w:r>
+    </w:p>
+    <w:p>
+      <w:pPr>
+        <w:numPr>
+          <w:ilvl w:val="0"/>
+          <w:numId w:val="3"/>
+        </w:numPr>
+      </w:pPr>
+      <w:r>
+        <w:t>Allocation and release can be constant-time with a suitable free-list design.</w:t>
+      </w:r>
+    </w:p>
+    <w:p>
+      <w:pPr>
+        <w:numPr>
+          <w:ilvl w:val="0"/>
+          <w:numId w:val="3"/>
+        </w:numPr>
+      </w:pPr>
+      <w:r>
+        <w:t>Memory consumption is bounded by pool capacity.</w:t>
+      </w:r>
+    </w:p>
+    <w:p>
+      <w:pPr>
+        <w:numPr>
+          <w:ilvl w:val="0"/>
+          <w:numId w:val="3"/>
+        </w:numPr>
+      </w:pPr>
+      <w:r>
+        <w:t>Some buffer space may be wasted, and the pool can run out.</w:t>
+      </w:r>
+    </w:p>
+    <w:p>
+      <w:r>
+        <w:t xml:space="preserve">There is one important qualification </w:t>
+      </w:r>
+      <w:proofErr w:type="spellStart"/>
+      <w:r>
+        <w:t>to</w:t>
+      </w:r>
+      <w:r>
+        <w:t>BERAN</w:t>
+      </w:r>
+      <w:r>
+        <w:t>argument</w:t>
+      </w:r>
+      <w:proofErr w:type="spellEnd"/>
+      <w:r>
+        <w:t xml:space="preserve">: putting a buffer inside an </w:t>
+      </w:r>
+      <w:proofErr w:type="spellStart"/>
+      <w:r>
+        <w:t>mbuf</w:t>
+      </w:r>
+      <w:proofErr w:type="spellEnd"/>
+      <w:r>
+        <w:t xml:space="preserve"> does not, by itself, guarantee deterministic allocation or release. </w:t>
+      </w:r>
+      <w:r>
+        <w:t>ZEU</w:t>
+      </w:r>
+      <w:r>
+        <w:t xml:space="preserve"> need a properly designed pool, defined exhaustion behaviour, and no fallback to arbitrary heap allocations on the real-time path.</w:t>
+      </w:r>
+    </w:p>
+    <w:p>
+      <w:pPr>
+        <w:rPr>
+          <w:b/>
+          <w:bCs/>
+        </w:rPr>
+      </w:pPr>
+      <w:r>
+        <w:rPr>
+          <w:b/>
+          <w:bCs/>
+        </w:rPr>
+        <w:t>Is a 184-byte MTU enough to justify an embedded buffer?</w:t>
+      </w:r>
+    </w:p>
+    <w:p>
+      <w:r>
+        <w:t>It makes the proposal worth investigating, but it is not sufficient by itself to determine the buffer size.</w:t>
+      </w:r>
+    </w:p>
+    <w:p>
+      <w:r>
+        <w:lastRenderedPageBreak/>
+        <w:t>ZEU</w:t>
+      </w:r>
+      <w:r>
+        <w:t xml:space="preserve"> need to establish:</w:t>
+      </w:r>
+    </w:p>
+    <w:p>
+      <w:pPr>
+        <w:numPr>
+          <w:ilvl w:val="0"/>
+          <w:numId w:val="4"/>
+        </w:numPr>
+      </w:pPr>
+      <w:r>
+        <w:t>Whether 184 bytes refers to the complete IP packet or only its payload.</w:t>
+      </w:r>
+    </w:p>
+    <w:p>
+      <w:pPr>
+        <w:numPr>
+          <w:ilvl w:val="0"/>
+          <w:numId w:val="4"/>
+        </w:numPr>
+      </w:pPr>
+      <w:r>
+        <w:t>Whether the driver handles Ethernet headers, additional encapsulation, or other overhead.</w:t>
+      </w:r>
+    </w:p>
+    <w:p>
+      <w:pPr>
+        <w:numPr>
+          <w:ilvl w:val="0"/>
+          <w:numId w:val="4"/>
+        </w:numPr>
+      </w:pPr>
+      <w:r>
+        <w:t xml:space="preserve">Whether </w:t>
+      </w:r>
+      <w:proofErr w:type="spellStart"/>
+      <w:r>
+        <w:t>m_</w:t>
+      </w:r>
+      <w:proofErr w:type="gramStart"/>
+      <w:r>
+        <w:t>prepend</w:t>
+      </w:r>
+      <w:proofErr w:type="spellEnd"/>
+      <w:r>
+        <w:t>(</w:t>
+      </w:r>
+      <w:proofErr w:type="gramEnd"/>
+      <w:r>
+        <w:t>) requires headroom.</w:t>
+      </w:r>
+    </w:p>
+    <w:p>
+      <w:pPr>
+        <w:numPr>
+          <w:ilvl w:val="0"/>
+          <w:numId w:val="4"/>
+        </w:numPr>
+      </w:pPr>
+      <w:r>
+        <w:t>Whether any packets can exceed the normal MTU.</w:t>
+      </w:r>
+    </w:p>
+    <w:p>
+      <w:pPr>
+        <w:numPr>
+          <w:ilvl w:val="0"/>
+          <w:numId w:val="4"/>
+        </w:numPr>
+      </w:pPr>
+      <w:r>
+        <w:t xml:space="preserve">Whether </w:t>
+      </w:r>
+      <w:proofErr w:type="spellStart"/>
+      <w:r>
+        <w:t>mbuf</w:t>
+      </w:r>
+      <w:proofErr w:type="spellEnd"/>
+      <w:r>
+        <w:t xml:space="preserve"> chains are used for larger packets or fragments.</w:t>
+      </w:r>
+    </w:p>
+    <w:p>
+      <w:r>
+        <w:t xml:space="preserve">For example, if 184 bytes is the maximum IP packet size and the TAP path includes a 14-byte Ethernet header, a buffer for the complete frame </w:t>
+      </w:r>
+      <w:r>
+        <w:t>LEKIDAU</w:t>
+      </w:r>
+      <w:r>
+        <w:t xml:space="preserve"> need at least 198 bytes, before allowing for any additional headroom or other requirements.</w:t>
+      </w:r>
+    </w:p>
+    <w:p>
+      <w:r>
+        <w:t xml:space="preserve">Also, because </w:t>
+      </w:r>
+      <w:proofErr w:type="spellStart"/>
+      <w:r>
+        <w:t>ZEURE</w:t>
+      </w:r>
+      <w:r>
+        <w:t>current</w:t>
+      </w:r>
+      <w:proofErr w:type="spellEnd"/>
+      <w:r>
+        <w:t xml:space="preserve"> </w:t>
+      </w:r>
+      <w:proofErr w:type="spellStart"/>
+      <w:r>
+        <w:t>m_</w:t>
+      </w:r>
+      <w:proofErr w:type="gramStart"/>
+      <w:r>
+        <w:t>prepend</w:t>
+      </w:r>
+      <w:proofErr w:type="spellEnd"/>
+      <w:r>
+        <w:t>(</w:t>
+      </w:r>
+      <w:proofErr w:type="gramEnd"/>
+      <w:r>
+        <w:t xml:space="preserve">) grows the buffer by allocating a new one, an embedded-buffer implementation </w:t>
+      </w:r>
+      <w:r>
+        <w:t>LEKIDAU</w:t>
+      </w:r>
+      <w:r>
+        <w:t xml:space="preserve"> need a different prepend strategy. </w:t>
+      </w:r>
+      <w:r>
+        <w:t>ZEU</w:t>
+      </w:r>
+      <w:r>
+        <w:t xml:space="preserve"> could reserve headroom in advance, or support chains or multiple buffer sizes. That is a real Stage 2 design decision, not something </w:t>
+      </w:r>
+      <w:proofErr w:type="spellStart"/>
+      <w:r>
+        <w:t>ZEURE</w:t>
+      </w:r>
+      <w:r>
+        <w:t>Stage</w:t>
+      </w:r>
+      <w:proofErr w:type="spellEnd"/>
+      <w:r>
+        <w:t xml:space="preserve"> 1 wrappers need to solve.</w:t>
+      </w:r>
+    </w:p>
+    <w:p>
+      <w:pPr>
+        <w:rPr>
+          <w:b/>
+          <w:bCs/>
+        </w:rPr>
+      </w:pPr>
+      <w:r>
+        <w:rPr>
+          <w:b/>
+          <w:bCs/>
+        </w:rPr>
+        <w:t>4. What about the allocation counters?</w:t>
+      </w:r>
+    </w:p>
+    <w:p>
+      <w:r>
+        <w:t xml:space="preserve">This is the suggestion </w:t>
+      </w:r>
+      <w:r>
+        <w:t>NEUK LEKIDOT</w:t>
+      </w:r>
+      <w:r>
+        <w:t xml:space="preserve"> take seriously now.</w:t>
+      </w:r>
+    </w:p>
+    <w:p>
+      <w:proofErr w:type="spellStart"/>
+      <w:r>
+        <w:t>ZEURE</w:t>
+      </w:r>
+      <w:r>
+        <w:t>wrappers</w:t>
+      </w:r>
+      <w:proofErr w:type="spellEnd"/>
+      <w:r>
+        <w:t xml:space="preserve"> provide a convenient place to instrument allocations without spreading diagnostic code throughout the driver.</w:t>
+      </w:r>
+    </w:p>
+    <w:p>
+      <w:r>
+        <w:t xml:space="preserve">For example, </w:t>
+      </w:r>
+      <w:r>
+        <w:t>ZEU</w:t>
+      </w:r>
+      <w:r>
+        <w:t xml:space="preserve"> could track:</w:t>
+      </w:r>
+    </w:p>
+    <w:p>
+      <w:pPr>
+        <w:numPr>
+          <w:ilvl w:val="0"/>
+          <w:numId w:val="5"/>
+        </w:numPr>
+      </w:pPr>
+      <w:r>
+        <w:t xml:space="preserve">Current number of allocated </w:t>
+      </w:r>
+      <w:proofErr w:type="spellStart"/>
+      <w:r>
+        <w:t>mbuf</w:t>
+      </w:r>
+      <w:proofErr w:type="spellEnd"/>
+      <w:r>
+        <w:t xml:space="preserve"> objects.</w:t>
+      </w:r>
+    </w:p>
+    <w:p>
+      <w:pPr>
+        <w:numPr>
+          <w:ilvl w:val="0"/>
+          <w:numId w:val="5"/>
+        </w:numPr>
+      </w:pPr>
+      <w:r>
+        <w:t>Maximum number simultaneously allocated.</w:t>
+      </w:r>
+    </w:p>
+    <w:p>
+      <w:pPr>
+        <w:numPr>
+          <w:ilvl w:val="0"/>
+          <w:numId w:val="5"/>
+        </w:numPr>
+      </w:pPr>
+      <w:r>
+        <w:t>Total successful allocations.</w:t>
+      </w:r>
+    </w:p>
+    <w:p>
+      <w:pPr>
+        <w:numPr>
+          <w:ilvl w:val="0"/>
+          <w:numId w:val="5"/>
+        </w:numPr>
+      </w:pPr>
+      <w:r>
+        <w:t>Allocation failures.</w:t>
+      </w:r>
+    </w:p>
+    <w:p>
+      <w:r>
+        <w:t>The key metric for sizing a pool is maximum concurrent usage, not the total number of allocations over the lifetime of the driver.</w:t>
+      </w:r>
+    </w:p>
+    <w:p>
+      <w:r>
+        <w:t>There are some caveats:</w:t>
+      </w:r>
+    </w:p>
+    <w:p>
+      <w:pPr>
+        <w:numPr>
+          <w:ilvl w:val="0"/>
+          <w:numId w:val="6"/>
+        </w:numPr>
+      </w:pPr>
+      <w:r>
+        <w:t>Increment counters only after successful allocation.</w:t>
+      </w:r>
+    </w:p>
+    <w:p>
+      <w:pPr>
+        <w:numPr>
+          <w:ilvl w:val="0"/>
+          <w:numId w:val="6"/>
+        </w:numPr>
+      </w:pPr>
+      <w:r>
+        <w:t>Decrement only when an allocated object is actually released.</w:t>
+      </w:r>
+    </w:p>
+    <w:p>
+      <w:pPr>
+        <w:numPr>
+          <w:ilvl w:val="0"/>
+          <w:numId w:val="6"/>
+        </w:numPr>
+      </w:pPr>
+      <w:r>
+        <w:t>Handle pool exhaustion explicitly in Stage 2.</w:t>
+      </w:r>
+    </w:p>
+    <w:p>
+      <w:pPr>
+        <w:numPr>
+          <w:ilvl w:val="0"/>
+          <w:numId w:val="6"/>
+        </w:numPr>
+      </w:pPr>
+      <w:r>
+        <w:t xml:space="preserve">If multiple threads can allocate or release </w:t>
+      </w:r>
+      <w:proofErr w:type="spellStart"/>
+      <w:r>
+        <w:t>mbufs</w:t>
+      </w:r>
+      <w:proofErr w:type="spellEnd"/>
+      <w:r>
+        <w:t>, protect the counters appropriately.</w:t>
+      </w:r>
+    </w:p>
+    <w:p>
+      <w:pPr>
+        <w:numPr>
+          <w:ilvl w:val="0"/>
+          <w:numId w:val="6"/>
+        </w:numPr>
+      </w:pPr>
+      <w:r>
+        <w:t>A counter that rises continuously may indicate a leak, but could also reflect legitimately retained objects. A negative count usually indicates incorrect accounting or a double release.</w:t>
+      </w:r>
+    </w:p>
+    <w:p>
+      <w:r>
+        <w:t>NEUK LEKIDOT</w:t>
+      </w:r>
+      <w:r>
+        <w:t xml:space="preserve"> consider this a useful, relatively small addition to Stage 1 if instrumentation is within the ticket's scope. Otherwise, it can be a separate preparatory task. It does not require implementing the pool.</w:t>
+      </w:r>
+    </w:p>
+    <w:p>
+      <w:pPr>
+        <w:rPr>
+          <w:b/>
+          <w:bCs/>
+        </w:rPr>
+      </w:pPr>
+      <w:r>
+        <w:rPr>
+          <w:b/>
+          <w:bCs/>
+        </w:rPr>
+        <w:lastRenderedPageBreak/>
+        <w:t xml:space="preserve">5. Does this feedback affect </w:t>
+      </w:r>
+      <w:proofErr w:type="spellStart"/>
+      <w:r>
+        <w:rPr>
+          <w:b/>
+          <w:bCs/>
+        </w:rPr>
+        <w:t>ZEURE</w:t>
+      </w:r>
+      <w:r>
+        <w:rPr>
+          <w:b/>
+          <w:bCs/>
+        </w:rPr>
+        <w:t>final</w:t>
+      </w:r>
+      <w:proofErr w:type="spellEnd"/>
+      <w:r>
+        <w:rPr>
+          <w:b/>
+          <w:bCs/>
+        </w:rPr>
+        <w:t xml:space="preserve"> Stage 2?</w:t>
+      </w:r>
+    </w:p>
+    <w:p>
+      <w:r>
+        <w:t xml:space="preserve">Yes, but mainly by identifying design questions that Stage 2 must answer. It does not invalidate </w:t>
+      </w:r>
+      <w:proofErr w:type="spellStart"/>
+      <w:r>
+        <w:t>ZEURE</w:t>
+      </w:r>
+      <w:r>
+        <w:t>Stage</w:t>
+      </w:r>
+      <w:proofErr w:type="spellEnd"/>
+      <w:r>
+        <w:t xml:space="preserve"> 1 work.</w:t>
+      </w:r>
+    </w:p>
+    <w:p>
+      <w:r>
+        <w:t>NEUK LEKIDOT</w:t>
+      </w:r>
+      <w:r>
+        <w:t xml:space="preserve"> approach Stage 2 in this order:</w:t>
+      </w:r>
+    </w:p>
+    <w:p>
+      <w:r>
+        <w:t>Stage 1 — abstraction (complete)</w:t>
+      </w:r>
+    </w:p>
+    <w:p>
+      <w:r>
+        <w:t>Typed allocation and deallocation wrappers are in place. Existing allocation behaviour and ownership semantics have been preserved.</w:t>
+      </w:r>
+    </w:p>
+    <w:p>
+      <w:r>
+        <w:t>Preparation — establish requirements</w:t>
+      </w:r>
+    </w:p>
+    <w:p>
+      <w:r>
+        <w:t xml:space="preserve">Measure peak concurrent </w:t>
+      </w:r>
+      <w:proofErr w:type="spellStart"/>
+      <w:r>
+        <w:t>mbuf</w:t>
+      </w:r>
+      <w:proofErr w:type="spellEnd"/>
+      <w:r>
+        <w:t xml:space="preserve"> usage, confirm maximum frame sizes and headroom requirements, and identify the driver's allocation and release paths.</w:t>
+      </w:r>
+    </w:p>
+    <w:p>
+      <w:r>
+        <w:t>Stage 2 — choose and implement the allocator</w:t>
+      </w:r>
+    </w:p>
+    <w:p>
+      <w:r>
+        <w:t>Decide between an embedded-buffer pool, a separate payload-buffer pool, or a hybrid. Define capacity, exhaustion handling, and instrumentation, then implement and test the chosen design.</w:t>
+      </w:r>
+    </w:p>
+    <w:p>
+      <w:r>
+        <w:t>ZEU</w:t>
+      </w:r>
+      <w:r>
+        <w:t xml:space="preserve"> should not assume that all the allocation types need the same pooling strategy. </w:t>
+      </w:r>
+      <w:proofErr w:type="spellStart"/>
+      <w:r>
+        <w:t>ZEURE</w:t>
+      </w:r>
+      <w:r>
+        <w:t>flow</w:t>
+      </w:r>
+      <w:proofErr w:type="spellEnd"/>
+      <w:r>
+        <w:t xml:space="preserve"> and </w:t>
+      </w:r>
+      <w:proofErr w:type="spellStart"/>
+      <w:r>
+        <w:t>subflow</w:t>
+      </w:r>
+      <w:proofErr w:type="spellEnd"/>
+      <w:r>
+        <w:t xml:space="preserve"> objects are fixed-size, whereas </w:t>
+      </w:r>
+      <w:proofErr w:type="spellStart"/>
+      <w:r>
+        <w:t>mbuf</w:t>
+      </w:r>
+      <w:proofErr w:type="spellEnd"/>
+      <w:r>
+        <w:t xml:space="preserve"> payloads have different requirements. The wrappers allow </w:t>
+      </w:r>
+      <w:r>
+        <w:t>ZEU</w:t>
+      </w:r>
+      <w:r>
+        <w:t xml:space="preserve"> to implement those strategies independently.</w:t>
+      </w:r>
+    </w:p>
+    <w:p>
+      <w:pPr>
+        <w:rPr>
+          <w:b/>
+          <w:bCs/>
+        </w:rPr>
+      </w:pPr>
+      <w:r>
+        <w:rPr>
+          <w:b/>
+          <w:bCs/>
+        </w:rPr>
+        <w:t xml:space="preserve">6. Is the reviewer </w:t>
+      </w:r>
+      <w:proofErr w:type="spellStart"/>
+      <w:r>
+        <w:rPr>
+          <w:b/>
+          <w:bCs/>
+        </w:rPr>
+        <w:t>dolor</w:t>
+      </w:r>
+      <w:proofErr w:type="spellEnd"/>
+      <w:r>
+        <w:rPr>
+          <w:b/>
+          <w:bCs/>
+        </w:rPr>
+        <w:t xml:space="preserve"> the cabeza</w:t>
+      </w:r>
+      <w:r>
+        <w:rPr>
+          <w:b/>
+          <w:bCs/>
+        </w:rPr>
+        <w:t>?</w:t>
+      </w:r>
+    </w:p>
+    <w:p>
+      <w:r>
+        <w:t>NEUK LEKIDOT</w:t>
+      </w:r>
+      <w:r>
+        <w:t xml:space="preserve"> separate the tone from the technical substance.</w:t>
+      </w:r>
+    </w:p>
+    <w:p>
+      <w:r>
+        <w:t>His feedback is constructive in several respects:</w:t>
+      </w:r>
+      <w:r>
+        <w:t xml:space="preserve"> BERAK </w:t>
+      </w:r>
+      <w:r>
+        <w:t xml:space="preserve">acknowledges Stage 1 as a useful first step, identifies a potential </w:t>
+      </w:r>
+      <w:proofErr w:type="spellStart"/>
+      <w:r>
+        <w:t>AP</w:t>
+      </w:r>
+      <w:r>
+        <w:t>NEUK</w:t>
+      </w:r>
+      <w:r>
+        <w:t>improvement</w:t>
+      </w:r>
+      <w:proofErr w:type="spellEnd"/>
+      <w:r>
+        <w:t>, explains the variable-allocation trade-off, and proposes instrumentation to inform pool sizing.</w:t>
+      </w:r>
+    </w:p>
+    <w:p>
+      <w:r>
+        <w:t xml:space="preserve">Where </w:t>
+      </w:r>
+      <w:r>
+        <w:t>ZEU</w:t>
+      </w:r>
+      <w:r>
+        <w:t xml:space="preserve"> should be careful is if the discussion starts </w:t>
+      </w:r>
+      <w:proofErr w:type="spellStart"/>
+      <w:r>
+        <w:t>treating</w:t>
+      </w:r>
+      <w:r>
+        <w:t>BERAN</w:t>
+      </w:r>
+      <w:r>
+        <w:t>embedded</w:t>
+      </w:r>
+      <w:proofErr w:type="spellEnd"/>
+      <w:r>
+        <w:t>-buffer proposal as the only acceptable Stage 2 before the requirements have been established. It is a design hypothesis, not yet a demonstrated requirement.</w:t>
+      </w:r>
+    </w:p>
+    <w:p>
+      <w:proofErr w:type="spellStart"/>
+      <w:r>
+        <w:t>ZEURE</w:t>
+      </w:r>
+      <w:r>
+        <w:t>Stage</w:t>
+      </w:r>
+      <w:proofErr w:type="spellEnd"/>
+      <w:r>
+        <w:t xml:space="preserve"> 1 ticket and </w:t>
+      </w:r>
+      <w:proofErr w:type="spellStart"/>
+      <w:r>
+        <w:t>ZEURE</w:t>
+      </w:r>
+      <w:r>
+        <w:t>eventual</w:t>
+      </w:r>
+      <w:proofErr w:type="spellEnd"/>
+      <w:r>
+        <w:t xml:space="preserve"> Stage 2 implementation have different objectives. Stage 1 creates the abstraction boundary; Stage 2 replaces the underlying allocation strategy. The latter can be informed by this feedback without requiring </w:t>
+      </w:r>
+      <w:r>
+        <w:t>ZEU</w:t>
+      </w:r>
+      <w:r>
+        <w:t xml:space="preserve"> to redo the former.</w:t>
+      </w:r>
+    </w:p>
+    <w:p>
+      <w:r>
+        <w:t>NEURE</w:t>
+      </w:r>
+      <w:r>
+        <w:t xml:space="preserve"> </w:t>
+      </w:r>
+      <w:r>
+        <w:t>AHOLKU</w:t>
+      </w:r>
+      <w:r>
+        <w:t xml:space="preserve"> is to retain </w:t>
+      </w:r>
+      <w:proofErr w:type="spellStart"/>
+      <w:r>
+        <w:t>ZEURE</w:t>
+      </w:r>
+      <w:r>
+        <w:t>Stage</w:t>
+      </w:r>
+      <w:proofErr w:type="spellEnd"/>
+      <w:r>
+        <w:t xml:space="preserve"> 1 implementation, consider the counters as a useful addition, and use the embedded-buffer proposal as one candidate for Stage 2 rather than committing to it prematurely.</w:t>
+      </w:r>
+    </w:p>
+    <w:p>
+      <w:r>
+        <w:rPr>
+          <w:highlight w:val="cyan"/>
+        </w:rPr>
+        <w:t>************************************************************************</w:t>
+      </w:r>
+    </w:p>
+    <w:p>
+      <w:r>
+        <w:rPr>
+          <w:highlight w:val="cyan"/>
+        </w:rPr>
+        <w:t>Code updates</w:t>
+      </w:r>
+    </w:p>
+    <w:p/>
+    <w:p>
+      <w:r>
+        <w:t>NEUKAHOLKU</w:t>
+      </w:r>
+      <w:r>
+        <w:t xml:space="preserve"> adding the counters inside </w:t>
+      </w:r>
+      <w:proofErr w:type="spellStart"/>
+      <w:r>
+        <w:t>ZEURE</w:t>
+      </w:r>
+      <w:r>
+        <w:t>existing</w:t>
+      </w:r>
+      <w:proofErr w:type="spellEnd"/>
+      <w:r>
+        <w:t xml:space="preserve"> </w:t>
+      </w:r>
+      <w:proofErr w:type="spellStart"/>
+      <w:r>
+        <w:t>allocation_abstraction</w:t>
+      </w:r>
+      <w:proofErr w:type="spellEnd"/>
+      <w:r>
+        <w:t xml:space="preserve"> module. That keeps the instrumentation in one place and means </w:t>
+      </w:r>
+      <w:r>
+        <w:t>ZEU</w:t>
+      </w:r>
+      <w:r>
+        <w:t xml:space="preserve"> can measure actual </w:t>
+      </w:r>
+      <w:proofErr w:type="spellStart"/>
+      <w:r>
+        <w:t>mbuf</w:t>
+      </w:r>
+      <w:proofErr w:type="spellEnd"/>
+      <w:r>
+        <w:t xml:space="preserve"> usage before deciding how large the Stage 2 pool should be.</w:t>
+      </w:r>
+    </w:p>
+    <w:p>
+      <w:r>
+        <w:t>For Stage 1, track four things:</w:t>
+      </w:r>
+    </w:p>
+    <w:p>
+      <w:pPr>
+        <w:numPr>
+          <w:ilvl w:val="0"/>
+          <w:numId w:val="7"/>
+        </w:numPr>
+      </w:pPr>
+      <w:r>
+        <w:lastRenderedPageBreak/>
+        <w:t xml:space="preserve">Current usage: number of </w:t>
+      </w:r>
+      <w:proofErr w:type="spellStart"/>
+      <w:r>
+        <w:t>mbuf</w:t>
+      </w:r>
+      <w:proofErr w:type="spellEnd"/>
+      <w:r>
+        <w:t xml:space="preserve"> objects currently allocated.</w:t>
+      </w:r>
+    </w:p>
+    <w:p>
+      <w:pPr>
+        <w:numPr>
+          <w:ilvl w:val="0"/>
+          <w:numId w:val="7"/>
+        </w:numPr>
+      </w:pPr>
+      <w:r>
+        <w:t>Peak usage: maximum number allocated simultaneously.</w:t>
+      </w:r>
+    </w:p>
+    <w:p>
+      <w:pPr>
+        <w:numPr>
+          <w:ilvl w:val="0"/>
+          <w:numId w:val="7"/>
+        </w:numPr>
+      </w:pPr>
+      <w:r>
+        <w:t>Total allocations: cumulative successful allocations.</w:t>
+      </w:r>
+    </w:p>
+    <w:p>
+      <w:pPr>
+        <w:numPr>
+          <w:ilvl w:val="0"/>
+          <w:numId w:val="7"/>
+        </w:numPr>
+      </w:pPr>
+      <w:r>
+        <w:t>Allocation failures: unsuccessful allocation attempts.</w:t>
+      </w:r>
+    </w:p>
+    <w:p>
+      <w:r>
+        <w:t xml:space="preserve">One important detail for </w:t>
+      </w:r>
+      <w:proofErr w:type="spellStart"/>
+      <w:r>
+        <w:t>ZEURE</w:t>
+      </w:r>
+      <w:r>
+        <w:t>driver</w:t>
+      </w:r>
+      <w:proofErr w:type="spellEnd"/>
+      <w:r>
+        <w:t xml:space="preserve">: count </w:t>
+      </w:r>
+      <w:proofErr w:type="spellStart"/>
+      <w:r>
+        <w:t>mbuf</w:t>
+      </w:r>
+      <w:proofErr w:type="spellEnd"/>
+      <w:r>
+        <w:t xml:space="preserve"> objects, not payload-buffer allocations. </w:t>
+      </w:r>
+      <w:proofErr w:type="spellStart"/>
+      <w:r>
+        <w:t>ZEURE</w:t>
+      </w:r>
+      <w:r>
+        <w:t>existing</w:t>
+      </w:r>
+      <w:proofErr w:type="spellEnd"/>
+      <w:r>
+        <w:t xml:space="preserve"> design allocates those separately, and a single </w:t>
+      </w:r>
+      <w:proofErr w:type="spellStart"/>
+      <w:r>
+        <w:t>mbuf</w:t>
+      </w:r>
+      <w:proofErr w:type="spellEnd"/>
+      <w:r>
+        <w:t xml:space="preserve"> can allocate a replacement buffer during </w:t>
+      </w:r>
+      <w:proofErr w:type="spellStart"/>
+      <w:r>
+        <w:t>m_</w:t>
+      </w:r>
+      <w:proofErr w:type="gramStart"/>
+      <w:r>
+        <w:t>prepend</w:t>
+      </w:r>
+      <w:proofErr w:type="spellEnd"/>
+      <w:r>
+        <w:t>(</w:t>
+      </w:r>
+      <w:proofErr w:type="gramEnd"/>
+      <w:r>
+        <w:t>). Those are different metrics.</w:t>
+      </w:r>
+    </w:p>
+    <w:p>
+      <w:pPr>
+        <w:rPr>
+          <w:b/>
+          <w:bCs/>
+        </w:rPr>
+      </w:pPr>
+      <w:r>
+        <w:rPr>
+          <w:b/>
+          <w:bCs/>
+        </w:rPr>
+        <w:t>1. Add the counter interface</w:t>
+      </w:r>
+    </w:p>
+    <w:p>
+      <w:r>
+        <w:t xml:space="preserve">In </w:t>
+      </w:r>
+      <w:proofErr w:type="spellStart"/>
+      <w:r>
+        <w:t>allocation_abstraction.h</w:t>
+      </w:r>
+      <w:proofErr w:type="spellEnd"/>
+      <w:r>
+        <w:t>, add:</w:t>
+      </w:r>
+    </w:p>
+    <w:p>
+      <w:r>
+        <w:t>#ifndef ALLOCATION_ABSTRACTION_H</w:t>
+      </w:r>
+    </w:p>
+    <w:p>
+      <w:r>
+        <w:t>#define ALLOCATION_ABSTRACTION_H</w:t>
+      </w:r>
+    </w:p>
+    <w:p/>
+    <w:p>
+      <w:r>
+        <w:t>#include &lt;</w:t>
+      </w:r>
+      <w:proofErr w:type="spellStart"/>
+      <w:r>
+        <w:t>stddef.h</w:t>
+      </w:r>
+      <w:proofErr w:type="spellEnd"/>
+      <w:r>
+        <w:t>&gt;</w:t>
+      </w:r>
+    </w:p>
+    <w:p>
+      <w:r>
+        <w:t>#include &lt;</w:t>
+      </w:r>
+      <w:proofErr w:type="spellStart"/>
+      <w:r>
+        <w:t>stdint.h</w:t>
+      </w:r>
+      <w:proofErr w:type="spellEnd"/>
+      <w:r>
+        <w:t>&gt;</w:t>
+      </w:r>
+    </w:p>
+    <w:p/>
+    <w:p>
+      <w:r>
+        <w:t>/* Forward declaration */</w:t>
+      </w:r>
+    </w:p>
+    <w:p>
+      <w:r>
+        <w:t xml:space="preserve">struct </w:t>
+      </w:r>
+      <w:proofErr w:type="spellStart"/>
+      <w:r>
+        <w:t>mbuf</w:t>
+      </w:r>
+      <w:proofErr w:type="spellEnd"/>
+      <w:r>
+        <w:t>;</w:t>
+      </w:r>
+    </w:p>
+    <w:p/>
+    <w:p>
+      <w:r>
+        <w:t xml:space="preserve">struct </w:t>
+      </w:r>
+      <w:proofErr w:type="spellStart"/>
+      <w:r>
+        <w:t>mbuf_alloc_stats</w:t>
+      </w:r>
+      <w:proofErr w:type="spellEnd"/>
+      <w:r>
+        <w:t xml:space="preserve"> {</w:t>
+      </w:r>
+    </w:p>
+    <w:p>
+      <w:r>
+        <w:t xml:space="preserve">    </w:t>
+      </w:r>
+      <w:proofErr w:type="spellStart"/>
+      <w:r>
+        <w:t>size_t</w:t>
+      </w:r>
+      <w:proofErr w:type="spellEnd"/>
+      <w:r>
+        <w:t xml:space="preserve"> current;</w:t>
+      </w:r>
+    </w:p>
+    <w:p>
+      <w:r>
+        <w:t xml:space="preserve">    </w:t>
+      </w:r>
+      <w:proofErr w:type="spellStart"/>
+      <w:r>
+        <w:t>size_t</w:t>
+      </w:r>
+      <w:proofErr w:type="spellEnd"/>
+      <w:r>
+        <w:t xml:space="preserve"> peak;</w:t>
+      </w:r>
+    </w:p>
+    <w:p>
+      <w:r>
+        <w:t xml:space="preserve">    uint64_t </w:t>
+      </w:r>
+      <w:proofErr w:type="spellStart"/>
+      <w:r>
+        <w:t>total_allocations</w:t>
+      </w:r>
+      <w:proofErr w:type="spellEnd"/>
+      <w:r>
+        <w:t>;</w:t>
+      </w:r>
+    </w:p>
+    <w:p>
+      <w:r>
+        <w:t xml:space="preserve">    uint64_t </w:t>
+      </w:r>
+      <w:proofErr w:type="spellStart"/>
+      <w:r>
+        <w:t>allocation_failures</w:t>
+      </w:r>
+      <w:proofErr w:type="spellEnd"/>
+      <w:r>
+        <w:t>;</w:t>
+      </w:r>
+    </w:p>
+    <w:p>
+      <w:r>
+        <w:t>};</w:t>
+      </w:r>
+    </w:p>
+    <w:p/>
+    <w:p>
+      <w:r>
+        <w:t xml:space="preserve">struct </w:t>
+      </w:r>
+      <w:proofErr w:type="spellStart"/>
+      <w:r>
+        <w:t>mbuf</w:t>
+      </w:r>
+      <w:proofErr w:type="spellEnd"/>
+      <w:r>
+        <w:t xml:space="preserve"> *</w:t>
+      </w:r>
+      <w:proofErr w:type="spellStart"/>
+      <w:r>
+        <w:t>mbuf_alloc</w:t>
+      </w:r>
+      <w:proofErr w:type="spellEnd"/>
+      <w:r>
+        <w:t>(void);</w:t>
+      </w:r>
+    </w:p>
+    <w:p>
+      <w:r>
+        <w:t xml:space="preserve">void </w:t>
+      </w:r>
+      <w:proofErr w:type="spellStart"/>
+      <w:r>
+        <w:t>mbuf_</w:t>
+      </w:r>
+      <w:proofErr w:type="gramStart"/>
+      <w:r>
+        <w:t>free</w:t>
+      </w:r>
+      <w:proofErr w:type="spellEnd"/>
+      <w:r>
+        <w:t>(</w:t>
+      </w:r>
+      <w:proofErr w:type="gramEnd"/>
+      <w:r>
+        <w:t xml:space="preserve">struct </w:t>
+      </w:r>
+      <w:proofErr w:type="spellStart"/>
+      <w:r>
+        <w:t>mbuf</w:t>
+      </w:r>
+      <w:proofErr w:type="spellEnd"/>
+      <w:r>
+        <w:t xml:space="preserve"> *m);</w:t>
+      </w:r>
+    </w:p>
+    <w:p/>
+    <w:p>
+      <w:r>
+        <w:t>void *</w:t>
+      </w:r>
+      <w:proofErr w:type="spellStart"/>
+      <w:r>
+        <w:t>mbuf_data_</w:t>
+      </w:r>
+      <w:proofErr w:type="gramStart"/>
+      <w:r>
+        <w:t>alloc</w:t>
+      </w:r>
+      <w:proofErr w:type="spellEnd"/>
+      <w:r>
+        <w:t>(</w:t>
+      </w:r>
+      <w:proofErr w:type="spellStart"/>
+      <w:proofErr w:type="gramEnd"/>
+      <w:r>
+        <w:t>size_t</w:t>
+      </w:r>
+      <w:proofErr w:type="spellEnd"/>
+      <w:r>
+        <w:t xml:space="preserve"> </w:t>
+      </w:r>
+      <w:proofErr w:type="spellStart"/>
+      <w:r>
+        <w:t>len</w:t>
+      </w:r>
+      <w:proofErr w:type="spellEnd"/>
+      <w:r>
+        <w:t>);</w:t>
+      </w:r>
+    </w:p>
+    <w:p>
+      <w:r>
+        <w:t xml:space="preserve">void </w:t>
+      </w:r>
+      <w:proofErr w:type="spellStart"/>
+      <w:r>
+        <w:t>mbuf_data_</w:t>
+      </w:r>
+      <w:proofErr w:type="gramStart"/>
+      <w:r>
+        <w:t>free</w:t>
+      </w:r>
+      <w:proofErr w:type="spellEnd"/>
+      <w:r>
+        <w:t>(</w:t>
+      </w:r>
+      <w:proofErr w:type="gramEnd"/>
+      <w:r>
+        <w:t>void *p);</w:t>
+      </w:r>
+    </w:p>
+    <w:p/>
+    <w:p>
+      <w:r>
+        <w:t xml:space="preserve">void </w:t>
+      </w:r>
+      <w:proofErr w:type="spellStart"/>
+      <w:r>
+        <w:t>mbuf_alloc_stats_</w:t>
+      </w:r>
+      <w:proofErr w:type="gramStart"/>
+      <w:r>
+        <w:t>get</w:t>
+      </w:r>
+      <w:proofErr w:type="spellEnd"/>
+      <w:r>
+        <w:t>(</w:t>
+      </w:r>
+      <w:proofErr w:type="gramEnd"/>
+      <w:r>
+        <w:t xml:space="preserve">struct </w:t>
+      </w:r>
+      <w:proofErr w:type="spellStart"/>
+      <w:r>
+        <w:t>mbuf_alloc_stats</w:t>
+      </w:r>
+      <w:proofErr w:type="spellEnd"/>
+      <w:r>
+        <w:t xml:space="preserve"> *stats);</w:t>
+      </w:r>
+    </w:p>
+    <w:p>
+      <w:r>
+        <w:lastRenderedPageBreak/>
+        <w:t xml:space="preserve">void </w:t>
+      </w:r>
+      <w:proofErr w:type="spellStart"/>
+      <w:r>
+        <w:t>mbuf_alloc_stats_reset_peak</w:t>
+      </w:r>
+      <w:proofErr w:type="spellEnd"/>
+      <w:r>
+        <w:t>(void);</w:t>
+      </w:r>
+    </w:p>
+    <w:p/>
+    <w:p>
+      <w:r>
+        <w:t>#endif</w:t>
+      </w:r>
+    </w:p>
+    <w:p>
+      <w:r>
+        <w:t xml:space="preserve">Keep </w:t>
+      </w:r>
+      <w:proofErr w:type="spellStart"/>
+      <w:r>
+        <w:t>ZEURE</w:t>
+      </w:r>
+      <w:r>
+        <w:t>existing</w:t>
+      </w:r>
+      <w:proofErr w:type="spellEnd"/>
+      <w:r>
+        <w:t xml:space="preserve"> flow and </w:t>
+      </w:r>
+      <w:proofErr w:type="spellStart"/>
+      <w:r>
+        <w:t>subflow</w:t>
+      </w:r>
+      <w:proofErr w:type="spellEnd"/>
+      <w:r>
+        <w:t xml:space="preserve"> wrapper declarations in this header too; the above shows the additions relevant to </w:t>
+      </w:r>
+      <w:proofErr w:type="spellStart"/>
+      <w:r>
+        <w:t>mbuf</w:t>
+      </w:r>
+      <w:proofErr w:type="spellEnd"/>
+      <w:r>
+        <w:t xml:space="preserve"> instrumentation.</w:t>
+      </w:r>
+    </w:p>
+    <w:p>
+      <w:pPr>
+        <w:rPr>
+          <w:b/>
+          <w:bCs/>
+        </w:rPr>
+      </w:pPr>
+      <w:r>
+        <w:rPr>
+          <w:b/>
+          <w:bCs/>
+        </w:rPr>
+        <w:t xml:space="preserve">2. Update </w:t>
+      </w:r>
+      <w:proofErr w:type="spellStart"/>
+      <w:r>
+        <w:rPr>
+          <w:b/>
+          <w:bCs/>
+        </w:rPr>
+        <w:t>allocation_abstraction.c</w:t>
+      </w:r>
+      <w:proofErr w:type="spellEnd"/>
+    </w:p>
+    <w:p>
+      <w:r>
+        <w:t xml:space="preserve">Add the following includes and counters to </w:t>
+      </w:r>
+      <w:proofErr w:type="spellStart"/>
+      <w:r>
+        <w:t>ZEURE</w:t>
+      </w:r>
+      <w:r>
+        <w:t>existing</w:t>
+      </w:r>
+      <w:proofErr w:type="spellEnd"/>
+      <w:r>
+        <w:t xml:space="preserve"> implementation. Keep </w:t>
+      </w:r>
+      <w:proofErr w:type="spellStart"/>
+      <w:r>
+        <w:t>ZEURE</w:t>
+      </w:r>
+      <w:r>
+        <w:t>existing</w:t>
+      </w:r>
+      <w:proofErr w:type="spellEnd"/>
+      <w:r>
+        <w:t xml:space="preserve"> flow, </w:t>
+      </w:r>
+      <w:proofErr w:type="spellStart"/>
+      <w:r>
+        <w:t>subflow</w:t>
+      </w:r>
+      <w:proofErr w:type="spellEnd"/>
+      <w:r>
+        <w:t xml:space="preserve"> and data-buffer wrappers; replace the </w:t>
+      </w:r>
+      <w:proofErr w:type="spellStart"/>
+      <w:r>
+        <w:t>mbuf</w:t>
+      </w:r>
+      <w:proofErr w:type="spellEnd"/>
+      <w:r>
+        <w:t xml:space="preserve"> wrapper implementations with these versions.</w:t>
+      </w:r>
+    </w:p>
+    <w:p>
+      <w:r>
+        <w:t>#include "</w:t>
+      </w:r>
+      <w:proofErr w:type="spellStart"/>
+      <w:r>
+        <w:t>allocation_abstraction.h</w:t>
+      </w:r>
+      <w:proofErr w:type="spellEnd"/>
+      <w:r>
+        <w:t>"</w:t>
+      </w:r>
+    </w:p>
+    <w:p>
+      <w:r>
+        <w:t>#include "</w:t>
+      </w:r>
+      <w:proofErr w:type="spellStart"/>
+      <w:r>
+        <w:t>mbuf.h</w:t>
+      </w:r>
+      <w:proofErr w:type="spellEnd"/>
+      <w:r>
+        <w:t xml:space="preserve">"       /* Use the actual header defining struct </w:t>
+      </w:r>
+      <w:proofErr w:type="spellStart"/>
+      <w:r>
+        <w:t>mbuf</w:t>
+      </w:r>
+      <w:proofErr w:type="spellEnd"/>
+      <w:r>
+        <w:t xml:space="preserve"> */</w:t>
+      </w:r>
+    </w:p>
+    <w:p/>
+    <w:p>
+      <w:r>
+        <w:t>#include &lt;</w:t>
+      </w:r>
+      <w:proofErr w:type="spellStart"/>
+      <w:r>
+        <w:t>stdlib.h</w:t>
+      </w:r>
+      <w:proofErr w:type="spellEnd"/>
+      <w:r>
+        <w:t>&gt;</w:t>
+      </w:r>
+    </w:p>
+    <w:p>
+      <w:r>
+        <w:t>#include &lt;</w:t>
+      </w:r>
+      <w:proofErr w:type="spellStart"/>
+      <w:r>
+        <w:t>stdatomic.h</w:t>
+      </w:r>
+      <w:proofErr w:type="spellEnd"/>
+      <w:r>
+        <w:t>&gt;</w:t>
+      </w:r>
+    </w:p>
+    <w:p/>
+    <w:p>
+      <w:r>
+        <w:t xml:space="preserve">/* Number of </w:t>
+      </w:r>
+      <w:proofErr w:type="spellStart"/>
+      <w:r>
+        <w:t>mbuf</w:t>
+      </w:r>
+      <w:proofErr w:type="spellEnd"/>
+      <w:r>
+        <w:t xml:space="preserve"> objects currently allocated. */</w:t>
+      </w:r>
+    </w:p>
+    <w:p>
+      <w:r>
+        <w:t xml:space="preserve">static </w:t>
+      </w:r>
+      <w:proofErr w:type="spellStart"/>
+      <w:r>
+        <w:t>atomic_size_t</w:t>
+      </w:r>
+      <w:proofErr w:type="spellEnd"/>
+      <w:r>
+        <w:t xml:space="preserve"> </w:t>
+      </w:r>
+      <w:proofErr w:type="spellStart"/>
+      <w:r>
+        <w:t>mbuf_current</w:t>
+      </w:r>
+      <w:proofErr w:type="spellEnd"/>
+      <w:r>
+        <w:t xml:space="preserve"> = 0;</w:t>
+      </w:r>
+    </w:p>
+    <w:p/>
+    <w:p>
+      <w:r>
+        <w:t xml:space="preserve">/* Maximum number of simultaneously allocated </w:t>
+      </w:r>
+      <w:proofErr w:type="spellStart"/>
+      <w:r>
+        <w:t>mbuf</w:t>
+      </w:r>
+      <w:proofErr w:type="spellEnd"/>
+      <w:r>
+        <w:t xml:space="preserve"> objects. */</w:t>
+      </w:r>
+    </w:p>
+    <w:p>
+      <w:r>
+        <w:t xml:space="preserve">static </w:t>
+      </w:r>
+      <w:proofErr w:type="spellStart"/>
+      <w:r>
+        <w:t>atomic_size_t</w:t>
+      </w:r>
+      <w:proofErr w:type="spellEnd"/>
+      <w:r>
+        <w:t xml:space="preserve"> </w:t>
+      </w:r>
+      <w:proofErr w:type="spellStart"/>
+      <w:r>
+        <w:t>mbuf_peak</w:t>
+      </w:r>
+      <w:proofErr w:type="spellEnd"/>
+      <w:r>
+        <w:t xml:space="preserve"> = 0;</w:t>
+      </w:r>
+    </w:p>
+    <w:p/>
+    <w:p>
+      <w:r>
+        <w:t>/* Cumulative successful allocations and failed allocation attempts. */</w:t>
+      </w:r>
+    </w:p>
+    <w:p>
+      <w:r>
+        <w:t xml:space="preserve">static atomic_uint_fast64_t </w:t>
+      </w:r>
+      <w:proofErr w:type="spellStart"/>
+      <w:r>
+        <w:t>mbuf_total_allocations</w:t>
+      </w:r>
+      <w:proofErr w:type="spellEnd"/>
+      <w:r>
+        <w:t xml:space="preserve"> = 0;</w:t>
+      </w:r>
+    </w:p>
+    <w:p>
+      <w:r>
+        <w:t xml:space="preserve">static atomic_uint_fast64_t </w:t>
+      </w:r>
+      <w:proofErr w:type="spellStart"/>
+      <w:r>
+        <w:t>mbuf_allocation_failures</w:t>
+      </w:r>
+      <w:proofErr w:type="spellEnd"/>
+      <w:r>
+        <w:t xml:space="preserve"> = 0;</w:t>
+      </w:r>
+    </w:p>
+    <w:p/>
+    <w:p/>
+    <w:p>
+      <w:r>
+        <w:t>/* Update peak usage after a successful allocation. */</w:t>
+      </w:r>
+    </w:p>
+    <w:p>
+      <w:r>
+        <w:t xml:space="preserve">static void </w:t>
+      </w:r>
+      <w:proofErr w:type="spellStart"/>
+      <w:r>
+        <w:t>mbuf_update_</w:t>
+      </w:r>
+      <w:proofErr w:type="gramStart"/>
+      <w:r>
+        <w:t>peak</w:t>
+      </w:r>
+      <w:proofErr w:type="spellEnd"/>
+      <w:r>
+        <w:t>(</w:t>
+      </w:r>
+      <w:proofErr w:type="spellStart"/>
+      <w:proofErr w:type="gramEnd"/>
+      <w:r>
+        <w:t>size_t</w:t>
+      </w:r>
+      <w:proofErr w:type="spellEnd"/>
+      <w:r>
+        <w:t xml:space="preserve"> current)</w:t>
+      </w:r>
+    </w:p>
+    <w:p>
+      <w:r>
+        <w:t>{</w:t>
+      </w:r>
+    </w:p>
+    <w:p>
+      <w:r>
+        <w:t xml:space="preserve">    </w:t>
+      </w:r>
+      <w:proofErr w:type="spellStart"/>
+      <w:r>
+        <w:t>size_t</w:t>
+      </w:r>
+      <w:proofErr w:type="spellEnd"/>
+      <w:r>
+        <w:t xml:space="preserve"> peak = </w:t>
+      </w:r>
+      <w:proofErr w:type="spellStart"/>
+      <w:r>
+        <w:t>atomic_load</w:t>
+      </w:r>
+      <w:proofErr w:type="spellEnd"/>
+      <w:r>
+        <w:t>(&amp;</w:t>
+      </w:r>
+      <w:proofErr w:type="spellStart"/>
+      <w:r>
+        <w:t>mbuf_peak</w:t>
+      </w:r>
+      <w:proofErr w:type="spellEnd"/>
+      <w:r>
+        <w:t>);</w:t>
+      </w:r>
+    </w:p>
+    <w:p/>
+    <w:p>
+      <w:r>
+        <w:t xml:space="preserve">    while (current &gt; peak) {</w:t>
+      </w:r>
+    </w:p>
+    <w:p>
+      <w:r>
+        <w:t xml:space="preserve">        if (</w:t>
+      </w:r>
+      <w:proofErr w:type="spellStart"/>
+      <w:r>
+        <w:t>atomic_compare_exchange_</w:t>
+      </w:r>
+      <w:proofErr w:type="gramStart"/>
+      <w:r>
+        <w:t>weak</w:t>
+      </w:r>
+      <w:proofErr w:type="spellEnd"/>
+      <w:r>
+        <w:t>(</w:t>
+      </w:r>
+      <w:proofErr w:type="gramEnd"/>
+    </w:p>
+    <w:p>
+      <w:r>
+        <w:lastRenderedPageBreak/>
+        <w:t xml:space="preserve">                &amp;</w:t>
+      </w:r>
+      <w:proofErr w:type="spellStart"/>
+      <w:r>
+        <w:t>mbuf_peak</w:t>
+      </w:r>
+      <w:proofErr w:type="spellEnd"/>
+      <w:r>
+        <w:t>, &amp;peak, current)) {</w:t>
+      </w:r>
+    </w:p>
+    <w:p>
+      <w:r>
+        <w:t xml:space="preserve">            break;</w:t>
+      </w:r>
+    </w:p>
+    <w:p>
+      <w:r>
+        <w:t xml:space="preserve">        }</w:t>
+      </w:r>
+    </w:p>
+    <w:p>
+      <w:r>
+        <w:t xml:space="preserve">        /* On failure, peak is updated; retry if necessary. */</w:t>
+      </w:r>
+    </w:p>
+    <w:p>
+      <w:r>
+        <w:t xml:space="preserve">    }</w:t>
+      </w:r>
+    </w:p>
+    <w:p>
+      <w:r>
+        <w:t>}</w:t>
+      </w:r>
+    </w:p>
+    <w:p/>
+    <w:p/>
+    <w:p>
+      <w:r>
+        <w:t xml:space="preserve">struct </w:t>
+      </w:r>
+      <w:proofErr w:type="spellStart"/>
+      <w:r>
+        <w:t>mbuf</w:t>
+      </w:r>
+      <w:proofErr w:type="spellEnd"/>
+      <w:r>
+        <w:t xml:space="preserve"> *</w:t>
+      </w:r>
+      <w:proofErr w:type="spellStart"/>
+      <w:r>
+        <w:t>mbuf_alloc</w:t>
+      </w:r>
+      <w:proofErr w:type="spellEnd"/>
+      <w:r>
+        <w:t>(void)</w:t>
+      </w:r>
+    </w:p>
+    <w:p>
+      <w:r>
+        <w:t>{</w:t>
+      </w:r>
+    </w:p>
+    <w:p>
+      <w:r>
+        <w:t xml:space="preserve">    struct </w:t>
+      </w:r>
+      <w:proofErr w:type="spellStart"/>
+      <w:r>
+        <w:t>mbuf</w:t>
+      </w:r>
+      <w:proofErr w:type="spellEnd"/>
+      <w:r>
+        <w:t xml:space="preserve"> *m = malloc(</w:t>
+      </w:r>
+      <w:proofErr w:type="spellStart"/>
+      <w:r>
+        <w:t>sizeof</w:t>
+      </w:r>
+      <w:proofErr w:type="spellEnd"/>
+      <w:r>
+        <w:t>(*m));</w:t>
+      </w:r>
+    </w:p>
+    <w:p/>
+    <w:p>
+      <w:r>
+        <w:t xml:space="preserve">    if </w:t>
+      </w:r>
+      <w:proofErr w:type="gramStart"/>
+      <w:r>
+        <w:t>(!m</w:t>
+      </w:r>
+      <w:proofErr w:type="gramEnd"/>
+      <w:r>
+        <w:t>) {</w:t>
+      </w:r>
+    </w:p>
+    <w:p>
+      <w:r>
+        <w:t xml:space="preserve">        </w:t>
+      </w:r>
+      <w:proofErr w:type="spellStart"/>
+      <w:r>
+        <w:t>atomic_fetch_</w:t>
+      </w:r>
+      <w:proofErr w:type="gramStart"/>
+      <w:r>
+        <w:t>add</w:t>
+      </w:r>
+      <w:proofErr w:type="spellEnd"/>
+      <w:r>
+        <w:t>(</w:t>
+      </w:r>
+      <w:proofErr w:type="gramEnd"/>
+      <w:r>
+        <w:t>&amp;</w:t>
+      </w:r>
+      <w:proofErr w:type="spellStart"/>
+      <w:r>
+        <w:t>mbuf_allocation_failures</w:t>
+      </w:r>
+      <w:proofErr w:type="spellEnd"/>
+      <w:r>
+        <w:t>, 1);</w:t>
+      </w:r>
+    </w:p>
+    <w:p>
+      <w:r>
+        <w:t xml:space="preserve">        return NULL;</w:t>
+      </w:r>
+    </w:p>
+    <w:p>
+      <w:r>
+        <w:t xml:space="preserve">    }</w:t>
+      </w:r>
+    </w:p>
+    <w:p/>
+    <w:p>
+      <w:r>
+        <w:t xml:space="preserve">    /*</w:t>
+      </w:r>
+    </w:p>
+    <w:p>
+      <w:r>
+        <w:t xml:space="preserve">     * Preserve the initialisation behaviour required by </w:t>
+      </w:r>
+      <w:proofErr w:type="spellStart"/>
+      <w:r>
+        <w:t>ZEU</w:t>
+      </w:r>
+      <w:r>
+        <w:t>r</w:t>
+      </w:r>
+      <w:proofErr w:type="spellEnd"/>
+    </w:p>
+    <w:p>
+      <w:r>
+        <w:t xml:space="preserve">     * </w:t>
+      </w:r>
+      <w:proofErr w:type="gramStart"/>
+      <w:r>
+        <w:t>existing</w:t>
+      </w:r>
+      <w:proofErr w:type="gramEnd"/>
+      <w:r>
+        <w:t xml:space="preserve"> code. If the current allocator does not zero the</w:t>
+      </w:r>
+    </w:p>
+    <w:p>
+      <w:r>
+        <w:t xml:space="preserve">     * </w:t>
+      </w:r>
+      <w:proofErr w:type="gramStart"/>
+      <w:r>
+        <w:t>object</w:t>
+      </w:r>
+      <w:proofErr w:type="gramEnd"/>
+      <w:r>
+        <w:t xml:space="preserve">, do not add </w:t>
+      </w:r>
+      <w:proofErr w:type="spellStart"/>
+      <w:r>
+        <w:t>memset</w:t>
+      </w:r>
+      <w:proofErr w:type="spellEnd"/>
+      <w:r>
+        <w:t xml:space="preserve"> here without checking its callers.</w:t>
+      </w:r>
+    </w:p>
+    <w:p>
+      <w:r>
+        <w:t xml:space="preserve">     */</w:t>
+      </w:r>
+    </w:p>
+    <w:p/>
+    <w:p>
+      <w:r>
+        <w:t xml:space="preserve">    </w:t>
+      </w:r>
+      <w:proofErr w:type="spellStart"/>
+      <w:r>
+        <w:t>size_t</w:t>
+      </w:r>
+      <w:proofErr w:type="spellEnd"/>
+      <w:r>
+        <w:t xml:space="preserve"> current =</w:t>
+      </w:r>
+    </w:p>
+    <w:p>
+      <w:r>
+        <w:t xml:space="preserve">        </w:t>
+      </w:r>
+      <w:proofErr w:type="spellStart"/>
+      <w:r>
+        <w:t>atomic_fetch_</w:t>
+      </w:r>
+      <w:proofErr w:type="gramStart"/>
+      <w:r>
+        <w:t>add</w:t>
+      </w:r>
+      <w:proofErr w:type="spellEnd"/>
+      <w:r>
+        <w:t>(</w:t>
+      </w:r>
+      <w:proofErr w:type="gramEnd"/>
+      <w:r>
+        <w:t>&amp;</w:t>
+      </w:r>
+      <w:proofErr w:type="spellStart"/>
+      <w:r>
+        <w:t>mbuf_current</w:t>
+      </w:r>
+      <w:proofErr w:type="spellEnd"/>
+      <w:r>
+        <w:t>, 1) + 1;</w:t>
+      </w:r>
+    </w:p>
+    <w:p/>
+    <w:p>
+      <w:r>
+        <w:t xml:space="preserve">    </w:t>
+      </w:r>
+      <w:proofErr w:type="spellStart"/>
+      <w:r>
+        <w:t>atomic_fetch_</w:t>
+      </w:r>
+      <w:proofErr w:type="gramStart"/>
+      <w:r>
+        <w:t>add</w:t>
+      </w:r>
+      <w:proofErr w:type="spellEnd"/>
+      <w:r>
+        <w:t>(</w:t>
+      </w:r>
+      <w:proofErr w:type="gramEnd"/>
+      <w:r>
+        <w:t>&amp;</w:t>
+      </w:r>
+      <w:proofErr w:type="spellStart"/>
+      <w:r>
+        <w:t>mbuf_total_allocations</w:t>
+      </w:r>
+      <w:proofErr w:type="spellEnd"/>
+      <w:r>
+        <w:t>, 1);</w:t>
+      </w:r>
+    </w:p>
+    <w:p/>
+    <w:p>
+      <w:r>
+        <w:t xml:space="preserve">    </w:t>
+      </w:r>
+      <w:proofErr w:type="spellStart"/>
+      <w:r>
+        <w:t>mbuf_update_peak</w:t>
+      </w:r>
+      <w:proofErr w:type="spellEnd"/>
+      <w:r>
+        <w:t>(current);</w:t>
+      </w:r>
+    </w:p>
+    <w:p/>
+    <w:p>
+      <w:r>
+        <w:t xml:space="preserve">    return m;</w:t>
+      </w:r>
+    </w:p>
+    <w:p>
+      <w:r>
+        <w:lastRenderedPageBreak/>
+        <w:t>}</w:t>
+      </w:r>
+    </w:p>
+    <w:p/>
+    <w:p/>
+    <w:p>
+      <w:r>
+        <w:t xml:space="preserve">void </w:t>
+      </w:r>
+      <w:proofErr w:type="spellStart"/>
+      <w:r>
+        <w:t>mbuf_</w:t>
+      </w:r>
+      <w:proofErr w:type="gramStart"/>
+      <w:r>
+        <w:t>free</w:t>
+      </w:r>
+      <w:proofErr w:type="spellEnd"/>
+      <w:r>
+        <w:t>(</w:t>
+      </w:r>
+      <w:proofErr w:type="gramEnd"/>
+      <w:r>
+        <w:t>struct mbuf *m)</w:t>
+      </w:r>
+    </w:p>
+    <w:p>
+      <w:r>
+        <w:t>{</w:t>
+      </w:r>
+    </w:p>
+    <w:p>
+      <w:r>
+        <w:t xml:space="preserve">    if </w:t>
+      </w:r>
+      <w:proofErr w:type="gramStart"/>
+      <w:r>
+        <w:t>(!m</w:t>
+      </w:r>
+      <w:proofErr w:type="gramEnd"/>
+      <w:r>
+        <w:t>)</w:t>
+      </w:r>
+    </w:p>
+    <w:p>
+      <w:r>
+        <w:t xml:space="preserve">        return;</w:t>
+      </w:r>
+    </w:p>
+    <w:p/>
+    <w:p>
+      <w:r>
+        <w:t xml:space="preserve">    /*</w:t>
+      </w:r>
+    </w:p>
+    <w:p>
+      <w:r>
+        <w:t xml:space="preserve">     * This releases the </w:t>
+      </w:r>
+      <w:proofErr w:type="spellStart"/>
+      <w:r>
+        <w:t>mbuf</w:t>
+      </w:r>
+      <w:proofErr w:type="spellEnd"/>
+      <w:r>
+        <w:t xml:space="preserve"> object only.</w:t>
+      </w:r>
+    </w:p>
+    <w:p>
+      <w:r>
+        <w:t xml:space="preserve">     * The separately allocated data buffer is released by</w:t>
+      </w:r>
+    </w:p>
+    <w:p>
+      <w:r>
+        <w:t xml:space="preserve">     * </w:t>
+      </w:r>
+      <w:proofErr w:type="spellStart"/>
+      <w:proofErr w:type="gramStart"/>
+      <w:r>
+        <w:t>mbuf</w:t>
+      </w:r>
+      <w:proofErr w:type="gramEnd"/>
+      <w:r>
+        <w:t>_data_</w:t>
+      </w:r>
+      <w:proofErr w:type="gramStart"/>
+      <w:r>
+        <w:t>free</w:t>
+      </w:r>
+      <w:proofErr w:type="spellEnd"/>
+      <w:r>
+        <w:t>(</w:t>
+      </w:r>
+      <w:proofErr w:type="gramEnd"/>
+      <w:r>
+        <w:t>), as part of the existing ownership logic.</w:t>
+      </w:r>
+    </w:p>
+    <w:p>
+      <w:r>
+        <w:t xml:space="preserve">     */</w:t>
+      </w:r>
+    </w:p>
+    <w:p>
+      <w:r>
+        <w:t xml:space="preserve">    </w:t>
+      </w:r>
+      <w:proofErr w:type="spellStart"/>
+      <w:r>
+        <w:t>atomic_fetch_</w:t>
+      </w:r>
+      <w:proofErr w:type="gramStart"/>
+      <w:r>
+        <w:t>sub</w:t>
+      </w:r>
+      <w:proofErr w:type="spellEnd"/>
+      <w:r>
+        <w:t>(</w:t>
+      </w:r>
+      <w:proofErr w:type="gramEnd"/>
+      <w:r>
+        <w:t>&amp;</w:t>
+      </w:r>
+      <w:proofErr w:type="spellStart"/>
+      <w:r>
+        <w:t>mbuf_current</w:t>
+      </w:r>
+      <w:proofErr w:type="spellEnd"/>
+      <w:r>
+        <w:t>, 1);</w:t>
+      </w:r>
+    </w:p>
+    <w:p/>
+    <w:p>
+      <w:r>
+        <w:t xml:space="preserve">    free(m);</w:t>
+      </w:r>
+    </w:p>
+    <w:p>
+      <w:r>
+        <w:t>}</w:t>
+      </w:r>
+    </w:p>
+    <w:p/>
+    <w:p/>
+    <w:p>
+      <w:r>
+        <w:t xml:space="preserve">void </w:t>
+      </w:r>
+      <w:proofErr w:type="spellStart"/>
+      <w:r>
+        <w:t>mbuf_alloc_stats_</w:t>
+      </w:r>
+      <w:proofErr w:type="gramStart"/>
+      <w:r>
+        <w:t>get</w:t>
+      </w:r>
+      <w:proofErr w:type="spellEnd"/>
+      <w:r>
+        <w:t>(</w:t>
+      </w:r>
+      <w:proofErr w:type="gramEnd"/>
+      <w:r>
+        <w:t xml:space="preserve">struct </w:t>
+      </w:r>
+      <w:proofErr w:type="spellStart"/>
+      <w:r>
+        <w:t>mbuf_alloc_stats</w:t>
+      </w:r>
+      <w:proofErr w:type="spellEnd"/>
+      <w:r>
+        <w:t xml:space="preserve"> *stats)</w:t>
+      </w:r>
+    </w:p>
+    <w:p>
+      <w:r>
+        <w:t>{</w:t>
+      </w:r>
+    </w:p>
+    <w:p>
+      <w:r>
+        <w:t xml:space="preserve">    if </w:t>
+      </w:r>
+      <w:proofErr w:type="gramStart"/>
+      <w:r>
+        <w:t>(!stats</w:t>
+      </w:r>
+      <w:proofErr w:type="gramEnd"/>
+      <w:r>
+        <w:t>)</w:t>
+      </w:r>
+    </w:p>
+    <w:p>
+      <w:r>
+        <w:t xml:space="preserve">        return;</w:t>
+      </w:r>
+    </w:p>
+    <w:p/>
+    <w:p>
+      <w:r>
+        <w:t xml:space="preserve">    stats-&gt;current =</w:t>
+      </w:r>
+    </w:p>
+    <w:p>
+      <w:r>
+        <w:t xml:space="preserve">        </w:t>
+      </w:r>
+      <w:proofErr w:type="spellStart"/>
+      <w:r>
+        <w:t>atomic_load</w:t>
+      </w:r>
+      <w:proofErr w:type="spellEnd"/>
+      <w:r>
+        <w:t>(&amp;</w:t>
+      </w:r>
+      <w:proofErr w:type="spellStart"/>
+      <w:r>
+        <w:t>mbuf_current</w:t>
+      </w:r>
+      <w:proofErr w:type="spellEnd"/>
+      <w:r>
+        <w:t>);</w:t>
+      </w:r>
+    </w:p>
+    <w:p/>
+    <w:p>
+      <w:r>
+        <w:t xml:space="preserve">    stats-&gt;peak =</w:t>
+      </w:r>
+    </w:p>
+    <w:p>
+      <w:r>
+        <w:t xml:space="preserve">        </w:t>
+      </w:r>
+      <w:proofErr w:type="spellStart"/>
+      <w:r>
+        <w:t>atomic_load</w:t>
+      </w:r>
+      <w:proofErr w:type="spellEnd"/>
+      <w:r>
+        <w:t>(&amp;</w:t>
+      </w:r>
+      <w:proofErr w:type="spellStart"/>
+      <w:r>
+        <w:t>mbuf_peak</w:t>
+      </w:r>
+      <w:proofErr w:type="spellEnd"/>
+      <w:r>
+        <w:t>);</w:t>
+      </w:r>
+    </w:p>
+    <w:p/>
+    <w:p>
+      <w:r>
+        <w:t xml:space="preserve">    stats-&gt;</w:t>
+      </w:r>
+      <w:proofErr w:type="spellStart"/>
+      <w:r>
+        <w:t>total_allocations</w:t>
+      </w:r>
+      <w:proofErr w:type="spellEnd"/>
+      <w:r>
+        <w:t xml:space="preserve"> =</w:t>
+      </w:r>
+    </w:p>
+    <w:p>
+      <w:r>
+        <w:lastRenderedPageBreak/>
+        <w:t xml:space="preserve">        </w:t>
+      </w:r>
+      <w:proofErr w:type="spellStart"/>
+      <w:r>
+        <w:t>atomic_load</w:t>
+      </w:r>
+      <w:proofErr w:type="spellEnd"/>
+      <w:r>
+        <w:t>(&amp;</w:t>
+      </w:r>
+      <w:proofErr w:type="spellStart"/>
+      <w:r>
+        <w:t>mbuf_total_allocations</w:t>
+      </w:r>
+      <w:proofErr w:type="spellEnd"/>
+      <w:r>
+        <w:t>);</w:t>
+      </w:r>
+    </w:p>
+    <w:p/>
+    <w:p>
+      <w:r>
+        <w:t xml:space="preserve">    stats-&gt;</w:t>
+      </w:r>
+      <w:proofErr w:type="spellStart"/>
+      <w:r>
+        <w:t>allocation_failures</w:t>
+      </w:r>
+      <w:proofErr w:type="spellEnd"/>
+      <w:r>
+        <w:t xml:space="preserve"> =</w:t>
+      </w:r>
+    </w:p>
+    <w:p>
+      <w:r>
+        <w:t xml:space="preserve">        </w:t>
+      </w:r>
+      <w:proofErr w:type="spellStart"/>
+      <w:r>
+        <w:t>atomic_load</w:t>
+      </w:r>
+      <w:proofErr w:type="spellEnd"/>
+      <w:r>
+        <w:t>(&amp;</w:t>
+      </w:r>
+      <w:proofErr w:type="spellStart"/>
+      <w:r>
+        <w:t>mbuf_allocation_failures</w:t>
+      </w:r>
+      <w:proofErr w:type="spellEnd"/>
+      <w:r>
+        <w:t>);</w:t>
+      </w:r>
+    </w:p>
+    <w:p>
+      <w:r>
+        <w:t>}</w:t>
+      </w:r>
+    </w:p>
+    <w:p/>
+    <w:p/>
+    <w:p>
+      <w:r>
+        <w:t xml:space="preserve">void </w:t>
+      </w:r>
+      <w:proofErr w:type="spellStart"/>
+      <w:r>
+        <w:t>mbuf_alloc_stats_reset_peak</w:t>
+      </w:r>
+      <w:proofErr w:type="spellEnd"/>
+      <w:r>
+        <w:t>(void)</w:t>
+      </w:r>
+    </w:p>
+    <w:p>
+      <w:r>
+        <w:t>{</w:t>
+      </w:r>
+    </w:p>
+    <w:p>
+      <w:r>
+        <w:t xml:space="preserve">    /*</w:t>
+      </w:r>
+    </w:p>
+    <w:p>
+      <w:r>
+        <w:t xml:space="preserve">     * Start a new measurement period without losing the</w:t>
+      </w:r>
+    </w:p>
+    <w:p>
+      <w:r>
+        <w:t xml:space="preserve">     * </w:t>
+      </w:r>
+      <w:proofErr w:type="gramStart"/>
+      <w:r>
+        <w:t>current</w:t>
+      </w:r>
+      <w:proofErr w:type="gramEnd"/>
+      <w:r>
+        <w:t xml:space="preserve"> number of outstanding </w:t>
+      </w:r>
+      <w:proofErr w:type="spellStart"/>
+      <w:r>
+        <w:t>mbufs</w:t>
+      </w:r>
+      <w:proofErr w:type="spellEnd"/>
+      <w:r>
+        <w:t>.</w:t>
+      </w:r>
+    </w:p>
+    <w:p>
+      <w:r>
+        <w:t xml:space="preserve">     */</w:t>
+      </w:r>
+    </w:p>
+    <w:p>
+      <w:r>
+        <w:t xml:space="preserve">    </w:t>
+      </w:r>
+      <w:proofErr w:type="spellStart"/>
+      <w:r>
+        <w:t>atomic_</w:t>
+      </w:r>
+      <w:proofErr w:type="gramStart"/>
+      <w:r>
+        <w:t>store</w:t>
+      </w:r>
+      <w:proofErr w:type="spellEnd"/>
+      <w:r>
+        <w:t>(</w:t>
+      </w:r>
+      <w:proofErr w:type="gramEnd"/>
+      <w:r>
+        <w:t>&amp;</w:t>
+      </w:r>
+      <w:proofErr w:type="spellStart"/>
+      <w:r>
+        <w:t>mbuf_peak</w:t>
+      </w:r>
+      <w:proofErr w:type="spellEnd"/>
+      <w:r>
+        <w:t xml:space="preserve">, </w:t>
+      </w:r>
+      <w:proofErr w:type="spellStart"/>
+      <w:r>
+        <w:t>atomic_load</w:t>
+      </w:r>
+      <w:proofErr w:type="spellEnd"/>
+      <w:r>
+        <w:t>(&amp;</w:t>
+      </w:r>
+      <w:proofErr w:type="spellStart"/>
+      <w:r>
+        <w:t>mbuf_current</w:t>
+      </w:r>
+      <w:proofErr w:type="spellEnd"/>
+      <w:r>
+        <w:t>));</w:t>
+      </w:r>
+    </w:p>
+    <w:p>
+      <w:r>
+        <w:t>}</w:t>
+      </w:r>
+    </w:p>
+    <w:p>
+      <w:r>
+        <w:t xml:space="preserve">Important: this example uses C11 atomics so the counters can be updated safely by multiple threads. If </w:t>
+      </w:r>
+      <w:proofErr w:type="spellStart"/>
+      <w:r>
+        <w:t>ZEURE</w:t>
+      </w:r>
+      <w:r>
+        <w:t>compiler</w:t>
+      </w:r>
+      <w:proofErr w:type="spellEnd"/>
+      <w:r>
+        <w:t xml:space="preserve"> flags do not enable C11 atomics, adjust the build configuration or use an appropriate lock. Also, </w:t>
+      </w:r>
+      <w:proofErr w:type="spellStart"/>
+      <w:r>
+        <w:t>mbuf_</w:t>
+      </w:r>
+      <w:proofErr w:type="gramStart"/>
+      <w:r>
+        <w:t>free</w:t>
+      </w:r>
+      <w:proofErr w:type="spellEnd"/>
+      <w:r>
+        <w:t>(</w:t>
+      </w:r>
+      <w:proofErr w:type="gramEnd"/>
+      <w:r>
+        <w:t xml:space="preserve">) must only be called once for each successfully allocated </w:t>
+      </w:r>
+      <w:proofErr w:type="spellStart"/>
+      <w:r>
+        <w:t>mbuf</w:t>
+      </w:r>
+      <w:proofErr w:type="spellEnd"/>
+      <w:r>
+        <w:t>; these counters are not a substitute for double-free detection.</w:t>
+      </w:r>
+    </w:p>
+    <w:p>
+      <w:pPr>
+        <w:rPr>
+          <w:b/>
+          <w:bCs/>
+        </w:rPr>
+      </w:pPr>
+      <w:r>
+        <w:rPr>
+          <w:b/>
+          <w:bCs/>
+        </w:rPr>
+        <w:t>3. Report the counters</w:t>
+      </w:r>
+    </w:p>
+    <w:p>
+      <w:r>
+        <w:t>Add a reporting function, either in the same file or in a diagnostic module:</w:t>
+      </w:r>
+    </w:p>
+    <w:p>
+      <w:r>
+        <w:t>#include &lt;</w:t>
+      </w:r>
+      <w:proofErr w:type="spellStart"/>
+      <w:r>
+        <w:t>stdio.h</w:t>
+      </w:r>
+      <w:proofErr w:type="spellEnd"/>
+      <w:r>
+        <w:t>&gt;</w:t>
+      </w:r>
+    </w:p>
+    <w:p/>
+    <w:p>
+      <w:r>
+        <w:t xml:space="preserve">void </w:t>
+      </w:r>
+      <w:proofErr w:type="spellStart"/>
+      <w:r>
+        <w:t>mbuf_alloc_stats_report</w:t>
+      </w:r>
+      <w:proofErr w:type="spellEnd"/>
+      <w:r>
+        <w:t>(void)</w:t>
+      </w:r>
+    </w:p>
+    <w:p>
+      <w:r>
+        <w:t>{</w:t>
+      </w:r>
+    </w:p>
+    <w:p>
+      <w:r>
+        <w:t xml:space="preserve">    struct </w:t>
+      </w:r>
+      <w:proofErr w:type="spellStart"/>
+      <w:r>
+        <w:t>mbuf_alloc_stats</w:t>
+      </w:r>
+      <w:proofErr w:type="spellEnd"/>
+      <w:r>
+        <w:t xml:space="preserve"> stats;</w:t>
+      </w:r>
+    </w:p>
+    <w:p/>
+    <w:p>
+      <w:r>
+        <w:t xml:space="preserve">    </w:t>
+      </w:r>
+      <w:proofErr w:type="spellStart"/>
+      <w:r>
+        <w:t>mbuf_alloc_stats_get</w:t>
+      </w:r>
+      <w:proofErr w:type="spellEnd"/>
+      <w:r>
+        <w:t>(&amp;stats);</w:t>
+      </w:r>
+    </w:p>
+    <w:p/>
+    <w:p>
+      <w:r>
+        <w:t xml:space="preserve">    </w:t>
+      </w:r>
+      <w:proofErr w:type="spellStart"/>
+      <w:proofErr w:type="gramStart"/>
+      <w:r>
+        <w:t>fprintf</w:t>
+      </w:r>
+      <w:proofErr w:type="spellEnd"/>
+      <w:r>
+        <w:t>(</w:t>
+      </w:r>
+      <w:proofErr w:type="gramEnd"/>
+      <w:r>
+        <w:t>stderr,</w:t>
+      </w:r>
+    </w:p>
+    <w:p>
+      <w:r>
+        <w:t xml:space="preserve">            "</w:t>
+      </w:r>
+      <w:proofErr w:type="spellStart"/>
+      <w:proofErr w:type="gramStart"/>
+      <w:r>
+        <w:t>mbuf</w:t>
+      </w:r>
+      <w:proofErr w:type="spellEnd"/>
+      <w:proofErr w:type="gramEnd"/>
+      <w:r>
+        <w:t xml:space="preserve"> statistics: current=%</w:t>
+      </w:r>
+      <w:proofErr w:type="spellStart"/>
+      <w:r>
+        <w:t>zu</w:t>
+      </w:r>
+      <w:proofErr w:type="spellEnd"/>
+      <w:r>
+        <w:t>, peak=%</w:t>
+      </w:r>
+      <w:proofErr w:type="spellStart"/>
+      <w:r>
+        <w:t>zu</w:t>
+      </w:r>
+      <w:proofErr w:type="spellEnd"/>
+      <w:r>
+        <w:t>, "</w:t>
+      </w:r>
+    </w:p>
+    <w:p>
+      <w:r>
+        <w:t xml:space="preserve">            "</w:t>
+      </w:r>
+      <w:proofErr w:type="spellStart"/>
+      <w:proofErr w:type="gramStart"/>
+      <w:r>
+        <w:t>total</w:t>
+      </w:r>
+      <w:proofErr w:type="gramEnd"/>
+      <w:r>
+        <w:t>_allocations</w:t>
+      </w:r>
+      <w:proofErr w:type="spellEnd"/>
+      <w:r>
+        <w:t>=%</w:t>
+      </w:r>
+      <w:proofErr w:type="spellStart"/>
+      <w:r>
+        <w:t>llu</w:t>
+      </w:r>
+      <w:proofErr w:type="spellEnd"/>
+      <w:r>
+        <w:t>, failures=%</w:t>
+      </w:r>
+      <w:proofErr w:type="spellStart"/>
+      <w:r>
+        <w:t>llu</w:t>
+      </w:r>
+      <w:proofErr w:type="spellEnd"/>
+      <w:r>
+        <w:t>\n",</w:t>
+      </w:r>
+    </w:p>
+    <w:p>
+      <w:r>
+        <w:lastRenderedPageBreak/>
+        <w:t xml:space="preserve">            </w:t>
+      </w:r>
+      <w:proofErr w:type="spellStart"/>
+      <w:proofErr w:type="gramStart"/>
+      <w:r>
+        <w:t>stats.current</w:t>
+      </w:r>
+      <w:proofErr w:type="spellEnd"/>
+      <w:proofErr w:type="gramEnd"/>
+      <w:r>
+        <w:t>,</w:t>
+      </w:r>
+    </w:p>
+    <w:p>
+      <w:r>
+        <w:t xml:space="preserve">            </w:t>
+      </w:r>
+      <w:proofErr w:type="spellStart"/>
+      <w:proofErr w:type="gramStart"/>
+      <w:r>
+        <w:t>stats.peak</w:t>
+      </w:r>
+      <w:proofErr w:type="spellEnd"/>
+      <w:proofErr w:type="gramEnd"/>
+      <w:r>
+        <w:t>,</w:t>
+      </w:r>
+    </w:p>
+    <w:p>
+      <w:r>
+        <w:t xml:space="preserve">            (unsigned long </w:t>
+      </w:r>
+      <w:proofErr w:type="gramStart"/>
+      <w:r>
+        <w:t>long)</w:t>
+      </w:r>
+      <w:proofErr w:type="spellStart"/>
+      <w:r>
+        <w:t>stats</w:t>
+      </w:r>
+      <w:proofErr w:type="gramEnd"/>
+      <w:r>
+        <w:t>.total_allocations</w:t>
+      </w:r>
+      <w:proofErr w:type="spellEnd"/>
+      <w:r>
+        <w:t>,</w:t>
+      </w:r>
+    </w:p>
+    <w:p>
+      <w:r>
+        <w:t xml:space="preserve">            (unsigned long </w:t>
+      </w:r>
+      <w:proofErr w:type="gramStart"/>
+      <w:r>
+        <w:t>long)</w:t>
+      </w:r>
+      <w:proofErr w:type="spellStart"/>
+      <w:r>
+        <w:t>stats</w:t>
+      </w:r>
+      <w:proofErr w:type="gramEnd"/>
+      <w:r>
+        <w:t>.allocation_failures</w:t>
+      </w:r>
+      <w:proofErr w:type="spellEnd"/>
+      <w:r>
+        <w:t>);</w:t>
+      </w:r>
+    </w:p>
+    <w:p>
+      <w:r>
+        <w:t>}</w:t>
+      </w:r>
+    </w:p>
+    <w:p>
+      <w:r>
+        <w:t xml:space="preserve">Add its declaration to </w:t>
+      </w:r>
+      <w:proofErr w:type="spellStart"/>
+      <w:r>
+        <w:t>allocation_abstraction.h</w:t>
+      </w:r>
+      <w:proofErr w:type="spellEnd"/>
+      <w:r>
+        <w:t>:</w:t>
+      </w:r>
+    </w:p>
+    <w:p>
+      <w:r>
+        <w:t xml:space="preserve">void </w:t>
+      </w:r>
+      <w:proofErr w:type="spellStart"/>
+      <w:r>
+        <w:t>mbuf_alloc_stats_report</w:t>
+      </w:r>
+      <w:proofErr w:type="spellEnd"/>
+      <w:r>
+        <w:t>(void);</w:t>
+      </w:r>
+    </w:p>
+    <w:p>
+      <w:r>
+        <w:t xml:space="preserve">For initial testing, call </w:t>
+      </w:r>
+      <w:proofErr w:type="spellStart"/>
+      <w:r>
+        <w:t>mbuf_alloc_stats_</w:t>
+      </w:r>
+      <w:proofErr w:type="gramStart"/>
+      <w:r>
+        <w:t>report</w:t>
+      </w:r>
+      <w:proofErr w:type="spellEnd"/>
+      <w:r>
+        <w:t>(</w:t>
+      </w:r>
+      <w:proofErr w:type="gramEnd"/>
+      <w:r>
+        <w:t>) at a suitable diagnostic point, such as after a test run or during controlled shutdown. Avoid printing on every allocation in the packet-processing path, as that can distort performance measurements.</w:t>
+      </w:r>
+    </w:p>
+    <w:p>
+      <w:pPr>
+        <w:rPr>
+          <w:b/>
+          <w:bCs/>
+        </w:rPr>
+      </w:pPr>
+      <w:r>
+        <w:rPr>
+          <w:b/>
+          <w:bCs/>
+        </w:rPr>
+        <w:t>4. Check that the existing lifecycle is counted correctly</w:t>
+      </w:r>
+    </w:p>
+    <w:p>
+      <w:proofErr w:type="spellStart"/>
+      <w:r>
+        <w:t>ZEURE</w:t>
+      </w:r>
+      <w:r>
+        <w:t>current</w:t>
+      </w:r>
+      <w:proofErr w:type="spellEnd"/>
+      <w:r>
+        <w:t xml:space="preserve"> design should follow this pattern:</w:t>
+      </w:r>
+    </w:p>
+    <w:p>
+      <w:proofErr w:type="spellStart"/>
+      <w:r>
+        <w:t>mbuf_</w:t>
+      </w:r>
+      <w:proofErr w:type="gramStart"/>
+      <w:r>
+        <w:t>alloc</w:t>
+      </w:r>
+      <w:proofErr w:type="spellEnd"/>
+      <w:r>
+        <w:t>(</w:t>
+      </w:r>
+      <w:proofErr w:type="gramEnd"/>
+      <w:r>
+        <w:t>) succeeds</w:t>
+      </w:r>
+    </w:p>
+    <w:p>
+      <w:r>
+        <w:t>Increment current and total allocations; update peak if necessary.</w:t>
+      </w:r>
+    </w:p>
+    <w:p>
+      <w:proofErr w:type="spellStart"/>
+      <w:r>
+        <w:t>mbuf_free</w:t>
+      </w:r>
+      <w:proofErr w:type="spellEnd"/>
+      <w:r>
+        <w:t>(m)</w:t>
+      </w:r>
+    </w:p>
+    <w:p>
+      <w:r>
+        <w:t xml:space="preserve">Decrement current usage and release the </w:t>
+      </w:r>
+      <w:proofErr w:type="spellStart"/>
+      <w:r>
+        <w:t>mbuf</w:t>
+      </w:r>
+      <w:proofErr w:type="spellEnd"/>
+      <w:r>
+        <w:t xml:space="preserve"> object. Do not release its data buffer here.</w:t>
+      </w:r>
+    </w:p>
+    <w:p>
+      <w:proofErr w:type="spellStart"/>
+      <w:r>
+        <w:t>mbuf_data_</w:t>
+      </w:r>
+      <w:proofErr w:type="gramStart"/>
+      <w:r>
+        <w:t>alloc</w:t>
+      </w:r>
+      <w:proofErr w:type="spellEnd"/>
+      <w:r>
+        <w:t>(</w:t>
+      </w:r>
+      <w:proofErr w:type="gramEnd"/>
+      <w:r>
+        <w:t>) fails</w:t>
+      </w:r>
+    </w:p>
+    <w:p>
+      <w:r>
+        <w:t xml:space="preserve">This is a payload-buffer allocation failure, not an </w:t>
+      </w:r>
+      <w:proofErr w:type="spellStart"/>
+      <w:r>
+        <w:t>mbuf</w:t>
+      </w:r>
+      <w:proofErr w:type="spellEnd"/>
+      <w:r>
+        <w:t xml:space="preserve">-object allocation failure. Track it separately if </w:t>
+      </w:r>
+      <w:r>
+        <w:t>ZEU</w:t>
+      </w:r>
+      <w:r>
+        <w:t xml:space="preserve"> want to measure both.</w:t>
+      </w:r>
+    </w:p>
+    <w:p>
+      <w:proofErr w:type="spellStart"/>
+      <w:r>
+        <w:t>ZEURE</w:t>
+      </w:r>
+      <w:r>
+        <w:t>existing</w:t>
+      </w:r>
+      <w:proofErr w:type="spellEnd"/>
+      <w:r>
+        <w:t xml:space="preserve"> </w:t>
+      </w:r>
+      <w:proofErr w:type="spellStart"/>
+      <w:r>
+        <w:t>m_</w:t>
+      </w:r>
+      <w:proofErr w:type="gramStart"/>
+      <w:r>
+        <w:t>freem</w:t>
+      </w:r>
+      <w:proofErr w:type="spellEnd"/>
+      <w:r>
+        <w:t>(</w:t>
+      </w:r>
+      <w:proofErr w:type="gramEnd"/>
+      <w:r>
+        <w:t xml:space="preserve">) should continue to release </w:t>
+      </w:r>
+      <w:proofErr w:type="spellStart"/>
+      <w:r>
+        <w:t>m_datastart</w:t>
+      </w:r>
+      <w:proofErr w:type="spellEnd"/>
+      <w:r>
+        <w:t xml:space="preserve"> through </w:t>
+      </w:r>
+      <w:proofErr w:type="spellStart"/>
+      <w:r>
+        <w:t>mbuf_data_</w:t>
+      </w:r>
+      <w:proofErr w:type="gramStart"/>
+      <w:r>
+        <w:t>free</w:t>
+      </w:r>
+      <w:proofErr w:type="spellEnd"/>
+      <w:r>
+        <w:t>(</w:t>
+      </w:r>
+      <w:proofErr w:type="gramEnd"/>
+      <w:r>
+        <w:t xml:space="preserve">) and then release the </w:t>
+      </w:r>
+      <w:proofErr w:type="spellStart"/>
+      <w:r>
+        <w:t>mbuf</w:t>
+      </w:r>
+      <w:proofErr w:type="spellEnd"/>
+      <w:r>
+        <w:t xml:space="preserve"> object through </w:t>
+      </w:r>
+      <w:proofErr w:type="spellStart"/>
+      <w:r>
+        <w:t>mbuf_</w:t>
+      </w:r>
+      <w:proofErr w:type="gramStart"/>
+      <w:r>
+        <w:t>free</w:t>
+      </w:r>
+      <w:proofErr w:type="spellEnd"/>
+      <w:r>
+        <w:t>(</w:t>
+      </w:r>
+      <w:proofErr w:type="gramEnd"/>
+      <w:r>
+        <w:t>).</w:t>
+      </w:r>
+    </w:p>
+    <w:p>
+      <w:pPr>
+        <w:rPr>
+          <w:b/>
+          <w:bCs/>
+        </w:rPr>
+      </w:pPr>
+      <w:r>
+        <w:rPr>
+          <w:b/>
+          <w:bCs/>
+        </w:rPr>
+        <w:t>5. How to use the measurements for Stage 2</w:t>
+      </w:r>
+    </w:p>
+    <w:p>
+      <w:r>
+        <w:t>Run representative tests covering normal traffic, peak traffic, queue congestion, packet drops, and repeated startup/shutdown cycles.</w:t>
+      </w:r>
+    </w:p>
+    <w:p>
+      <w:r>
+        <w:t xml:space="preserve">The most useful result is the peak number of simultaneously allocated </w:t>
+      </w:r>
+      <w:proofErr w:type="spellStart"/>
+      <w:r>
+        <w:t>mbufs</w:t>
+      </w:r>
+      <w:proofErr w:type="spellEnd"/>
+      <w:r>
+        <w:t xml:space="preserve"> under realistic worst-case conditions. That gives </w:t>
+      </w:r>
+      <w:r>
+        <w:t>ZEU</w:t>
+      </w:r>
+      <w:r>
+        <w:t xml:space="preserve"> a starting point for pool sizing, although </w:t>
+      </w:r>
+      <w:r>
+        <w:t>ZEU</w:t>
+      </w:r>
+      <w:r>
+        <w:t xml:space="preserve"> should add a justified margin and account for all allocation paths before setting a hard capacity.</w:t>
+      </w:r>
+    </w:p>
+    <w:p>
+      <w:r>
+        <w:t xml:space="preserve">One final </w:t>
+      </w:r>
+      <w:r>
+        <w:t>AHOLKU</w:t>
+      </w:r>
+      <w:r>
+        <w:t xml:space="preserve">: if </w:t>
+      </w:r>
+      <w:r>
+        <w:t>ZEU</w:t>
+      </w:r>
+      <w:r>
+        <w:t xml:space="preserve"> also want to investigate fragmentation, add separate counters for payload-buffer allocation count, requested bytes, and allocation failures. The </w:t>
+      </w:r>
+      <w:proofErr w:type="spellStart"/>
+      <w:r>
+        <w:t>mbuf</w:t>
+      </w:r>
+      <w:proofErr w:type="spellEnd"/>
+      <w:r>
+        <w:t xml:space="preserve">-object peak alone cannot tell </w:t>
+      </w:r>
+      <w:r>
+        <w:t>ZEU</w:t>
+      </w:r>
+      <w:r>
+        <w:t xml:space="preserve"> how much payload memory is in use.</w:t>
+      </w:r>
+    </w:p>
+    <w:p>
+      <w:r>
+        <w:rPr>
+          <w:highlight w:val="cyan"/>
+        </w:rPr>
+        <w:t>*********************************************************************************</w:t>
+      </w:r>
+    </w:p>
+    <w:p>
+      <w:r>
+        <w:rPr>
+          <w:highlight w:val="cyan"/>
+        </w:rPr>
+        <w:t xml:space="preserve">when you say "Track it separately if you want to measure both." for </w:t>
+      </w:r>
+      <w:proofErr w:type="spellStart"/>
+      <w:r>
+        <w:rPr>
+          <w:highlight w:val="cyan"/>
+        </w:rPr>
+        <w:t>mbuf_data_</w:t>
+      </w:r>
+      <w:proofErr w:type="gramStart"/>
+      <w:r>
+        <w:rPr>
+          <w:highlight w:val="cyan"/>
+        </w:rPr>
+        <w:t>alloc</w:t>
+      </w:r>
+      <w:proofErr w:type="spellEnd"/>
+      <w:r>
+        <w:rPr>
+          <w:highlight w:val="cyan"/>
+        </w:rPr>
+        <w:t>(</w:t>
+      </w:r>
+      <w:proofErr w:type="gramEnd"/>
+      <w:r>
+        <w:rPr>
+          <w:highlight w:val="cyan"/>
+        </w:rPr>
+        <w:t xml:space="preserve">), are you suggesting to reuse the code from </w:t>
+      </w:r>
+      <w:proofErr w:type="spellStart"/>
+      <w:r>
+        <w:rPr>
+          <w:highlight w:val="cyan"/>
+        </w:rPr>
+        <w:t>mbuf_alloc</w:t>
+      </w:r>
+      <w:proofErr w:type="spellEnd"/>
+      <w:r>
+        <w:rPr>
+          <w:highlight w:val="cyan"/>
+        </w:rPr>
+        <w:t xml:space="preserve"> and </w:t>
+      </w:r>
+      <w:proofErr w:type="spellStart"/>
+      <w:r>
+        <w:rPr>
+          <w:highlight w:val="cyan"/>
+        </w:rPr>
+        <w:t>mbuf_free</w:t>
+      </w:r>
+      <w:proofErr w:type="spellEnd"/>
+      <w:r>
+        <w:rPr>
+          <w:highlight w:val="cyan"/>
+        </w:rPr>
+        <w:t xml:space="preserve"> to create an equivalent counter and </w:t>
+      </w:r>
+      <w:proofErr w:type="spellStart"/>
+      <w:r>
+        <w:rPr>
+          <w:highlight w:val="cyan"/>
+        </w:rPr>
+        <w:t>diagnostixs</w:t>
+      </w:r>
+      <w:proofErr w:type="spellEnd"/>
+      <w:r>
+        <w:rPr>
+          <w:highlight w:val="cyan"/>
+        </w:rPr>
+        <w:t xml:space="preserve"> but separate?</w:t>
+      </w:r>
+    </w:p>
+    <w:p/>
+    <w:p>
+      <w:r>
+        <w:lastRenderedPageBreak/>
+        <w:t xml:space="preserve">Yes. I’m suggesting you use the same general approach as </w:t>
+      </w:r>
+      <w:proofErr w:type="spellStart"/>
+      <w:r>
+        <w:t>mbuf_</w:t>
+      </w:r>
+      <w:proofErr w:type="gramStart"/>
+      <w:r>
+        <w:t>alloc</w:t>
+      </w:r>
+      <w:proofErr w:type="spellEnd"/>
+      <w:r>
+        <w:t>(</w:t>
+      </w:r>
+      <w:proofErr w:type="gramEnd"/>
+      <w:r>
+        <w:t xml:space="preserve">) and </w:t>
+      </w:r>
+      <w:proofErr w:type="spellStart"/>
+      <w:r>
+        <w:t>mbuf_</w:t>
+      </w:r>
+      <w:proofErr w:type="gramStart"/>
+      <w:r>
+        <w:t>free</w:t>
+      </w:r>
+      <w:proofErr w:type="spellEnd"/>
+      <w:r>
+        <w:t>(</w:t>
+      </w:r>
+      <w:proofErr w:type="gramEnd"/>
+      <w:r>
+        <w:t xml:space="preserve">) to create a separate set of counters for payload-buffer allocations, rather than reusing the </w:t>
+      </w:r>
+      <w:proofErr w:type="spellStart"/>
+      <w:r>
+        <w:t>mbuf</w:t>
+      </w:r>
+      <w:proofErr w:type="spellEnd"/>
+      <w:r>
+        <w:t>-object counters.</w:t>
+      </w:r>
+    </w:p>
+    <w:p>
+      <w:r>
+        <w:t>The reason is that these measure two different types of memory allocation:</w:t>
+      </w:r>
+    </w:p>
+    <w:p>
+      <w:pPr>
+        <w:numPr>
+          <w:ilvl w:val="0"/>
+          <w:numId w:val="8"/>
+        </w:numPr>
+      </w:pPr>
+      <w:proofErr w:type="spellStart"/>
+      <w:r>
+        <w:t>Mbuf</w:t>
+      </w:r>
+      <w:proofErr w:type="spellEnd"/>
+      <w:r>
+        <w:t xml:space="preserve">-object counters: Track the number of allocated struct </w:t>
+      </w:r>
+      <w:proofErr w:type="spellStart"/>
+      <w:r>
+        <w:t>mbuf</w:t>
+      </w:r>
+      <w:proofErr w:type="spellEnd"/>
+      <w:r>
+        <w:t xml:space="preserve"> objects.</w:t>
+      </w:r>
+    </w:p>
+    <w:p>
+      <w:pPr>
+        <w:numPr>
+          <w:ilvl w:val="0"/>
+          <w:numId w:val="8"/>
+        </w:numPr>
+      </w:pPr>
+      <w:r>
+        <w:t xml:space="preserve">Payload-buffer counters: Track the number and size of separately allocated data buffers managed through </w:t>
+      </w:r>
+      <w:proofErr w:type="spellStart"/>
+      <w:r>
+        <w:t>mbuf_data_</w:t>
+      </w:r>
+      <w:proofErr w:type="gramStart"/>
+      <w:r>
+        <w:t>alloc</w:t>
+      </w:r>
+      <w:proofErr w:type="spellEnd"/>
+      <w:r>
+        <w:t>(</w:t>
+      </w:r>
+      <w:proofErr w:type="gramEnd"/>
+      <w:r>
+        <w:t xml:space="preserve">) and </w:t>
+      </w:r>
+      <w:proofErr w:type="spellStart"/>
+      <w:r>
+        <w:t>mbuf_data_</w:t>
+      </w:r>
+      <w:proofErr w:type="gramStart"/>
+      <w:r>
+        <w:t>free</w:t>
+      </w:r>
+      <w:proofErr w:type="spellEnd"/>
+      <w:r>
+        <w:t>(</w:t>
+      </w:r>
+      <w:proofErr w:type="gramEnd"/>
+      <w:r>
+        <w:t>).</w:t>
+      </w:r>
+    </w:p>
+    <w:p>
+      <w:pPr>
+        <w:rPr>
+          <w:b/>
+          <w:bCs/>
+        </w:rPr>
+      </w:pPr>
+      <w:r>
+        <w:rPr>
+          <w:b/>
+          <w:bCs/>
+        </w:rPr>
+        <w:t>1. Suggested payload-buffer statistics</w:t>
+      </w:r>
+    </w:p>
+    <w:p>
+      <w:proofErr w:type="spellStart"/>
+      <w:r>
+        <w:t>LEKIDOT</w:t>
+      </w:r>
+      <w:r>
+        <w:t>track</w:t>
+      </w:r>
+      <w:proofErr w:type="spellEnd"/>
+      <w:r>
+        <w:t xml:space="preserve"> the following:</w:t>
+      </w:r>
+    </w:p>
+    <w:tbl>
+      <w:tblPr>
+        <w:tblW w:w="0" w:type="auto"/>
+        <w:tblCellSpacing w:w="15" w:type="dxa"/>
+        <w:tblCellMar>
+          <w:top w:w="15" w:type="dxa"/>
+          <w:left w:w="15" w:type="dxa"/>
+          <w:bottom w:w="15" w:type="dxa"/>
+          <w:right w:w="15" w:type="dxa"/>
+        </w:tblCellMar>
+        <w:tblLook w:val="04A0" w:firstRow="1" w:lastRow="0" w:firstColumn="1" w:lastColumn="0" w:noHBand="0" w:noVBand="1"/>
+      </w:tblPr>
+      <w:tblGrid>
+        <w:gridCol w:w="1710"/>
+        <w:gridCol w:w="5657"/>
+      </w:tblGrid>
+      <w:tr>
+        <w:trPr>
+          <w:tblCellSpacing w:w="15" w:type="dxa"/>
+        </w:trPr>
+        <w:tc>
+          <w:tcPr>
+            <w:tcW w:w="0" w:type="auto"/>
+            <w:vAlign w:val="center"/>
+            <w:hideMark/>
+          </w:tcPr>
+          <w:p>
+            <w:pPr>
+              <w:rPr>
+                <w:b/>
+                <w:bCs/>
+              </w:rPr>
+            </w:pPr>
+            <w:r>
+              <w:rPr>
+                <w:b/>
+                <w:bCs/>
+              </w:rPr>
+              <w:t>Counter</w:t>
+            </w:r>
+          </w:p>
+        </w:tc>
+        <w:tc>
+          <w:tcPr>
+            <w:tcW w:w="0" w:type="auto"/>
+            <w:vAlign w:val="center"/>
+            <w:hideMark/>
+          </w:tcPr>
+          <w:p>
+            <w:pPr>
+              <w:rPr>
+                <w:b/>
+                <w:bCs/>
+              </w:rPr>
+            </w:pPr>
+            <w:r>
+              <w:rPr>
+                <w:b/>
+                <w:bCs/>
+              </w:rPr>
+              <w:t>Purpose</w:t>
             </w:r>
           </w:p>
         </w:tc>
@@ -398,7 +4766,7 @@
           </w:tcPr>
           <w:p>
             <w:r>
-              <w:t>New configuration, return active-call leg</w:t>
+              <w:t>current</w:t>
             </w:r>
           </w:p>
         </w:tc>
@@ -410,70 +4778,168 @@
           </w:tcPr>
           <w:p>
             <w:r>
-              <w:t>+1.8 dB</w:t>
+              <w:t>Number of payload buffers currently allocated</w:t>
+            </w:r>
+          </w:p>
+        </w:tc>
+      </w:tr>
+      <w:tr>
+        <w:trPr>
+          <w:tblCellSpacing w:w="15" w:type="dxa"/>
+        </w:trPr>
+        <w:tc>
+          <w:tcPr>
+            <w:tcW w:w="0" w:type="auto"/>
+            <w:vAlign w:val="center"/>
+            <w:hideMark/>
+          </w:tcPr>
+          <w:p>
+            <w:r>
+              <w:t>peak</w:t>
+            </w:r>
+          </w:p>
+        </w:tc>
+        <w:tc>
+          <w:tcPr>
+            <w:tcW w:w="0" w:type="auto"/>
+            <w:vAlign w:val="center"/>
+            <w:hideMark/>
+          </w:tcPr>
+          <w:p>
+            <w:r>
+              <w:t>Maximum number of simultaneously allocated payload buffers</w:t>
+            </w:r>
+          </w:p>
+        </w:tc>
+      </w:tr>
+      <w:tr>
+        <w:trPr>
+          <w:tblCellSpacing w:w="15" w:type="dxa"/>
+        </w:trPr>
+        <w:tc>
+          <w:tcPr>
+            <w:tcW w:w="0" w:type="auto"/>
+            <w:vAlign w:val="center"/>
+            <w:hideMark/>
+          </w:tcPr>
+          <w:p>
+            <w:proofErr w:type="spellStart"/>
+            <w:r>
+              <w:t>total_allocations</w:t>
+            </w:r>
+            <w:proofErr w:type="spellEnd"/>
+          </w:p>
+        </w:tc>
+        <w:tc>
+          <w:tcPr>
+            <w:tcW w:w="0" w:type="auto"/>
+            <w:vAlign w:val="center"/>
+            <w:hideMark/>
+          </w:tcPr>
+          <w:p>
+            <w:r>
+              <w:t>Total successful payload-buffer allocations</w:t>
+            </w:r>
+          </w:p>
+        </w:tc>
+      </w:tr>
+      <w:tr>
+        <w:trPr>
+          <w:tblCellSpacing w:w="15" w:type="dxa"/>
+        </w:trPr>
+        <w:tc>
+          <w:tcPr>
+            <w:tcW w:w="0" w:type="auto"/>
+            <w:vAlign w:val="center"/>
+            <w:hideMark/>
+          </w:tcPr>
+          <w:p>
+            <w:proofErr w:type="spellStart"/>
+            <w:r>
+              <w:t>allocation_failures</w:t>
+            </w:r>
+            <w:proofErr w:type="spellEnd"/>
+          </w:p>
+        </w:tc>
+        <w:tc>
+          <w:tcPr>
+            <w:tcW w:w="0" w:type="auto"/>
+            <w:vAlign w:val="center"/>
+            <w:hideMark/>
+          </w:tcPr>
+          <w:p>
+            <w:r>
+              <w:t>Number of failed payload-buffer allocations</w:t>
+            </w:r>
+          </w:p>
+        </w:tc>
+      </w:tr>
+      <w:tr>
+        <w:trPr>
+          <w:tblCellSpacing w:w="15" w:type="dxa"/>
+        </w:trPr>
+        <w:tc>
+          <w:tcPr>
+            <w:tcW w:w="0" w:type="auto"/>
+            <w:vAlign w:val="center"/>
+            <w:hideMark/>
+          </w:tcPr>
+          <w:p>
+            <w:proofErr w:type="spellStart"/>
+            <w:r>
+              <w:t>current_bytes</w:t>
+            </w:r>
+            <w:proofErr w:type="spellEnd"/>
+          </w:p>
+        </w:tc>
+        <w:tc>
+          <w:tcPr>
+            <w:tcW w:w="0" w:type="auto"/>
+            <w:vAlign w:val="center"/>
+            <w:hideMark/>
+          </w:tcPr>
+          <w:p>
+            <w:r>
+              <w:t>Total bytes currently allocated for payload buffers</w:t>
+            </w:r>
+          </w:p>
+        </w:tc>
+      </w:tr>
+      <w:tr>
+        <w:trPr>
+          <w:tblCellSpacing w:w="15" w:type="dxa"/>
+        </w:trPr>
+        <w:tc>
+          <w:tcPr>
+            <w:tcW w:w="0" w:type="auto"/>
+            <w:vAlign w:val="center"/>
+            <w:hideMark/>
+          </w:tcPr>
+          <w:p>
+            <w:proofErr w:type="spellStart"/>
+            <w:r>
+              <w:t>peak_bytes</w:t>
+            </w:r>
+            <w:proofErr w:type="spellEnd"/>
+          </w:p>
+        </w:tc>
+        <w:tc>
+          <w:tcPr>
+            <w:tcW w:w="0" w:type="auto"/>
+            <w:vAlign w:val="center"/>
+            <w:hideMark/>
+          </w:tcPr>
+          <w:p>
+            <w:r>
+              <w:t>Maximum simultaneous payload-buffer bytes</w:t>
             </w:r>
           </w:p>
         </w:tc>
       </w:tr>
     </w:tbl>
     <w:p>
-      <w:pPr>
-        <w:numPr>
-          <w:ilvl w:val="0"/>
-          <w:numId w:val="4"/>
-        </w:numPr>
-      </w:pPr>
-      <w:r>
-        <w:t>On the outgoing leg, FVD1 is approximately 9.75 dB weaker than FVD2.</w:t>
-      </w:r>
-    </w:p>
-    <w:p>
-      <w:pPr>
-        <w:numPr>
-          <w:ilvl w:val="0"/>
-          <w:numId w:val="4"/>
-        </w:numPr>
-      </w:pPr>
-      <w:r>
-        <w:t>On the return leg, FVD1 is approximately 1.8 dB stronger than FVD2.</w:t>
-      </w:r>
-    </w:p>
-    <w:p>
-      <w:pPr>
-        <w:numPr>
-          <w:ilvl w:val="0"/>
-          <w:numId w:val="4"/>
-        </w:numPr>
-      </w:pPr>
-      <w:r>
-        <w:t xml:space="preserve">The difference between the two offsets is 11.55 </w:t>
-      </w:r>
-      <w:proofErr w:type="spellStart"/>
-      <w:r>
-        <w:t>dB.</w:t>
-      </w:r>
-      <w:proofErr w:type="spellEnd"/>
-    </w:p>
-    <w:p>
-      <w:pPr>
-        <w:numPr>
-          <w:ilvl w:val="0"/>
-          <w:numId w:val="4"/>
-        </w:numPr>
-      </w:pPr>
-      <w:r>
-        <w:t>The same PCI and frequency, together with aligned samples, make cell changes and sample misalignment unlikely explanations.</w:t>
-      </w:r>
-    </w:p>
-    <w:p>
-      <w:pPr>
-        <w:numPr>
-          <w:ilvl w:val="0"/>
-          <w:numId w:val="4"/>
-        </w:numPr>
-      </w:pPr>
-      <w:r>
-        <w:t>The large directional change is inconsistent with a simple, fixed insertion-loss difference between the two RF paths.</w:t>
+      <w:r>
+        <w:t>The byte counters are particularly useful because payload buffers can have different sizes.</w:t>
       </w:r>
     </w:p>
     <w:p>
@@ -488,117 +4954,432 @@
           <w:b/>
           <w:bCs/>
         </w:rPr>
-        <w:t>4. Antenna radiation pattern explains the directional behaviour</w:t>
-      </w:r>
-    </w:p>
-    <w:p>
-      <w:pPr>
-        <w:numPr>
-          <w:ilvl w:val="0"/>
-          <w:numId w:val="5"/>
-        </w:numPr>
-      </w:pPr>
-      <w:r>
-        <w:t>Three antennas—two B3/B20 antennas and one B40 antenna—are mounted on the belly V-plate.</w:t>
-      </w:r>
-    </w:p>
-    <w:p>
-      <w:pPr>
-        <w:numPr>
-          <w:ilvl w:val="0"/>
-          <w:numId w:val="5"/>
-        </w:numPr>
-      </w:pPr>
-      <w:r>
-        <w:t>The other B40 antenna is mounted on the empennage/tail, inclined by approximately 15° relative to the V-plate.</w:t>
-      </w:r>
-    </w:p>
-    <w:p>
-      <w:pPr>
-        <w:numPr>
-          <w:ilvl w:val="0"/>
-          <w:numId w:val="5"/>
-        </w:numPr>
-      </w:pPr>
-      <w:r>
-        <w:t>The tail antenna feeds FVD2; the belly antenna feeds FVD1.</w:t>
-      </w:r>
-    </w:p>
-    <w:p>
-      <w:pPr>
-        <w:numPr>
-          <w:ilvl w:val="0"/>
-          <w:numId w:val="5"/>
-        </w:numPr>
-      </w:pPr>
-      <w:r>
-        <w:t>The antenna radiation-pattern analysis indicates:</w:t>
-      </w:r>
-    </w:p>
-    <w:p>
-      <w:pPr>
-        <w:numPr>
-          <w:ilvl w:val="1"/>
-          <w:numId w:val="5"/>
-        </w:numPr>
-      </w:pPr>
-      <w:r>
-        <w:t>On the outgoing leg, the tail antenna has an approximately 8 dB more favourable response for FVD2.</w:t>
-      </w:r>
-    </w:p>
-    <w:p>
-      <w:pPr>
-        <w:numPr>
-          <w:ilvl w:val="1"/>
-          <w:numId w:val="5"/>
-        </w:numPr>
-      </w:pPr>
-      <w:r>
-        <w:t>On the return leg, the belly antenna has an approximately 3–5 dB more favourable response for FVD1.</w:t>
-      </w:r>
-    </w:p>
-    <w:p>
-      <w:pPr>
-        <w:numPr>
-          <w:ilvl w:val="0"/>
-          <w:numId w:val="5"/>
-        </w:numPr>
-      </w:pPr>
-      <w:r>
-        <w:t>A vertical radiation-pattern cut at azimuth 0° showed that a 10° angular difference near the horizon can produce approximately 5–7 dB of gain variation.</w:t>
-      </w:r>
-    </w:p>
-    <w:p>
-      <w:pPr>
-        <w:numPr>
-          <w:ilvl w:val="0"/>
-          <w:numId w:val="5"/>
-        </w:numPr>
-      </w:pPr>
-      <w:r>
-        <w:t>These findings provide a credible physical explanation for the large outgoing-leg difference and the reversal on the return leg.</w:t>
-      </w:r>
-    </w:p>
-    <w:p>
-      <w:pPr>
-        <w:numPr>
-          <w:ilvl w:val="0"/>
-          <w:numId w:val="5"/>
-        </w:numPr>
-      </w:pPr>
-      <w:r>
-        <w:t>The approximately 8 dB outgoing advantage is close to the observed 9.75 dB difference. The remaining difference could arise from other installation or RF-path effects.</w:t>
-      </w:r>
-    </w:p>
-    <w:p>
-      <w:pPr>
-        <w:numPr>
-          <w:ilvl w:val="0"/>
-          <w:numId w:val="5"/>
-        </w:numPr>
-      </w:pPr>
-      <w:r>
-        <w:t>The static van test reproduced the separate B40 antenna arrangement and its approximate 15° inclination, which is consistent with the possibility of a similar effect in the static results.</w:t>
+        <w:t>2. Keep the counters separate</w:t>
+      </w:r>
+    </w:p>
+    <w:p>
+      <w:r>
+        <w:t>For example, define a separate statistics structure:</w:t>
+      </w:r>
+    </w:p>
+    <w:p>
+      <w:r>
+        <w:t xml:space="preserve">struct </w:t>
+      </w:r>
+      <w:proofErr w:type="spellStart"/>
+      <w:r>
+        <w:t>mbuf_data_alloc_stats</w:t>
+      </w:r>
+      <w:proofErr w:type="spellEnd"/>
+      <w:r>
+        <w:t xml:space="preserve"> {</w:t>
+      </w:r>
+    </w:p>
+    <w:p>
+      <w:r>
+        <w:t xml:space="preserve">    </w:t>
+      </w:r>
+      <w:proofErr w:type="spellStart"/>
+      <w:r>
+        <w:t>size_t</w:t>
+      </w:r>
+      <w:proofErr w:type="spellEnd"/>
+      <w:r>
+        <w:t xml:space="preserve"> current;</w:t>
+      </w:r>
+    </w:p>
+    <w:p>
+      <w:r>
+        <w:t xml:space="preserve">    </w:t>
+      </w:r>
+      <w:proofErr w:type="spellStart"/>
+      <w:r>
+        <w:t>size_t</w:t>
+      </w:r>
+      <w:proofErr w:type="spellEnd"/>
+      <w:r>
+        <w:t xml:space="preserve"> peak;</w:t>
+      </w:r>
+    </w:p>
+    <w:p>
+      <w:r>
+        <w:t xml:space="preserve">    uint64_t </w:t>
+      </w:r>
+      <w:proofErr w:type="spellStart"/>
+      <w:r>
+        <w:t>total_allocations</w:t>
+      </w:r>
+      <w:proofErr w:type="spellEnd"/>
+      <w:r>
+        <w:t>;</w:t>
+      </w:r>
+    </w:p>
+    <w:p>
+      <w:r>
+        <w:t xml:space="preserve">    uint64_t </w:t>
+      </w:r>
+      <w:proofErr w:type="spellStart"/>
+      <w:r>
+        <w:t>allocation_failures</w:t>
+      </w:r>
+      <w:proofErr w:type="spellEnd"/>
+      <w:r>
+        <w:t>;</w:t>
+      </w:r>
+    </w:p>
+    <w:p>
+      <w:r>
+        <w:t xml:space="preserve">    </w:t>
+      </w:r>
+      <w:proofErr w:type="spellStart"/>
+      <w:r>
+        <w:t>size_t</w:t>
+      </w:r>
+      <w:proofErr w:type="spellEnd"/>
+      <w:r>
+        <w:t xml:space="preserve"> </w:t>
+      </w:r>
+      <w:proofErr w:type="spellStart"/>
+      <w:r>
+        <w:t>current_bytes</w:t>
+      </w:r>
+      <w:proofErr w:type="spellEnd"/>
+      <w:r>
+        <w:t>;</w:t>
+      </w:r>
+    </w:p>
+    <w:p>
+      <w:r>
+        <w:t xml:space="preserve">    </w:t>
+      </w:r>
+      <w:proofErr w:type="spellStart"/>
+      <w:r>
+        <w:t>size_t</w:t>
+      </w:r>
+      <w:proofErr w:type="spellEnd"/>
+      <w:r>
+        <w:t xml:space="preserve"> </w:t>
+      </w:r>
+      <w:proofErr w:type="spellStart"/>
+      <w:r>
+        <w:t>peak_bytes</w:t>
+      </w:r>
+      <w:proofErr w:type="spellEnd"/>
+      <w:r>
+        <w:t>;</w:t>
+      </w:r>
+    </w:p>
+    <w:p>
+      <w:r>
+        <w:t>};</w:t>
+      </w:r>
+    </w:p>
+    <w:p>
+      <w:r>
+        <w:t xml:space="preserve">Then maintain separate counters inside </w:t>
+      </w:r>
+      <w:proofErr w:type="spellStart"/>
+      <w:r>
+        <w:t>mbuf_data_</w:t>
+      </w:r>
+      <w:proofErr w:type="gramStart"/>
+      <w:r>
+        <w:t>alloc</w:t>
+      </w:r>
+      <w:proofErr w:type="spellEnd"/>
+      <w:r>
+        <w:t>(</w:t>
+      </w:r>
+      <w:proofErr w:type="gramEnd"/>
+      <w:r>
+        <w:t xml:space="preserve">) and </w:t>
+      </w:r>
+      <w:proofErr w:type="spellStart"/>
+      <w:r>
+        <w:t>mbuf_data_</w:t>
+      </w:r>
+      <w:proofErr w:type="gramStart"/>
+      <w:r>
+        <w:t>free</w:t>
+      </w:r>
+      <w:proofErr w:type="spellEnd"/>
+      <w:r>
+        <w:t>(</w:t>
+      </w:r>
+      <w:proofErr w:type="gramEnd"/>
+      <w:r>
+        <w:t>).</w:t>
+      </w:r>
+    </w:p>
+    <w:p>
+      <w:r>
+        <w:t>Conceptually:</w:t>
+      </w:r>
+    </w:p>
+    <w:p>
+      <w:r>
+        <w:t>void *</w:t>
+      </w:r>
+      <w:proofErr w:type="spellStart"/>
+      <w:r>
+        <w:t>mbuf_data_</w:t>
+      </w:r>
+      <w:proofErr w:type="gramStart"/>
+      <w:r>
+        <w:t>alloc</w:t>
+      </w:r>
+      <w:proofErr w:type="spellEnd"/>
+      <w:r>
+        <w:t>(</w:t>
+      </w:r>
+      <w:proofErr w:type="spellStart"/>
+      <w:proofErr w:type="gramEnd"/>
+      <w:r>
+        <w:t>size_t</w:t>
+      </w:r>
+      <w:proofErr w:type="spellEnd"/>
+      <w:r>
+        <w:t xml:space="preserve"> </w:t>
+      </w:r>
+      <w:proofErr w:type="spellStart"/>
+      <w:r>
+        <w:t>len</w:t>
+      </w:r>
+      <w:proofErr w:type="spellEnd"/>
+      <w:r>
+        <w:t>)</w:t>
+      </w:r>
+    </w:p>
+    <w:p>
+      <w:r>
+        <w:t>{</w:t>
+      </w:r>
+    </w:p>
+    <w:p>
+      <w:r>
+        <w:t xml:space="preserve">    void *p = malloc(</w:t>
+      </w:r>
+      <w:proofErr w:type="spellStart"/>
+      <w:r>
+        <w:t>len</w:t>
+      </w:r>
+      <w:proofErr w:type="spellEnd"/>
+      <w:r>
+        <w:t>);</w:t>
+      </w:r>
+    </w:p>
+    <w:p/>
+    <w:p>
+      <w:r>
+        <w:t xml:space="preserve">    if (p == NULL) {</w:t>
+      </w:r>
+    </w:p>
+    <w:p>
+      <w:r>
+        <w:t xml:space="preserve">        /* Increment payload allocation failures. */</w:t>
+      </w:r>
+    </w:p>
+    <w:p>
+      <w:r>
+        <w:t xml:space="preserve">        return NULL;</w:t>
+      </w:r>
+    </w:p>
+    <w:p>
+      <w:r>
+        <w:t xml:space="preserve">    }</w:t>
+      </w:r>
+    </w:p>
+    <w:p/>
+    <w:p>
+      <w:r>
+        <w:t xml:space="preserve">    /* Increment payload allocation count and bytes. */</w:t>
+      </w:r>
+    </w:p>
+    <w:p>
+      <w:r>
+        <w:t xml:space="preserve">    /* Update peak count and peak bytes. */</w:t>
+      </w:r>
+    </w:p>
+    <w:p/>
+    <w:p>
+      <w:r>
+        <w:t xml:space="preserve">    return p;</w:t>
+      </w:r>
+    </w:p>
+    <w:p>
+      <w:r>
+        <w:t>}</w:t>
+      </w:r>
+    </w:p>
+    <w:p>
+      <w:r>
+        <w:t xml:space="preserve">void </w:t>
+      </w:r>
+      <w:proofErr w:type="spellStart"/>
+      <w:r>
+        <w:t>mbuf_data_</w:t>
+      </w:r>
+      <w:proofErr w:type="gramStart"/>
+      <w:r>
+        <w:t>free</w:t>
+      </w:r>
+      <w:proofErr w:type="spellEnd"/>
+      <w:r>
+        <w:t>(</w:t>
+      </w:r>
+      <w:proofErr w:type="gramEnd"/>
+      <w:r>
+        <w:t>void *p)</w:t>
+      </w:r>
+    </w:p>
+    <w:p>
+      <w:r>
+        <w:t>{</w:t>
+      </w:r>
+    </w:p>
+    <w:p>
+      <w:r>
+        <w:t xml:space="preserve">    if (p == NULL)</w:t>
+      </w:r>
+    </w:p>
+    <w:p>
+      <w:r>
+        <w:t xml:space="preserve">        return;</w:t>
+      </w:r>
+    </w:p>
+    <w:p/>
+    <w:p>
+      <w:r>
+        <w:t xml:space="preserve">    /* Decrement payload allocation count and bytes. */</w:t>
+      </w:r>
+    </w:p>
+    <w:p/>
+    <w:p>
+      <w:r>
+        <w:t xml:space="preserve">    free(p);</w:t>
+      </w:r>
+    </w:p>
+    <w:p>
+      <w:r>
+        <w:t>}</w:t>
+      </w:r>
+    </w:p>
+    <w:p>
+      <w:r>
+        <w:t xml:space="preserve">These are illustrative snippets; the counter updates need to be implemented with the same concurrency protection as </w:t>
+      </w:r>
+      <w:r>
+        <w:t>ZEURE</w:t>
+      </w:r>
+      <w:r>
+        <w:t xml:space="preserve"> existing counters.</w:t>
+      </w:r>
+    </w:p>
+    <w:p>
+      <w:r>
+        <w:t xml:space="preserve">You </w:t>
+      </w:r>
+      <w:r>
+        <w:t>LEKIDAU</w:t>
+      </w:r>
+      <w:r>
+        <w:t xml:space="preserve"> also provide separate functions such as:</w:t>
+      </w:r>
+    </w:p>
+    <w:p>
+      <w:r>
+        <w:t xml:space="preserve">void </w:t>
+      </w:r>
+      <w:proofErr w:type="spellStart"/>
+      <w:r>
+        <w:t>mbuf_data_alloc_stats_</w:t>
+      </w:r>
+      <w:proofErr w:type="gramStart"/>
+      <w:r>
+        <w:t>get</w:t>
+      </w:r>
+      <w:proofErr w:type="spellEnd"/>
+      <w:r>
+        <w:t>(</w:t>
+      </w:r>
+      <w:proofErr w:type="gramEnd"/>
+    </w:p>
+    <w:p>
+      <w:r>
+        <w:t xml:space="preserve">    struct </w:t>
+      </w:r>
+      <w:proofErr w:type="spellStart"/>
+      <w:r>
+        <w:t>mbuf_data_alloc_stats</w:t>
+      </w:r>
+      <w:proofErr w:type="spellEnd"/>
+      <w:r>
+        <w:t xml:space="preserve"> *stats);</w:t>
+      </w:r>
+    </w:p>
+    <w:p/>
+    <w:p>
+      <w:r>
+        <w:t xml:space="preserve">void </w:t>
+      </w:r>
+      <w:proofErr w:type="spellStart"/>
+      <w:r>
+        <w:t>mbuf_data_alloc_stats_report</w:t>
+      </w:r>
+      <w:proofErr w:type="spellEnd"/>
+      <w:r>
+        <w:t>(void);</w:t>
+      </w:r>
+    </w:p>
+    <w:p>
+      <w:r>
+        <w:t xml:space="preserve">The existing </w:t>
+      </w:r>
+      <w:proofErr w:type="spellStart"/>
+      <w:r>
+        <w:t>mbuf_alloc_stats_</w:t>
+      </w:r>
+      <w:proofErr w:type="gramStart"/>
+      <w:r>
+        <w:t>get</w:t>
+      </w:r>
+      <w:proofErr w:type="spellEnd"/>
+      <w:r>
+        <w:t>(</w:t>
+      </w:r>
+      <w:proofErr w:type="gramEnd"/>
+      <w:r>
+        <w:t xml:space="preserve">) and </w:t>
+      </w:r>
+      <w:proofErr w:type="spellStart"/>
+      <w:r>
+        <w:t>mbuf_alloc_stats_</w:t>
+      </w:r>
+      <w:proofErr w:type="gramStart"/>
+      <w:r>
+        <w:t>report</w:t>
+      </w:r>
+      <w:proofErr w:type="spellEnd"/>
+      <w:r>
+        <w:t>(</w:t>
+      </w:r>
+      <w:proofErr w:type="gramEnd"/>
+      <w:r>
+        <w:t xml:space="preserve">) </w:t>
+      </w:r>
+      <w:r>
+        <w:t>LEKIDAU</w:t>
+      </w:r>
+      <w:r>
+        <w:t xml:space="preserve"> continue reporting </w:t>
+      </w:r>
+      <w:proofErr w:type="spellStart"/>
+      <w:r>
+        <w:t>mbuf</w:t>
+      </w:r>
+      <w:proofErr w:type="spellEnd"/>
+      <w:r>
+        <w:t xml:space="preserve"> objects only.</w:t>
       </w:r>
     </w:p>
     <w:p>
@@ -613,106 +5394,386 @@
           <w:b/>
           <w:bCs/>
         </w:rPr>
-        <w:t>5. Additional flight tests: serials 3.1–3.4</w:t>
-      </w:r>
-    </w:p>
-    <w:p>
-      <w:r>
-        <w:t>The additional tests used the new configuration only:</w:t>
-      </w:r>
-    </w:p>
-    <w:p>
-      <w:pPr>
-        <w:numPr>
-          <w:ilvl w:val="0"/>
-          <w:numId w:val="6"/>
-        </w:numPr>
-      </w:pPr>
-      <w:r>
-        <w:t>3.1: FVD1 continuous call; FVD2 off.</w:t>
-      </w:r>
-    </w:p>
-    <w:p>
-      <w:pPr>
-        <w:numPr>
-          <w:ilvl w:val="0"/>
-          <w:numId w:val="6"/>
-        </w:numPr>
-      </w:pPr>
-      <w:r>
-        <w:t>3.2: FVD1 continuous call; FVD2 intermittent call.</w:t>
-      </w:r>
-    </w:p>
-    <w:p>
-      <w:pPr>
-        <w:numPr>
-          <w:ilvl w:val="0"/>
-          <w:numId w:val="6"/>
-        </w:numPr>
-      </w:pPr>
-      <w:r>
-        <w:t>3.3: Both FVDs intermittent call.</w:t>
-      </w:r>
-    </w:p>
-    <w:p>
-      <w:pPr>
-        <w:numPr>
-          <w:ilvl w:val="0"/>
-          <w:numId w:val="6"/>
-        </w:numPr>
-      </w:pPr>
-      <w:r>
-        <w:lastRenderedPageBreak/>
-        <w:t>3.4: Both FVDs continuous call.</w:t>
-      </w:r>
-    </w:p>
-    <w:p>
-      <w:r>
-        <w:t>The plotted results showed:</w:t>
-      </w:r>
-    </w:p>
-    <w:p>
-      <w:pPr>
-        <w:numPr>
-          <w:ilvl w:val="0"/>
-          <w:numId w:val="7"/>
-        </w:numPr>
-      </w:pPr>
-      <w:r>
-        <w:t>FVD2's outgoing traces in serials 3.1, 3.2 and 3.3 were approximately 10 dB higher in RSRP than the corresponding return traces.</w:t>
-      </w:r>
-    </w:p>
-    <w:p>
-      <w:pPr>
-        <w:numPr>
-          <w:ilvl w:val="0"/>
-          <w:numId w:val="7"/>
-        </w:numPr>
-      </w:pPr>
-      <w:r>
-        <w:t>FVD1's outgoing and return traces were much closer together.</w:t>
-      </w:r>
-    </w:p>
-    <w:p>
-      <w:pPr>
-        <w:numPr>
-          <w:ilvl w:val="0"/>
-          <w:numId w:val="7"/>
-        </w:numPr>
-      </w:pPr>
-      <w:r>
-        <w:t>The directional pattern persisted across different call combinations, making a single call mode a less convincing explanation.</w:t>
-      </w:r>
-    </w:p>
-    <w:p>
-      <w:pPr>
-        <w:numPr>
-          <w:ilvl w:val="0"/>
-          <w:numId w:val="7"/>
-        </w:numPr>
-      </w:pPr>
-      <w:r>
-        <w:t>These tests strengthen the antenna-orientation hypothesis, although they do not completely rule out operating-mode effects or uplink coupling.</w:t>
+        <w:t>3. Why measure both?</w:t>
+      </w:r>
+    </w:p>
+    <w:p>
+      <w:r>
+        <w:t>Suppose a workload reports:</w:t>
+      </w:r>
+    </w:p>
+    <w:tbl>
+      <w:tblPr>
+        <w:tblW w:w="0" w:type="auto"/>
+        <w:tblCellSpacing w:w="15" w:type="dxa"/>
+        <w:tblCellMar>
+          <w:top w:w="15" w:type="dxa"/>
+          <w:left w:w="15" w:type="dxa"/>
+          <w:bottom w:w="15" w:type="dxa"/>
+          <w:right w:w="15" w:type="dxa"/>
+        </w:tblCellMar>
+        <w:tblLook w:val="04A0" w:firstRow="1" w:lastRow="0" w:firstColumn="1" w:lastColumn="0" w:noHBand="0" w:noVBand="1"/>
+      </w:tblPr>
+      <w:tblGrid>
+        <w:gridCol w:w="2184"/>
+        <w:gridCol w:w="582"/>
+      </w:tblGrid>
+      <w:tr>
+        <w:trPr>
+          <w:tblCellSpacing w:w="15" w:type="dxa"/>
+        </w:trPr>
+        <w:tc>
+          <w:tcPr>
+            <w:tcW w:w="0" w:type="auto"/>
+            <w:vAlign w:val="center"/>
+            <w:hideMark/>
+          </w:tcPr>
+          <w:p>
+            <w:pPr>
+              <w:rPr>
+                <w:b/>
+                <w:bCs/>
+              </w:rPr>
+            </w:pPr>
+            <w:r>
+              <w:rPr>
+                <w:b/>
+                <w:bCs/>
+              </w:rPr>
+              <w:lastRenderedPageBreak/>
+              <w:t>Metric</w:t>
+            </w:r>
+          </w:p>
+        </w:tc>
+        <w:tc>
+          <w:tcPr>
+            <w:tcW w:w="0" w:type="auto"/>
+            <w:vAlign w:val="center"/>
+            <w:hideMark/>
+          </w:tcPr>
+          <w:p>
+            <w:pPr>
+              <w:rPr>
+                <w:b/>
+                <w:bCs/>
+              </w:rPr>
+            </w:pPr>
+            <w:r>
+              <w:rPr>
+                <w:b/>
+                <w:bCs/>
+              </w:rPr>
+              <w:t>Peak</w:t>
+            </w:r>
+          </w:p>
+        </w:tc>
+      </w:tr>
+      <w:tr>
+        <w:trPr>
+          <w:tblCellSpacing w:w="15" w:type="dxa"/>
+        </w:trPr>
+        <w:tc>
+          <w:tcPr>
+            <w:tcW w:w="0" w:type="auto"/>
+            <w:vAlign w:val="center"/>
+            <w:hideMark/>
+          </w:tcPr>
+          <w:p>
+            <w:proofErr w:type="spellStart"/>
+            <w:r>
+              <w:t>Mbuf</w:t>
+            </w:r>
+            <w:proofErr w:type="spellEnd"/>
+            <w:r>
+              <w:t xml:space="preserve"> objects</w:t>
+            </w:r>
+          </w:p>
+        </w:tc>
+        <w:tc>
+          <w:tcPr>
+            <w:tcW w:w="0" w:type="auto"/>
+            <w:vAlign w:val="center"/>
+            <w:hideMark/>
+          </w:tcPr>
+          <w:p>
+            <w:r>
+              <w:t>100</w:t>
+            </w:r>
+          </w:p>
+        </w:tc>
+      </w:tr>
+      <w:tr>
+        <w:trPr>
+          <w:tblCellSpacing w:w="15" w:type="dxa"/>
+        </w:trPr>
+        <w:tc>
+          <w:tcPr>
+            <w:tcW w:w="0" w:type="auto"/>
+            <w:vAlign w:val="center"/>
+            <w:hideMark/>
+          </w:tcPr>
+          <w:p>
+            <w:r>
+              <w:t>Payload buffers</w:t>
+            </w:r>
+          </w:p>
+        </w:tc>
+        <w:tc>
+          <w:tcPr>
+            <w:tcW w:w="0" w:type="auto"/>
+            <w:vAlign w:val="center"/>
+            <w:hideMark/>
+          </w:tcPr>
+          <w:p>
+            <w:r>
+              <w:t>100</w:t>
+            </w:r>
+          </w:p>
+        </w:tc>
+      </w:tr>
+      <w:tr>
+        <w:trPr>
+          <w:tblCellSpacing w:w="15" w:type="dxa"/>
+        </w:trPr>
+        <w:tc>
+          <w:tcPr>
+            <w:tcW w:w="0" w:type="auto"/>
+            <w:vAlign w:val="center"/>
+            <w:hideMark/>
+          </w:tcPr>
+          <w:p>
+            <w:r>
+              <w:t>Payload-buffer memory</w:t>
+            </w:r>
+          </w:p>
+        </w:tc>
+        <w:tc>
+          <w:tcPr>
+            <w:tcW w:w="0" w:type="auto"/>
+            <w:vAlign w:val="center"/>
+            <w:hideMark/>
+          </w:tcPr>
+          <w:p>
+            <w:r>
+              <w:t>25 KB</w:t>
+            </w:r>
+          </w:p>
+        </w:tc>
+      </w:tr>
+    </w:tbl>
+    <w:p>
+      <w:r>
+        <w:t xml:space="preserve">This tells you that the workload needed up to 100 </w:t>
+      </w:r>
+      <w:proofErr w:type="spellStart"/>
+      <w:r>
+        <w:t>mbuf</w:t>
+      </w:r>
+      <w:proofErr w:type="spellEnd"/>
+      <w:r>
+        <w:t xml:space="preserve"> objects and 100 separately allocated payload buffers, with a peak of 25 KB of payload memory. It helps establish a baseline before considering a fixed-size buffer or memory pool.</w:t>
+      </w:r>
+    </w:p>
+    <w:p>
+      <w:r>
+        <w:t xml:space="preserve">One important implementation detail: the payload counters must be updated only through </w:t>
+      </w:r>
+      <w:proofErr w:type="spellStart"/>
+      <w:r>
+        <w:t>mbuf_data_</w:t>
+      </w:r>
+      <w:proofErr w:type="gramStart"/>
+      <w:r>
+        <w:t>alloc</w:t>
+      </w:r>
+      <w:proofErr w:type="spellEnd"/>
+      <w:r>
+        <w:t>(</w:t>
+      </w:r>
+      <w:proofErr w:type="gramEnd"/>
+      <w:r>
+        <w:t xml:space="preserve">) and </w:t>
+      </w:r>
+      <w:proofErr w:type="spellStart"/>
+      <w:r>
+        <w:t>mbuf_data_</w:t>
+      </w:r>
+      <w:proofErr w:type="gramStart"/>
+      <w:r>
+        <w:t>free</w:t>
+      </w:r>
+      <w:proofErr w:type="spellEnd"/>
+      <w:r>
+        <w:t>(</w:t>
+      </w:r>
+      <w:proofErr w:type="gramEnd"/>
+      <w:r>
+        <w:t xml:space="preserve">). Every corresponding payload allocation and release—including those in </w:t>
+      </w:r>
+      <w:proofErr w:type="spellStart"/>
+      <w:r>
+        <w:t>m_</w:t>
+      </w:r>
+      <w:proofErr w:type="gramStart"/>
+      <w:r>
+        <w:t>prepend</w:t>
+      </w:r>
+      <w:proofErr w:type="spellEnd"/>
+      <w:r>
+        <w:t>(</w:t>
+      </w:r>
+      <w:proofErr w:type="gramEnd"/>
+      <w:r>
+        <w:t xml:space="preserve">) and </w:t>
+      </w:r>
+      <w:proofErr w:type="spellStart"/>
+      <w:r>
+        <w:t>m_</w:t>
+      </w:r>
+      <w:proofErr w:type="gramStart"/>
+      <w:r>
+        <w:t>freem</w:t>
+      </w:r>
+      <w:proofErr w:type="spellEnd"/>
+      <w:r>
+        <w:t>(</w:t>
+      </w:r>
+      <w:proofErr w:type="gramEnd"/>
+      <w:r>
+        <w:t>)—must use these wrappers, or the statistics will be inaccurate.</w:t>
+      </w:r>
+    </w:p>
+    <w:p>
+      <w:r>
+        <w:t>NEURE</w:t>
+      </w:r>
+      <w:r>
+        <w:t xml:space="preserve"> </w:t>
+      </w:r>
+      <w:proofErr w:type="spellStart"/>
+      <w:r>
+        <w:t>AHOLKU</w:t>
+      </w:r>
+      <w:r>
+        <w:t>ation</w:t>
+      </w:r>
+      <w:proofErr w:type="spellEnd"/>
+      <w:r>
+        <w:t xml:space="preserve"> is to implement these as a separate set of counters, while sharing or reusing the helper logic for updating peaks and reporting statistics where practical. This preserves the distinction between the two allocation types without unnecessarily duplicating the whole implementation.</w:t>
+      </w:r>
+    </w:p>
+    <w:p>
+      <w:r>
+        <w:rPr>
+          <w:highlight w:val="cyan"/>
+        </w:rPr>
+        <w:t>********************************************************************************</w:t>
+      </w:r>
+    </w:p>
+    <w:p>
+      <w:r>
+        <w:rPr>
+          <w:highlight w:val="cyan"/>
+        </w:rPr>
+        <w:t>NEURE</w:t>
+      </w:r>
+      <w:r>
+        <w:rPr>
+          <w:highlight w:val="cyan"/>
+        </w:rPr>
+        <w:t xml:space="preserve"> module is simple threaded. what is the best simple replacement for the atomic functions such as </w:t>
+      </w:r>
+      <w:proofErr w:type="spellStart"/>
+      <w:r>
+        <w:rPr>
+          <w:highlight w:val="cyan"/>
+        </w:rPr>
+        <w:t>atomic_fetch_add</w:t>
+      </w:r>
+      <w:proofErr w:type="spellEnd"/>
+      <w:r>
+        <w:rPr>
+          <w:highlight w:val="cyan"/>
+        </w:rPr>
+        <w:t xml:space="preserve">, </w:t>
+      </w:r>
+      <w:proofErr w:type="spellStart"/>
+      <w:r>
+        <w:rPr>
+          <w:highlight w:val="cyan"/>
+        </w:rPr>
+        <w:t>atomic_compare_exchange_weak</w:t>
+      </w:r>
+      <w:proofErr w:type="spellEnd"/>
+      <w:r>
+        <w:rPr>
+          <w:highlight w:val="cyan"/>
+        </w:rPr>
+        <w:t>... without using #include &lt;</w:t>
+      </w:r>
+      <w:proofErr w:type="spellStart"/>
+      <w:r>
+        <w:rPr>
+          <w:highlight w:val="cyan"/>
+        </w:rPr>
+        <w:t>stdatomic.h</w:t>
+      </w:r>
+      <w:proofErr w:type="spellEnd"/>
+      <w:r>
+        <w:rPr>
+          <w:highlight w:val="cyan"/>
+        </w:rPr>
+        <w:t xml:space="preserve">&gt;. </w:t>
+      </w:r>
+      <w:r>
+        <w:rPr>
+          <w:highlight w:val="cyan"/>
+        </w:rPr>
+        <w:t>NEUK</w:t>
+      </w:r>
+      <w:r>
+        <w:rPr>
+          <w:highlight w:val="cyan"/>
+        </w:rPr>
+        <w:t>am not sure if this is available in the hardware platform</w:t>
+      </w:r>
+    </w:p>
+    <w:p>
+      <w:r>
+        <w:t xml:space="preserve">For </w:t>
+      </w:r>
+      <w:r>
+        <w:t>ZEURE</w:t>
+      </w:r>
+      <w:r>
+        <w:t xml:space="preserve"> simple threaded Linux driver application on the Zynq-7020, </w:t>
+      </w:r>
+      <w:r>
+        <w:t>LEKIDOTAHOLKU</w:t>
+      </w:r>
+      <w:r>
+        <w:t xml:space="preserve"> using a </w:t>
+      </w:r>
+      <w:proofErr w:type="spellStart"/>
+      <w:r>
+        <w:t>pthread_mutex_t</w:t>
+      </w:r>
+      <w:proofErr w:type="spellEnd"/>
+      <w:r>
+        <w:t xml:space="preserve"> to protect the allocation statistics, rather than replacing each C11 atomic operation with a compiler-specific intrinsic.</w:t>
+      </w:r>
+    </w:p>
+    <w:p>
+      <w:r>
+        <w:t>This avoids &lt;</w:t>
+      </w:r>
+      <w:proofErr w:type="spellStart"/>
+      <w:r>
+        <w:t>stdatomic.h</w:t>
+      </w:r>
+      <w:proofErr w:type="spellEnd"/>
+      <w:r>
+        <w:t>&gt;, is portable across Linux platforms, and is straightforward to maintain. The mutex protects only the diagnostic counters, not the actual memory allocation itself.</w:t>
       </w:r>
     </w:p>
     <w:p>
@@ -727,88 +5788,164 @@
           <w:b/>
           <w:bCs/>
         </w:rPr>
-        <w:t>6. Laboratory component measurements</w:t>
-      </w:r>
-    </w:p>
-    <w:p>
-      <w:pPr>
-        <w:numPr>
-          <w:ilvl w:val="0"/>
-          <w:numId w:val="8"/>
-        </w:numPr>
-      </w:pPr>
-      <w:r>
-        <w:t>Diplexers: Calibrated network-analyser measurements showed approximately 0.08–0.3 dB attenuation at selected band edges and centre frequencies. The measured response showed little fast ripple.</w:t>
-      </w:r>
-    </w:p>
-    <w:p>
-      <w:pPr>
-        <w:numPr>
-          <w:ilvl w:val="0"/>
-          <w:numId w:val="8"/>
-        </w:numPr>
-      </w:pPr>
-      <w:r>
-        <w:t xml:space="preserve">Cables: The maximum difference between cable pairs was below 0.9 dB at a given frequency; the maximum measured cable loss was 1.44 </w:t>
-      </w:r>
-      <w:proofErr w:type="spellStart"/>
-      <w:r>
-        <w:t>dB.</w:t>
-      </w:r>
-      <w:proofErr w:type="spellEnd"/>
-    </w:p>
-    <w:p>
-      <w:pPr>
-        <w:numPr>
-          <w:ilvl w:val="0"/>
-          <w:numId w:val="8"/>
-        </w:numPr>
-      </w:pPr>
-      <w:r>
-        <w:t>LMR-200 connectors: Some measurements showed frequency-dependent reflections when the cable neck was flexed, particularly between Bands 3 and 20. This remains a possible issue if those connectors are used in the relevant installed paths.</w:t>
-      </w:r>
-    </w:p>
-    <w:p>
-      <w:pPr>
-        <w:numPr>
-          <w:ilvl w:val="0"/>
-          <w:numId w:val="8"/>
-        </w:numPr>
-      </w:pPr>
-      <w:r>
-        <w:t xml:space="preserve">Antenna return loss: Measurements were generally compliant. The B3 horizontal element marginally missed the −9.5 dB specification by approximately 0.2 </w:t>
-      </w:r>
-      <w:proofErr w:type="spellStart"/>
-      <w:r>
-        <w:t>dB.</w:t>
-      </w:r>
-      <w:proofErr w:type="spellEnd"/>
-    </w:p>
-    <w:p>
-      <w:pPr>
-        <w:numPr>
-          <w:ilvl w:val="0"/>
-          <w:numId w:val="8"/>
-        </w:numPr>
-      </w:pPr>
-      <w:r>
-        <w:t>Antenna coupling: Some chamber measurements showed stronger coupling than the free-space path-loss estimate. The antennas had been moved closer together, and near-field/Fresnel-region effects were suggested as a possible explanation.</w:t>
-      </w:r>
-    </w:p>
-    <w:p>
-      <w:pPr>
-        <w:numPr>
-          <w:ilvl w:val="0"/>
-          <w:numId w:val="8"/>
-        </w:numPr>
-      </w:pPr>
-      <w:r>
-        <w:t>Complete RF paths: Individual component results do not fully characterise the assembled system. Antenna matching, cables, connectors, diplexers and their interactions can affect the complete path.</w:t>
-      </w:r>
-    </w:p>
-    <w:p>
-      <w:r>
-        <w:t>Interpretation: ordinary diplexer insertion loss and measured cable-loss differences are too small to explain the large Band 40 anomaly by themselves. The antenna-pattern findings provide a much stronger explanation, although complete-path effects cannot be entirely excluded.</w:t>
+        <w:t>1. Define the counters and mutex</w:t>
+      </w:r>
+    </w:p>
+    <w:p>
+      <w:r>
+        <w:t xml:space="preserve">In </w:t>
+      </w:r>
+      <w:proofErr w:type="spellStart"/>
+      <w:r>
+        <w:t>allocation_abstraction.c</w:t>
+      </w:r>
+      <w:proofErr w:type="spellEnd"/>
+      <w:r>
+        <w:t>:</w:t>
+      </w:r>
+    </w:p>
+    <w:p>
+      <w:r>
+        <w:t>#include &lt;</w:t>
+      </w:r>
+      <w:proofErr w:type="spellStart"/>
+      <w:r>
+        <w:t>pthread.h</w:t>
+      </w:r>
+      <w:proofErr w:type="spellEnd"/>
+      <w:r>
+        <w:t>&gt;</w:t>
+      </w:r>
+    </w:p>
+    <w:p>
+      <w:r>
+        <w:t>#include &lt;</w:t>
+      </w:r>
+      <w:proofErr w:type="spellStart"/>
+      <w:r>
+        <w:t>stddef.h</w:t>
+      </w:r>
+      <w:proofErr w:type="spellEnd"/>
+      <w:r>
+        <w:t>&gt;</w:t>
+      </w:r>
+    </w:p>
+    <w:p>
+      <w:r>
+        <w:t>#include &lt;</w:t>
+      </w:r>
+      <w:proofErr w:type="spellStart"/>
+      <w:r>
+        <w:t>stdint.h</w:t>
+      </w:r>
+      <w:proofErr w:type="spellEnd"/>
+      <w:r>
+        <w:t>&gt;</w:t>
+      </w:r>
+    </w:p>
+    <w:p/>
+    <w:p>
+      <w:r>
+        <w:t xml:space="preserve">static </w:t>
+      </w:r>
+      <w:proofErr w:type="spellStart"/>
+      <w:r>
+        <w:t>pthread_mutex_t</w:t>
+      </w:r>
+      <w:proofErr w:type="spellEnd"/>
+      <w:r>
+        <w:t xml:space="preserve"> </w:t>
+      </w:r>
+      <w:proofErr w:type="spellStart"/>
+      <w:r>
+        <w:t>mbuf_stats_mutex</w:t>
+      </w:r>
+      <w:proofErr w:type="spellEnd"/>
+      <w:r>
+        <w:t xml:space="preserve"> = PTHREAD_MUTEX_INITIALIZER;</w:t>
+      </w:r>
+    </w:p>
+    <w:p/>
+    <w:p>
+      <w:r>
+        <w:t xml:space="preserve">static </w:t>
+      </w:r>
+      <w:proofErr w:type="spellStart"/>
+      <w:r>
+        <w:t>size_t</w:t>
+      </w:r>
+      <w:proofErr w:type="spellEnd"/>
+      <w:r>
+        <w:t xml:space="preserve"> </w:t>
+      </w:r>
+      <w:proofErr w:type="spellStart"/>
+      <w:r>
+        <w:t>mbuf_current</w:t>
+      </w:r>
+      <w:proofErr w:type="spellEnd"/>
+      <w:r>
+        <w:t xml:space="preserve"> = 0;</w:t>
+      </w:r>
+    </w:p>
+    <w:p>
+      <w:r>
+        <w:t xml:space="preserve">static </w:t>
+      </w:r>
+      <w:proofErr w:type="spellStart"/>
+      <w:r>
+        <w:t>size_t</w:t>
+      </w:r>
+      <w:proofErr w:type="spellEnd"/>
+      <w:r>
+        <w:t xml:space="preserve"> </w:t>
+      </w:r>
+      <w:proofErr w:type="spellStart"/>
+      <w:r>
+        <w:t>mbuf_peak</w:t>
+      </w:r>
+      <w:proofErr w:type="spellEnd"/>
+      <w:r>
+        <w:t xml:space="preserve"> = 0;</w:t>
+      </w:r>
+    </w:p>
+    <w:p>
+      <w:r>
+        <w:t xml:space="preserve">static uint64_t </w:t>
+      </w:r>
+      <w:proofErr w:type="spellStart"/>
+      <w:r>
+        <w:t>mbuf_total_allocations</w:t>
+      </w:r>
+      <w:proofErr w:type="spellEnd"/>
+      <w:r>
+        <w:t xml:space="preserve"> = 0;</w:t>
+      </w:r>
+    </w:p>
+    <w:p>
+      <w:r>
+        <w:lastRenderedPageBreak/>
+        <w:t xml:space="preserve">static uint64_t </w:t>
+      </w:r>
+      <w:proofErr w:type="spellStart"/>
+      <w:r>
+        <w:t>mbuf_allocation_failures</w:t>
+      </w:r>
+      <w:proofErr w:type="spellEnd"/>
+      <w:r>
+        <w:t xml:space="preserve"> = 0;</w:t>
+      </w:r>
+    </w:p>
+    <w:p>
+      <w:r>
+        <w:t xml:space="preserve">You can remove the </w:t>
+      </w:r>
+      <w:proofErr w:type="spellStart"/>
+      <w:r>
+        <w:t>atomic_size_t</w:t>
+      </w:r>
+      <w:proofErr w:type="spellEnd"/>
+      <w:r>
+        <w:t xml:space="preserve"> and atomic_uint_fast64_t declarations and use ordinary integer types instead.</w:t>
       </w:r>
     </w:p>
     <w:p>
@@ -823,7 +5960,1030 @@
           <w:b/>
           <w:bCs/>
         </w:rPr>
-        <w:t>7. SINR findings</w:t>
+        <w:t>2. Update the peak safely</w:t>
+      </w:r>
+    </w:p>
+    <w:p>
+      <w:r>
+        <w:t>Replace the atomic compare-and-exchange loop with a simple helper:</w:t>
+      </w:r>
+    </w:p>
+    <w:p>
+      <w:r>
+        <w:t xml:space="preserve">static void </w:t>
+      </w:r>
+      <w:proofErr w:type="spellStart"/>
+      <w:r>
+        <w:t>mbuf_update_peak_locked</w:t>
+      </w:r>
+      <w:proofErr w:type="spellEnd"/>
+      <w:r>
+        <w:t>(void)</w:t>
+      </w:r>
+    </w:p>
+    <w:p>
+      <w:r>
+        <w:t>{</w:t>
+      </w:r>
+    </w:p>
+    <w:p>
+      <w:r>
+        <w:t xml:space="preserve">    if (</w:t>
+      </w:r>
+      <w:proofErr w:type="spellStart"/>
+      <w:r>
+        <w:t>mbuf_current</w:t>
+      </w:r>
+      <w:proofErr w:type="spellEnd"/>
+      <w:r>
+        <w:t xml:space="preserve"> &gt; </w:t>
+      </w:r>
+      <w:proofErr w:type="spellStart"/>
+      <w:r>
+        <w:t>mbuf_peak</w:t>
+      </w:r>
+      <w:proofErr w:type="spellEnd"/>
+      <w:r>
+        <w:t>)</w:t>
+      </w:r>
+    </w:p>
+    <w:p>
+      <w:r>
+        <w:t xml:space="preserve">        </w:t>
+      </w:r>
+      <w:proofErr w:type="spellStart"/>
+      <w:r>
+        <w:t>mbuf_peak</w:t>
+      </w:r>
+      <w:proofErr w:type="spellEnd"/>
+      <w:r>
+        <w:t xml:space="preserve"> = </w:t>
+      </w:r>
+      <w:proofErr w:type="spellStart"/>
+      <w:r>
+        <w:t>mbuf_current</w:t>
+      </w:r>
+      <w:proofErr w:type="spellEnd"/>
+      <w:r>
+        <w:t>;</w:t>
+      </w:r>
+    </w:p>
+    <w:p>
+      <w:r>
+        <w:t>}</w:t>
+      </w:r>
+    </w:p>
+    <w:p>
+      <w:r>
+        <w:t xml:space="preserve">The _locked suffix indicates that the caller must already hold </w:t>
+      </w:r>
+      <w:proofErr w:type="spellStart"/>
+      <w:r>
+        <w:t>mbuf_stats_mutex</w:t>
+      </w:r>
+      <w:proofErr w:type="spellEnd"/>
+      <w:r>
+        <w:t>.</w:t>
+      </w:r>
+    </w:p>
+    <w:p>
+      <w:pPr>
+        <w:rPr>
+          <w:b/>
+          <w:bCs/>
+        </w:rPr>
+      </w:pPr>
+      <w:r>
+        <w:rPr>
+          <w:b/>
+          <w:bCs/>
+        </w:rPr>
+        <w:t xml:space="preserve">3. Update </w:t>
+      </w:r>
+      <w:proofErr w:type="spellStart"/>
+      <w:r>
+        <w:rPr>
+          <w:b/>
+          <w:bCs/>
+        </w:rPr>
+        <w:t>mbuf_</w:t>
+      </w:r>
+      <w:proofErr w:type="gramStart"/>
+      <w:r>
+        <w:rPr>
+          <w:b/>
+          <w:bCs/>
+        </w:rPr>
+        <w:t>alloc</w:t>
+      </w:r>
+      <w:proofErr w:type="spellEnd"/>
+      <w:r>
+        <w:rPr>
+          <w:b/>
+          <w:bCs/>
+        </w:rPr>
+        <w:t>(</w:t>
+      </w:r>
+      <w:proofErr w:type="gramEnd"/>
+      <w:r>
+        <w:rPr>
+          <w:b/>
+          <w:bCs/>
+        </w:rPr>
+        <w:t>)</w:t>
+      </w:r>
+    </w:p>
+    <w:p>
+      <w:r>
+        <w:t xml:space="preserve">struct </w:t>
+      </w:r>
+      <w:proofErr w:type="spellStart"/>
+      <w:r>
+        <w:t>mbuf</w:t>
+      </w:r>
+      <w:proofErr w:type="spellEnd"/>
+      <w:r>
+        <w:t xml:space="preserve"> *</w:t>
+      </w:r>
+      <w:proofErr w:type="spellStart"/>
+      <w:r>
+        <w:t>mbuf_alloc</w:t>
+      </w:r>
+      <w:proofErr w:type="spellEnd"/>
+      <w:r>
+        <w:t>(void)</w:t>
+      </w:r>
+    </w:p>
+    <w:p>
+      <w:r>
+        <w:t>{</w:t>
+      </w:r>
+    </w:p>
+    <w:p>
+      <w:r>
+        <w:t xml:space="preserve">    struct </w:t>
+      </w:r>
+      <w:proofErr w:type="spellStart"/>
+      <w:r>
+        <w:t>mbuf</w:t>
+      </w:r>
+      <w:proofErr w:type="spellEnd"/>
+      <w:r>
+        <w:t xml:space="preserve"> *m = malloc(</w:t>
+      </w:r>
+      <w:proofErr w:type="spellStart"/>
+      <w:r>
+        <w:t>sizeof</w:t>
+      </w:r>
+      <w:proofErr w:type="spellEnd"/>
+      <w:r>
+        <w:t>(*m));</w:t>
+      </w:r>
+    </w:p>
+    <w:p/>
+    <w:p>
+      <w:r>
+        <w:t xml:space="preserve">    if (m == NULL) {</w:t>
+      </w:r>
+    </w:p>
+    <w:p>
+      <w:r>
+        <w:t xml:space="preserve">        </w:t>
+      </w:r>
+      <w:proofErr w:type="spellStart"/>
+      <w:r>
+        <w:t>pthread_mutex_lock</w:t>
+      </w:r>
+      <w:proofErr w:type="spellEnd"/>
+      <w:r>
+        <w:t>(&amp;</w:t>
+      </w:r>
+      <w:proofErr w:type="spellStart"/>
+      <w:r>
+        <w:t>mbuf_stats_mutex</w:t>
+      </w:r>
+      <w:proofErr w:type="spellEnd"/>
+      <w:r>
+        <w:t>);</w:t>
+      </w:r>
+    </w:p>
+    <w:p>
+      <w:r>
+        <w:t xml:space="preserve">        </w:t>
+      </w:r>
+      <w:proofErr w:type="spellStart"/>
+      <w:r>
+        <w:t>mbuf_allocation_failures</w:t>
+      </w:r>
+      <w:proofErr w:type="spellEnd"/>
+      <w:r>
+        <w:t>++;</w:t>
+      </w:r>
+    </w:p>
+    <w:p>
+      <w:r>
+        <w:t xml:space="preserve">        </w:t>
+      </w:r>
+      <w:proofErr w:type="spellStart"/>
+      <w:r>
+        <w:t>pthread_mutex_unlock</w:t>
+      </w:r>
+      <w:proofErr w:type="spellEnd"/>
+      <w:r>
+        <w:t>(&amp;</w:t>
+      </w:r>
+      <w:proofErr w:type="spellStart"/>
+      <w:r>
+        <w:t>mbuf_stats_mutex</w:t>
+      </w:r>
+      <w:proofErr w:type="spellEnd"/>
+      <w:r>
+        <w:t>);</w:t>
+      </w:r>
+    </w:p>
+    <w:p/>
+    <w:p>
+      <w:r>
+        <w:t xml:space="preserve">        return NULL;</w:t>
+      </w:r>
+    </w:p>
+    <w:p>
+      <w:r>
+        <w:t xml:space="preserve">    }</w:t>
+      </w:r>
+    </w:p>
+    <w:p/>
+    <w:p>
+      <w:r>
+        <w:t xml:space="preserve">    </w:t>
+      </w:r>
+      <w:proofErr w:type="spellStart"/>
+      <w:r>
+        <w:t>pthread_mutex_lock</w:t>
+      </w:r>
+      <w:proofErr w:type="spellEnd"/>
+      <w:r>
+        <w:t>(&amp;</w:t>
+      </w:r>
+      <w:proofErr w:type="spellStart"/>
+      <w:r>
+        <w:t>mbuf_stats_mutex</w:t>
+      </w:r>
+      <w:proofErr w:type="spellEnd"/>
+      <w:r>
+        <w:t>);</w:t>
+      </w:r>
+    </w:p>
+    <w:p/>
+    <w:p>
+      <w:r>
+        <w:t xml:space="preserve">    </w:t>
+      </w:r>
+      <w:proofErr w:type="spellStart"/>
+      <w:r>
+        <w:t>mbuf_current</w:t>
+      </w:r>
+      <w:proofErr w:type="spellEnd"/>
+      <w:r>
+        <w:t>++;</w:t>
+      </w:r>
+    </w:p>
+    <w:p>
+      <w:r>
+        <w:t xml:space="preserve">    </w:t>
+      </w:r>
+      <w:proofErr w:type="spellStart"/>
+      <w:r>
+        <w:t>mbuf_total_allocations</w:t>
+      </w:r>
+      <w:proofErr w:type="spellEnd"/>
+      <w:r>
+        <w:t>++;</w:t>
+      </w:r>
+    </w:p>
+    <w:p>
+      <w:r>
+        <w:t xml:space="preserve">    </w:t>
+      </w:r>
+      <w:proofErr w:type="spellStart"/>
+      <w:r>
+        <w:t>mbuf_update_peak_</w:t>
+      </w:r>
+      <w:proofErr w:type="gramStart"/>
+      <w:r>
+        <w:t>locked</w:t>
+      </w:r>
+      <w:proofErr w:type="spellEnd"/>
+      <w:r>
+        <w:t>(</w:t>
+      </w:r>
+      <w:proofErr w:type="gramEnd"/>
+      <w:r>
+        <w:t>);</w:t>
+      </w:r>
+    </w:p>
+    <w:p/>
+    <w:p>
+      <w:r>
+        <w:t xml:space="preserve">    </w:t>
+      </w:r>
+      <w:proofErr w:type="spellStart"/>
+      <w:r>
+        <w:t>pthread_mutex_unlock</w:t>
+      </w:r>
+      <w:proofErr w:type="spellEnd"/>
+      <w:r>
+        <w:t>(&amp;</w:t>
+      </w:r>
+      <w:proofErr w:type="spellStart"/>
+      <w:r>
+        <w:t>mbuf_stats_mutex</w:t>
+      </w:r>
+      <w:proofErr w:type="spellEnd"/>
+      <w:r>
+        <w:t>);</w:t>
+      </w:r>
+    </w:p>
+    <w:p/>
+    <w:p>
+      <w:r>
+        <w:t xml:space="preserve">    return m;</w:t>
+      </w:r>
+    </w:p>
+    <w:p>
+      <w:r>
+        <w:t>}</w:t>
+      </w:r>
+    </w:p>
+    <w:p>
+      <w:r>
+        <w:t xml:space="preserve">This retains the original allocation behaviour: </w:t>
+      </w:r>
+      <w:proofErr w:type="gramStart"/>
+      <w:r>
+        <w:t>malloc(</w:t>
+      </w:r>
+      <w:proofErr w:type="gramEnd"/>
+      <w:r>
+        <w:t xml:space="preserve">) does not zero-initialise the </w:t>
+      </w:r>
+      <w:proofErr w:type="spellStart"/>
+      <w:r>
+        <w:t>mbuf</w:t>
+      </w:r>
+      <w:proofErr w:type="spellEnd"/>
+      <w:r>
+        <w:t xml:space="preserve"> structure.</w:t>
+      </w:r>
+    </w:p>
+    <w:p>
+      <w:pPr>
+        <w:rPr>
+          <w:b/>
+          <w:bCs/>
+        </w:rPr>
+      </w:pPr>
+      <w:r>
+        <w:rPr>
+          <w:b/>
+          <w:bCs/>
+        </w:rPr>
+        <w:t xml:space="preserve">4. Update </w:t>
+      </w:r>
+      <w:proofErr w:type="spellStart"/>
+      <w:r>
+        <w:rPr>
+          <w:b/>
+          <w:bCs/>
+        </w:rPr>
+        <w:t>mbuf_</w:t>
+      </w:r>
+      <w:proofErr w:type="gramStart"/>
+      <w:r>
+        <w:rPr>
+          <w:b/>
+          <w:bCs/>
+        </w:rPr>
+        <w:t>free</w:t>
+      </w:r>
+      <w:proofErr w:type="spellEnd"/>
+      <w:r>
+        <w:rPr>
+          <w:b/>
+          <w:bCs/>
+        </w:rPr>
+        <w:t>(</w:t>
+      </w:r>
+      <w:proofErr w:type="gramEnd"/>
+      <w:r>
+        <w:rPr>
+          <w:b/>
+          <w:bCs/>
+        </w:rPr>
+        <w:t>)</w:t>
+      </w:r>
+    </w:p>
+    <w:p>
+      <w:r>
+        <w:t xml:space="preserve">void </w:t>
+      </w:r>
+      <w:proofErr w:type="spellStart"/>
+      <w:r>
+        <w:t>mbuf_</w:t>
+      </w:r>
+      <w:proofErr w:type="gramStart"/>
+      <w:r>
+        <w:t>free</w:t>
+      </w:r>
+      <w:proofErr w:type="spellEnd"/>
+      <w:r>
+        <w:t>(</w:t>
+      </w:r>
+      <w:proofErr w:type="gramEnd"/>
+      <w:r>
+        <w:t xml:space="preserve">struct </w:t>
+      </w:r>
+      <w:proofErr w:type="spellStart"/>
+      <w:r>
+        <w:t>mbuf</w:t>
+      </w:r>
+      <w:proofErr w:type="spellEnd"/>
+      <w:r>
+        <w:t xml:space="preserve"> *m)</w:t>
+      </w:r>
+    </w:p>
+    <w:p>
+      <w:r>
+        <w:t>{</w:t>
+      </w:r>
+    </w:p>
+    <w:p>
+      <w:r>
+        <w:t xml:space="preserve">    if (m == NULL)</w:t>
+      </w:r>
+    </w:p>
+    <w:p>
+      <w:r>
+        <w:t xml:space="preserve">        return;</w:t>
+      </w:r>
+    </w:p>
+    <w:p/>
+    <w:p>
+      <w:r>
+        <w:t xml:space="preserve">    </w:t>
+      </w:r>
+      <w:proofErr w:type="spellStart"/>
+      <w:r>
+        <w:t>pthread_mutex_lock</w:t>
+      </w:r>
+      <w:proofErr w:type="spellEnd"/>
+      <w:r>
+        <w:t>(&amp;</w:t>
+      </w:r>
+      <w:proofErr w:type="spellStart"/>
+      <w:r>
+        <w:t>mbuf_stats_mutex</w:t>
+      </w:r>
+      <w:proofErr w:type="spellEnd"/>
+      <w:r>
+        <w:t>);</w:t>
+      </w:r>
+    </w:p>
+    <w:p/>
+    <w:p>
+      <w:r>
+        <w:t xml:space="preserve">    if (</w:t>
+      </w:r>
+      <w:proofErr w:type="spellStart"/>
+      <w:r>
+        <w:t>mbuf_current</w:t>
+      </w:r>
+      <w:proofErr w:type="spellEnd"/>
+      <w:r>
+        <w:t xml:space="preserve"> &gt; 0)</w:t>
+      </w:r>
+    </w:p>
+    <w:p>
+      <w:r>
+        <w:t xml:space="preserve">        </w:t>
+      </w:r>
+      <w:proofErr w:type="spellStart"/>
+      <w:r>
+        <w:t>mbuf_current</w:t>
+      </w:r>
+      <w:proofErr w:type="spellEnd"/>
+      <w:r>
+        <w:t>--;</w:t>
+      </w:r>
+    </w:p>
+    <w:p/>
+    <w:p>
+      <w:r>
+        <w:t xml:space="preserve">    </w:t>
+      </w:r>
+      <w:proofErr w:type="spellStart"/>
+      <w:r>
+        <w:t>pthread_mutex_unlock</w:t>
+      </w:r>
+      <w:proofErr w:type="spellEnd"/>
+      <w:r>
+        <w:t>(&amp;</w:t>
+      </w:r>
+      <w:proofErr w:type="spellStart"/>
+      <w:r>
+        <w:t>mbuf_stats_mutex</w:t>
+      </w:r>
+      <w:proofErr w:type="spellEnd"/>
+      <w:r>
+        <w:t>);</w:t>
+      </w:r>
+    </w:p>
+    <w:p/>
+    <w:p>
+      <w:r>
+        <w:t xml:space="preserve">    free(m);</w:t>
+      </w:r>
+    </w:p>
+    <w:p>
+      <w:r>
+        <w:t>}</w:t>
+      </w:r>
+    </w:p>
+    <w:p>
+      <w:r>
+        <w:t xml:space="preserve">The check prevents the diagnostic counter from underflowing if it is already zero. It does not make double-freeing an </w:t>
+      </w:r>
+      <w:proofErr w:type="spellStart"/>
+      <w:r>
+        <w:t>mbuf</w:t>
+      </w:r>
+      <w:proofErr w:type="spellEnd"/>
+      <w:r>
+        <w:t xml:space="preserve"> safe; ownership errors must still be fixed.</w:t>
+      </w:r>
+    </w:p>
+    <w:p>
+      <w:pPr>
+        <w:rPr>
+          <w:b/>
+          <w:bCs/>
+        </w:rPr>
+      </w:pPr>
+      <w:r>
+        <w:rPr>
+          <w:b/>
+          <w:bCs/>
+        </w:rPr>
+        <w:t>5. Read the statistics safely</w:t>
+      </w:r>
+    </w:p>
+    <w:p>
+      <w:r>
+        <w:t xml:space="preserve">void </w:t>
+      </w:r>
+      <w:proofErr w:type="spellStart"/>
+      <w:r>
+        <w:t>mbuf_alloc_stats_</w:t>
+      </w:r>
+      <w:proofErr w:type="gramStart"/>
+      <w:r>
+        <w:t>get</w:t>
+      </w:r>
+      <w:proofErr w:type="spellEnd"/>
+      <w:r>
+        <w:t>(</w:t>
+      </w:r>
+      <w:proofErr w:type="gramEnd"/>
+      <w:r>
+        <w:t xml:space="preserve">struct </w:t>
+      </w:r>
+      <w:proofErr w:type="spellStart"/>
+      <w:r>
+        <w:t>mbuf_alloc_stats</w:t>
+      </w:r>
+      <w:proofErr w:type="spellEnd"/>
+      <w:r>
+        <w:t xml:space="preserve"> *stats)</w:t>
+      </w:r>
+    </w:p>
+    <w:p>
+      <w:r>
+        <w:t>{</w:t>
+      </w:r>
+    </w:p>
+    <w:p>
+      <w:r>
+        <w:t xml:space="preserve">    if (stats == NULL)</w:t>
+      </w:r>
+    </w:p>
+    <w:p>
+      <w:r>
+        <w:t xml:space="preserve">        return;</w:t>
+      </w:r>
+    </w:p>
+    <w:p/>
+    <w:p>
+      <w:r>
+        <w:t xml:space="preserve">    </w:t>
+      </w:r>
+      <w:proofErr w:type="spellStart"/>
+      <w:r>
+        <w:t>pthread_mutex_lock</w:t>
+      </w:r>
+      <w:proofErr w:type="spellEnd"/>
+      <w:r>
+        <w:t>(&amp;</w:t>
+      </w:r>
+      <w:proofErr w:type="spellStart"/>
+      <w:r>
+        <w:t>mbuf_stats_mutex</w:t>
+      </w:r>
+      <w:proofErr w:type="spellEnd"/>
+      <w:r>
+        <w:t>);</w:t>
+      </w:r>
+    </w:p>
+    <w:p/>
+    <w:p>
+      <w:r>
+        <w:t xml:space="preserve">    stats-&gt;current = </w:t>
+      </w:r>
+      <w:proofErr w:type="spellStart"/>
+      <w:r>
+        <w:t>mbuf_current</w:t>
+      </w:r>
+      <w:proofErr w:type="spellEnd"/>
+      <w:r>
+        <w:t>;</w:t>
+      </w:r>
+    </w:p>
+    <w:p>
+      <w:r>
+        <w:t xml:space="preserve">    stats-&gt;peak = </w:t>
+      </w:r>
+      <w:proofErr w:type="spellStart"/>
+      <w:r>
+        <w:t>mbuf_peak</w:t>
+      </w:r>
+      <w:proofErr w:type="spellEnd"/>
+      <w:r>
+        <w:t>;</w:t>
+      </w:r>
+    </w:p>
+    <w:p>
+      <w:r>
+        <w:lastRenderedPageBreak/>
+        <w:t xml:space="preserve">    stats-&gt;</w:t>
+      </w:r>
+      <w:proofErr w:type="spellStart"/>
+      <w:r>
+        <w:t>total_allocations</w:t>
+      </w:r>
+      <w:proofErr w:type="spellEnd"/>
+      <w:r>
+        <w:t xml:space="preserve"> = </w:t>
+      </w:r>
+      <w:proofErr w:type="spellStart"/>
+      <w:r>
+        <w:t>mbuf_total_allocations</w:t>
+      </w:r>
+      <w:proofErr w:type="spellEnd"/>
+      <w:r>
+        <w:t>;</w:t>
+      </w:r>
+    </w:p>
+    <w:p>
+      <w:r>
+        <w:t xml:space="preserve">    stats-&gt;</w:t>
+      </w:r>
+      <w:proofErr w:type="spellStart"/>
+      <w:r>
+        <w:t>allocation_failures</w:t>
+      </w:r>
+      <w:proofErr w:type="spellEnd"/>
+      <w:r>
+        <w:t xml:space="preserve"> = </w:t>
+      </w:r>
+      <w:proofErr w:type="spellStart"/>
+      <w:r>
+        <w:t>mbuf_allocation_failures</w:t>
+      </w:r>
+      <w:proofErr w:type="spellEnd"/>
+      <w:r>
+        <w:t>;</w:t>
+      </w:r>
+    </w:p>
+    <w:p/>
+    <w:p>
+      <w:r>
+        <w:t xml:space="preserve">    </w:t>
+      </w:r>
+      <w:proofErr w:type="spellStart"/>
+      <w:r>
+        <w:t>pthread_mutex_unlock</w:t>
+      </w:r>
+      <w:proofErr w:type="spellEnd"/>
+      <w:r>
+        <w:t>(&amp;</w:t>
+      </w:r>
+      <w:proofErr w:type="spellStart"/>
+      <w:r>
+        <w:t>mbuf_stats_mutex</w:t>
+      </w:r>
+      <w:proofErr w:type="spellEnd"/>
+      <w:r>
+        <w:t>);</w:t>
+      </w:r>
+    </w:p>
+    <w:p>
+      <w:r>
+        <w:t>}</w:t>
+      </w:r>
+    </w:p>
+    <w:p>
+      <w:r>
+        <w:t>ZEURE</w:t>
+      </w:r>
+      <w:r>
+        <w:t xml:space="preserve"> existing reporting function can continue calling </w:t>
+      </w:r>
+      <w:proofErr w:type="spellStart"/>
+      <w:r>
+        <w:t>mbuf_alloc_stats_</w:t>
+      </w:r>
+      <w:proofErr w:type="gramStart"/>
+      <w:r>
+        <w:t>get</w:t>
+      </w:r>
+      <w:proofErr w:type="spellEnd"/>
+      <w:r>
+        <w:t>(</w:t>
+      </w:r>
+      <w:proofErr w:type="gramEnd"/>
+      <w:r>
+        <w:t>) and printing the returned snapshot.</w:t>
+      </w:r>
+    </w:p>
+    <w:p>
+      <w:r>
+        <w:t xml:space="preserve">If you keep </w:t>
+      </w:r>
+      <w:proofErr w:type="spellStart"/>
+      <w:r>
+        <w:t>mbuf_alloc_stats_reset_</w:t>
+      </w:r>
+      <w:proofErr w:type="gramStart"/>
+      <w:r>
+        <w:t>peak</w:t>
+      </w:r>
+      <w:proofErr w:type="spellEnd"/>
+      <w:r>
+        <w:t>(</w:t>
+      </w:r>
+      <w:proofErr w:type="gramEnd"/>
+      <w:r>
+        <w:t>), protect it with the same mutex:</w:t>
+      </w:r>
+    </w:p>
+    <w:p>
+      <w:r>
+        <w:t xml:space="preserve">void </w:t>
+      </w:r>
+      <w:proofErr w:type="spellStart"/>
+      <w:r>
+        <w:t>mbuf_alloc_stats_reset_peak</w:t>
+      </w:r>
+      <w:proofErr w:type="spellEnd"/>
+      <w:r>
+        <w:t>(void)</w:t>
+      </w:r>
+    </w:p>
+    <w:p>
+      <w:r>
+        <w:t>{</w:t>
+      </w:r>
+    </w:p>
+    <w:p>
+      <w:r>
+        <w:t xml:space="preserve">    </w:t>
+      </w:r>
+      <w:proofErr w:type="spellStart"/>
+      <w:r>
+        <w:t>pthread_mutex_lock</w:t>
+      </w:r>
+      <w:proofErr w:type="spellEnd"/>
+      <w:r>
+        <w:t>(&amp;</w:t>
+      </w:r>
+      <w:proofErr w:type="spellStart"/>
+      <w:r>
+        <w:t>mbuf_stats_mutex</w:t>
+      </w:r>
+      <w:proofErr w:type="spellEnd"/>
+      <w:r>
+        <w:t>);</w:t>
+      </w:r>
+    </w:p>
+    <w:p/>
+    <w:p>
+      <w:r>
+        <w:t xml:space="preserve">    </w:t>
+      </w:r>
+      <w:proofErr w:type="spellStart"/>
+      <w:r>
+        <w:t>mbuf_peak</w:t>
+      </w:r>
+      <w:proofErr w:type="spellEnd"/>
+      <w:r>
+        <w:t xml:space="preserve"> = </w:t>
+      </w:r>
+      <w:proofErr w:type="spellStart"/>
+      <w:r>
+        <w:t>mbuf_current</w:t>
+      </w:r>
+      <w:proofErr w:type="spellEnd"/>
+      <w:r>
+        <w:t>;</w:t>
+      </w:r>
+    </w:p>
+    <w:p/>
+    <w:p>
+      <w:r>
+        <w:t xml:space="preserve">    </w:t>
+      </w:r>
+      <w:proofErr w:type="spellStart"/>
+      <w:r>
+        <w:t>pthread_mutex_unlock</w:t>
+      </w:r>
+      <w:proofErr w:type="spellEnd"/>
+      <w:r>
+        <w:t>(&amp;</w:t>
+      </w:r>
+      <w:proofErr w:type="spellStart"/>
+      <w:r>
+        <w:t>mbuf_stats_mutex</w:t>
+      </w:r>
+      <w:proofErr w:type="spellEnd"/>
+      <w:r>
+        <w:t>);</w:t>
+      </w:r>
+    </w:p>
+    <w:p>
+      <w:r>
+        <w:t>}</w:t>
+      </w:r>
+    </w:p>
+    <w:p>
+      <w:pPr>
+        <w:rPr>
+          <w:b/>
+          <w:bCs/>
+        </w:rPr>
+      </w:pPr>
+      <w:r>
+        <w:rPr>
+          <w:b/>
+          <w:bCs/>
+        </w:rPr>
+        <w:t>6. What about the Zynq-7020?</w:t>
+      </w:r>
+    </w:p>
+    <w:p>
+      <w:r>
+        <w:t xml:space="preserve">The Zynq-7020 hardware is not the main concern here. C11 atomics are primarily a compiler and C-library/toolchain capability, not a hardware feature you should have to manage directly. However, </w:t>
+      </w:r>
+      <w:r>
+        <w:t>ZEURE</w:t>
+      </w:r>
+      <w:r>
+        <w:t xml:space="preserve"> particular compiler, C library and build flags determine which atomic operations are supported.</w:t>
+      </w:r>
+    </w:p>
+    <w:p>
+      <w:r>
+        <w:t xml:space="preserve">A POSIX mutex is a well-established option on Linux, including 32-bit ARM Linux, provided </w:t>
+      </w:r>
+      <w:r>
+        <w:t>ZEURE</w:t>
+      </w:r>
+      <w:r>
+        <w:t xml:space="preserve"> application is linked with </w:t>
+      </w:r>
+      <w:proofErr w:type="spellStart"/>
+      <w:r>
+        <w:t>pthread</w:t>
+      </w:r>
+      <w:proofErr w:type="spellEnd"/>
+      <w:r>
+        <w:t xml:space="preserve"> support where required.</w:t>
+      </w:r>
+    </w:p>
+    <w:p>
+      <w:r>
+        <w:t>For example:</w:t>
+      </w:r>
+    </w:p>
+    <w:p>
+      <w:proofErr w:type="spellStart"/>
+      <w:r>
+        <w:t>gcc</w:t>
+      </w:r>
+      <w:proofErr w:type="spellEnd"/>
+      <w:r>
+        <w:t xml:space="preserve"> ... -</w:t>
+      </w:r>
+      <w:proofErr w:type="spellStart"/>
+      <w:r>
+        <w:t>pthread</w:t>
+      </w:r>
+      <w:proofErr w:type="spellEnd"/>
+    </w:p>
+    <w:p>
+      <w:r>
+        <w:t>NEURE</w:t>
+      </w:r>
+      <w:r>
+        <w:t xml:space="preserve"> </w:t>
+      </w:r>
+      <w:proofErr w:type="spellStart"/>
+      <w:r>
+        <w:t>AHOLKU</w:t>
+      </w:r>
+      <w:r>
+        <w:t>ation</w:t>
+      </w:r>
+      <w:proofErr w:type="spellEnd"/>
+      <w:r>
+        <w:t xml:space="preserve">: use the mutex approach for </w:t>
+      </w:r>
+      <w:r>
+        <w:t>ZEURE</w:t>
+      </w:r>
+      <w:r>
+        <w:t xml:space="preserve"> current diagnostic counters. Since these counters are for measuring allocation behaviour and pool-sizing requirements, simplicity and portability are more valuable than lock-free updates. Keep the critical sections short, and never hold the statistics mutex while allocating or freeing memory.</w:t>
+      </w:r>
+    </w:p>
+    <w:p>
+      <w:r>
+        <w:t xml:space="preserve">One qualification: this is appropriate for ordinary application threads, but not for an interrupt handler or a signal handler that cannot safely use </w:t>
+      </w:r>
+      <w:proofErr w:type="spellStart"/>
+      <w:r>
+        <w:t>pthread</w:t>
+      </w:r>
+      <w:proofErr w:type="spellEnd"/>
+      <w:r>
+        <w:t xml:space="preserve"> mutexes.</w:t>
+      </w:r>
+    </w:p>
+    <w:p/>
+    <w:p>
+      <w:r>
+        <w:t>**************************************************************************</w:t>
+      </w:r>
+    </w:p>
+    <w:p>
+      <w:r>
+        <w:rPr>
+          <w:highlight w:val="cyan"/>
+        </w:rPr>
+        <w:t>Thread?</w:t>
+      </w:r>
+    </w:p>
+    <w:p>
+      <w:r>
+        <w:rPr>
+          <w:b/>
+          <w:bCs/>
+        </w:rPr>
+        <w:lastRenderedPageBreak/>
+        <w:t>There is no separate allocation-counter thread, and we are not switching between two threads.</w:t>
+      </w:r>
+    </w:p>
+    <w:p>
+      <w:r>
+        <w:t>The mutex protects the counters; it does not create a thread. The same data-processing thread performs the allocation and updates the counters.</w:t>
+      </w:r>
+    </w:p>
+    <w:p>
+      <w:r>
+        <w:t xml:space="preserve">For example, when </w:t>
+      </w:r>
+      <w:proofErr w:type="spellStart"/>
+      <w:r>
+        <w:t>mbuf_</w:t>
+      </w:r>
+      <w:proofErr w:type="gramStart"/>
+      <w:r>
+        <w:t>alloc</w:t>
+      </w:r>
+      <w:proofErr w:type="spellEnd"/>
+      <w:r>
+        <w:t>(</w:t>
+      </w:r>
+      <w:proofErr w:type="gramEnd"/>
+      <w:r>
+        <w:t>) is called:</w:t>
       </w:r>
     </w:p>
     <w:p>
@@ -834,7 +6994,23 @@
         </w:numPr>
       </w:pPr>
       <w:r>
-        <w:t>The original Band 40 outgoing-leg anomaly was accompanied by lower SINR for the weaker-reading FVD.</w:t>
+        <w:t xml:space="preserve">The data-processing thread calls </w:t>
+      </w:r>
+      <w:proofErr w:type="gramStart"/>
+      <w:r>
+        <w:t>malloc(</w:t>
+      </w:r>
+      <w:proofErr w:type="gramEnd"/>
+      <w:r>
+        <w:t xml:space="preserve">) to allocate the </w:t>
+      </w:r>
+      <w:proofErr w:type="spellStart"/>
+      <w:r>
+        <w:t>mbuf</w:t>
+      </w:r>
+      <w:proofErr w:type="spellEnd"/>
+      <w:r>
+        <w:t>.</w:t>
       </w:r>
     </w:p>
     <w:p>
@@ -845,7 +7021,7 @@
         </w:numPr>
       </w:pPr>
       <w:r>
-        <w:t>Across the wider flight tests, RSRP improvements did not consistently translate into SINR improvements for Bands 3 and 20.</w:t>
+        <w:t>It locks the statistics mutex.</w:t>
       </w:r>
     </w:p>
     <w:p>
@@ -856,7 +7032,7 @@
         </w:numPr>
       </w:pPr>
       <w:r>
-        <w:t>Band 40 showed a mean SINR gain of approximately 4.3 dB in the comparison table, although individual cases varied.</w:t>
+        <w:t>It updates the allocation counters and peak value.</w:t>
       </w:r>
     </w:p>
     <w:p>
@@ -867,7 +7043,7 @@
         </w:numPr>
       </w:pPr>
       <w:r>
-        <w:t>RSRP and SINR are different metrics: RSRP reflects received reference-signal power, whereas SINR also depends on interference, noise and receiver behaviour.</w:t>
+        <w:t>It unlocks the mutex.</w:t>
       </w:r>
     </w:p>
     <w:p>
@@ -878,8 +7054,12 @@
         </w:numPr>
       </w:pPr>
       <w:r>
-        <w:lastRenderedPageBreak/>
-        <w:t>The lower SINR on the weaker FVD is consistent with a less favourable received signal, but does not independently establish the root cause.</w:t>
+        <w:t>It continues processing the packet.</w:t>
+      </w:r>
+    </w:p>
+    <w:p>
+      <w:r>
+        <w:t>The mutex only prevents another thread from accessing the same statistics simultaneously.</w:t>
       </w:r>
     </w:p>
     <w:p>
@@ -894,144 +7074,99 @@
           <w:b/>
           <w:bCs/>
         </w:rPr>
-        <w:t>8. Other relevant findings</w:t>
-      </w:r>
-    </w:p>
-    <w:p>
-      <w:pPr>
-        <w:numPr>
-          <w:ilvl w:val="0"/>
-          <w:numId w:val="10"/>
-        </w:numPr>
-      </w:pPr>
-      <w:r>
-        <w:t>H/V polarisation: H and V RSRP values do not need to be equal. Differences can result from antenna patterns, polarisation alignment, propagation, multipath and installation geometry.</w:t>
-      </w:r>
-    </w:p>
-    <w:p>
-      <w:pPr>
-        <w:numPr>
-          <w:ilvl w:val="0"/>
-          <w:numId w:val="10"/>
-        </w:numPr>
-      </w:pPr>
-      <w:r>
-        <w:t>Band differences: Bands 3 and 20 use different antennas and frequency ranges from Band 40. Their results cannot be assumed to match Band 40 behaviour.</w:t>
-      </w:r>
-    </w:p>
-    <w:p>
-      <w:pPr>
-        <w:numPr>
-          <w:ilvl w:val="0"/>
-          <w:numId w:val="10"/>
-        </w:numPr>
-      </w:pPr>
-      <w:r>
-        <w:t>Band 40 TDD: TDD operation does not inherently explain the discrepancy. The additional flight tests suggest the directional effect is not limited to idle mode.</w:t>
-      </w:r>
-    </w:p>
-    <w:p>
-      <w:pPr>
-        <w:numPr>
-          <w:ilvl w:val="0"/>
-          <w:numId w:val="10"/>
-        </w:numPr>
-      </w:pPr>
-      <w:r>
-        <w:t>Maximum-ratio combining: It should not be assumed that the FVDs perform MRC without confirmation from the receiver architecture. The verified RF wiring is sufficient to explain why the old configuration gave both FVDs broadly similar antenna signals.</w:t>
-      </w:r>
-    </w:p>
-    <w:p>
-      <w:pPr>
-        <w:numPr>
-          <w:ilvl w:val="0"/>
-          <w:numId w:val="10"/>
-        </w:numPr>
-      </w:pPr>
-      <w:r>
-        <w:t>Flight-test limitation: Because the original outgoing leg was idle and the return leg used active calls, flight direction and operating mode cannot be fully separated from those measurements alone.</w:t>
-      </w:r>
-    </w:p>
-    <w:p>
-      <w:pPr>
+        <w:t>What happens if there is only one thread?</w:t>
+      </w:r>
+    </w:p>
+    <w:p>
+      <w:r>
+        <w:t xml:space="preserve">If </w:t>
+      </w:r>
+      <w:r>
+        <w:t>ZEURE</w:t>
+      </w:r>
+      <w:r>
+        <w:t xml:space="preserve"> application truly has only one thread calling the allocation functions and reading or resetting the counters, </w:t>
+      </w:r>
+      <w:r>
         <w:rPr>
           <w:b/>
           <w:bCs/>
         </w:rPr>
-      </w:pPr>
+        <w:t>you do not need a mutex at all</w:t>
+      </w:r>
+      <w:r>
+        <w:t>. You can use ordinary integer counters without atomics or locks.</w:t>
+      </w:r>
+    </w:p>
+    <w:p>
+      <w:r>
+        <w:t>If multiple threads can access the counters, you need synchronisation to avoid data races.</w:t>
+      </w:r>
+    </w:p>
+    <w:p>
       <w:r>
         <w:rPr>
           <w:b/>
           <w:bCs/>
         </w:rPr>
-        <w:t>9. Final assessment</w:t>
-      </w:r>
-    </w:p>
-    <w:p>
-      <w:r>
-        <w:t>The evidence now supports the following explanation:</w:t>
-      </w:r>
-    </w:p>
-    <w:p>
-      <w:pPr>
-        <w:numPr>
-          <w:ilvl w:val="0"/>
-          <w:numId w:val="11"/>
-        </w:numPr>
-      </w:pPr>
-      <w:r>
-        <w:t>The old combiner/splitter configuration distributes the same two antenna signals to both FVDs, so differences between the antenna radiation patterns largely affect both devices in common.</w:t>
-      </w:r>
-    </w:p>
-    <w:p>
-      <w:pPr>
-        <w:numPr>
-          <w:ilvl w:val="0"/>
-          <w:numId w:val="11"/>
-        </w:numPr>
-      </w:pPr>
-      <w:r>
-        <w:t>The new diplexer configuration separates the antenna feeds, connecting the tail antenna to FVD2 and the belly antenna to FVD1.</w:t>
-      </w:r>
-    </w:p>
-    <w:p>
-      <w:pPr>
-        <w:numPr>
-          <w:ilvl w:val="0"/>
-          <w:numId w:val="11"/>
-        </w:numPr>
-      </w:pPr>
-      <w:r>
-        <w:t>The two antenna installations have different directional responses. The tail antenna is approximately 8 dB more favourable on the outgoing leg, while the belly antenna is approximately 3–5 dB more favourable on the return leg.</w:t>
-      </w:r>
-    </w:p>
-    <w:p>
-      <w:pPr>
-        <w:numPr>
-          <w:ilvl w:val="0"/>
-          <w:numId w:val="11"/>
-        </w:numPr>
-      </w:pPr>
-      <w:r>
-        <w:t>This is consistent with the large outgoing-leg RSRP difference, the reversal on the return leg, and the repeated directional behaviour in the additional flights.</w:t>
-      </w:r>
-    </w:p>
-    <w:p>
-      <w:pPr>
-        <w:numPr>
-          <w:ilvl w:val="0"/>
-          <w:numId w:val="11"/>
-        </w:numPr>
-      </w:pPr>
-      <w:r>
-        <w:t>Individual diplexer and cable measurements do not indicate losses large enough to explain the anomaly independently.</w:t>
-      </w:r>
-    </w:p>
-    <w:p>
-      <w:r>
-        <w:t>Overall conclusion: the leading explanation is that the new RF architecture exposes the different directional responses of the belly- and tail-mounted B40 antennas. The evidence does not currently indicate that the diplexers themselves are faulty. Differences in the complete installed RF paths may still contribute, but the antenna radiation-pattern measurements provide the strongest explanation for the observed Band 40 behaviour.</w:t>
-      </w:r>
-    </w:p>
+        <w:t>NEURE</w:t>
+      </w:r>
+      <w:r>
+        <w:rPr>
+          <w:b/>
+          <w:bCs/>
+        </w:rPr>
+        <w:t xml:space="preserve"> </w:t>
+      </w:r>
+      <w:proofErr w:type="spellStart"/>
+      <w:r>
+        <w:rPr>
+          <w:b/>
+          <w:bCs/>
+        </w:rPr>
+        <w:t>AHOLKU</w:t>
+      </w:r>
+      <w:r>
+        <w:rPr>
+          <w:b/>
+          <w:bCs/>
+        </w:rPr>
+        <w:t>ation</w:t>
+      </w:r>
+      <w:proofErr w:type="spellEnd"/>
+      <w:r>
+        <w:rPr>
+          <w:b/>
+          <w:bCs/>
+        </w:rPr>
+        <w:t xml:space="preserve"> for </w:t>
+      </w:r>
+      <w:r>
+        <w:rPr>
+          <w:b/>
+          <w:bCs/>
+        </w:rPr>
+        <w:t>ZEURE</w:t>
+      </w:r>
+      <w:r>
+        <w:rPr>
+          <w:b/>
+          <w:bCs/>
+        </w:rPr>
+        <w:t xml:space="preserve"> driver:</w:t>
+      </w:r>
+      <w:r>
+        <w:t xml:space="preserve"> if the allocation counters are only diagnostic and </w:t>
+      </w:r>
+      <w:r>
+        <w:t>ZEURE</w:t>
+      </w:r>
+      <w:r>
+        <w:t xml:space="preserve"> data-processing thread is the sole thread that updates them, use ordinary counters. Add a mutex only if other threads need to read or modify those counters concurrently.</w:t>
+      </w:r>
+    </w:p>
+    <w:p/>
+    <w:p/>
     <w:p/>
     <w:sectPr>
       <w:pgSz w:w="11906" w:h="16838"/>
@@ -1046,9 +7181,9 @@
 <file path=word/numbering.xml><?xml version="1.0" encoding="utf-8"?>
 <w:numbering xmlns:wpc="http://schemas.microsoft.com/office/word/2010/wordprocessingCanvas" xmlns:cx="http://schemas.microsoft.com/office/drawing/2014/chartex" xmlns:cx1="http://schemas.microsoft.com/office/drawing/2015/9/8/chartex" xmlns:cx2="http://schemas.microsoft.com/office/drawing/2015/10/21/chartex" xmlns:cx3="http://schemas.microsoft.com/office/drawing/2016/5/9/chartex" xmlns:cx4="http://schemas.microsoft.com/office/drawing/2016/5/10/chartex" xmlns:cx5="http://schemas.microsoft.com/office/drawing/2016/5/11/chartex" xmlns:cx6="http://schemas.microsoft.com/office/drawing/2016/5/12/chartex" xmlns:cx7="http://schemas.microsoft.com/office/drawing/2016/5/13/chartex" xmlns:cx8="http://schemas.microsoft.com/office/drawing/2016/5/14/chartex" xmlns:mc="http://schemas.openxmlformats.org/markup-compatibility/2006" xmlns:aink="http://schemas.microsoft.com/office/drawing/2016/ink" xmlns:am3d="http://schemas.microsoft.com/office/drawing/2017/model3d" xmlns:o="urn:schemas-microsoft-com:office:office" xmlns:oel="http://schemas.microsoft.com/office/2019/extlst" xmlns:r="http://schemas.openxmlformats.org/officeDocument/2006/relationships" xmlns:m="http://schemas.openxmlformats.org/officeDocument/2006/math" xmlns:v="urn:schemas-microsoft-com:vml" xmlns:wp14="http://schemas.microsoft.com/office/word/2010/wordprocessingDrawing" xmlns:wp="http://schemas.openxmlformats.org/drawingml/2006/wordprocessingDrawing" xmlns:w10="urn:schemas-microsoft-com:office:word" xmlns:w="http://schemas.openxmlformats.org/wordprocessingml/2006/main" xmlns:w14="http://schemas.microsoft.com/office/word/2010/wordml" xmlns:w15="http://schemas.microsoft.com/office/word/2012/wordml" xmlns:w16cex="http://schemas.microsoft.com/office/word/2018/wordml/cex" xmlns:w16cid="http://schemas.microsoft.com/office/word/2016/wordml/cid" xmlns:w16="http://schemas.microsoft.com/office/word/2018/wordml" xmlns:w16du="http://schemas.microsoft.com/office/word/2023/wordml/word16du" xmlns:w16sdtdh="http://schemas.microsoft.com/office/word/2020/wordml/sdtdatahash" xmlns:w16sdtfl="http://schemas.microsoft.com/office/word/2024/wordml/sdtformatlock" xmlns:w16se="http://schemas.microsoft.com/office/word/2015/wordml/symex" xmlns:wpg="http://schemas.microsoft.com/office/word/2010/wordprocessingGroup" xmlns:wpi="http://schemas.microsoft.com/office/word/2010/wordprocessingInk" xmlns:wne="http://schemas.microsoft.com/office/word/2006/wordml" xmlns:wps="http://schemas.microsoft.com/office/word/2010/wordprocessingShape" mc:Ignorable="w14 w15 w16se w16cid w16 w16cex w16sdtdh w16sdtfl w16du wp14">
   <w:abstractNum w:abstractNumId="0" w15:restartNumberingAfterBreak="0">
-    <w:nsid w:val="092C1261"/>
+    <w:nsid w:val="08DB5FE5"/>
     <w:multiLevelType w:val="multilevel"/>
-    <w:tmpl w:val="9A369EC2"/>
+    <w:tmpl w:val="28247424"/>
     <w:lvl w:ilvl="0">
       <w:start w:val="1"/>
       <w:numFmt w:val="bullet"/>
@@ -1195,9 +7330,9 @@
     </w:lvl>
   </w:abstractNum>
   <w:abstractNum w:abstractNumId="1" w15:restartNumberingAfterBreak="0">
-    <w:nsid w:val="395E7A8A"/>
+    <w:nsid w:val="17CB6ACC"/>
     <w:multiLevelType w:val="multilevel"/>
-    <w:tmpl w:val="894E141E"/>
+    <w:tmpl w:val="EAF8C5F6"/>
     <w:lvl w:ilvl="0">
       <w:start w:val="1"/>
       <w:numFmt w:val="bullet"/>
@@ -1344,9 +7479,122 @@
     </w:lvl>
   </w:abstractNum>
   <w:abstractNum w:abstractNumId="2" w15:restartNumberingAfterBreak="0">
-    <w:nsid w:val="3A0A5937"/>
+    <w:nsid w:val="29B8313A"/>
     <w:multiLevelType w:val="multilevel"/>
-    <w:tmpl w:val="CCEACADE"/>
+    <w:tmpl w:val="95B2522A"/>
+    <w:lvl w:ilvl="0">
+      <w:start w:val="1"/>
+      <w:numFmt w:val="decimal"/>
+      <w:lvlText w:val="%1."/>
+      <w:lvlJc w:val="left"/>
+      <w:pPr>
+        <w:tabs>
+          <w:tab w:val="num" w:pos="720"/>
+        </w:tabs>
+        <w:ind w:left="720" w:hanging="360"/>
+      </w:pPr>
+    </w:lvl>
+    <w:lvl w:ilvl="1" w:tentative="1">
+      <w:start w:val="1"/>
+      <w:numFmt w:val="decimal"/>
+      <w:lvlText w:val="%2."/>
+      <w:lvlJc w:val="left"/>
+      <w:pPr>
+        <w:tabs>
+          <w:tab w:val="num" w:pos="1440"/>
+        </w:tabs>
+        <w:ind w:left="1440" w:hanging="360"/>
+      </w:pPr>
+    </w:lvl>
+    <w:lvl w:ilvl="2" w:tentative="1">
+      <w:start w:val="1"/>
+      <w:numFmt w:val="decimal"/>
+      <w:lvlText w:val="%3."/>
+      <w:lvlJc w:val="left"/>
+      <w:pPr>
+        <w:tabs>
+          <w:tab w:val="num" w:pos="2160"/>
+        </w:tabs>
+        <w:ind w:left="2160" w:hanging="360"/>
+      </w:pPr>
+    </w:lvl>
+    <w:lvl w:ilvl="3" w:tentative="1">
+      <w:start w:val="1"/>
+      <w:numFmt w:val="decimal"/>
+      <w:lvlText w:val="%4."/>
+      <w:lvlJc w:val="left"/>
+      <w:pPr>
+        <w:tabs>
+          <w:tab w:val="num" w:pos="2880"/>
+        </w:tabs>
+        <w:ind w:left="2880" w:hanging="360"/>
+      </w:pPr>
+    </w:lvl>
+    <w:lvl w:ilvl="4" w:tentative="1">
+      <w:start w:val="1"/>
+      <w:numFmt w:val="decimal"/>
+      <w:lvlText w:val="%5."/>
+      <w:lvlJc w:val="left"/>
+      <w:pPr>
+        <w:tabs>
+          <w:tab w:val="num" w:pos="3600"/>
+        </w:tabs>
+        <w:ind w:left="3600" w:hanging="360"/>
+      </w:pPr>
+    </w:lvl>
+    <w:lvl w:ilvl="5" w:tentative="1">
+      <w:start w:val="1"/>
+      <w:numFmt w:val="decimal"/>
+      <w:lvlText w:val="%6."/>
+      <w:lvlJc w:val="left"/>
+      <w:pPr>
+        <w:tabs>
+          <w:tab w:val="num" w:pos="4320"/>
+        </w:tabs>
+        <w:ind w:left="4320" w:hanging="360"/>
+      </w:pPr>
+    </w:lvl>
+    <w:lvl w:ilvl="6" w:tentative="1">
+      <w:start w:val="1"/>
+      <w:numFmt w:val="decimal"/>
+      <w:lvlText w:val="%7."/>
+      <w:lvlJc w:val="left"/>
+      <w:pPr>
+        <w:tabs>
+          <w:tab w:val="num" w:pos="5040"/>
+        </w:tabs>
+        <w:ind w:left="5040" w:hanging="360"/>
+      </w:pPr>
+    </w:lvl>
+    <w:lvl w:ilvl="7" w:tentative="1">
+      <w:start w:val="1"/>
+      <w:numFmt w:val="decimal"/>
+      <w:lvlText w:val="%8."/>
+      <w:lvlJc w:val="left"/>
+      <w:pPr>
+        <w:tabs>
+          <w:tab w:val="num" w:pos="5760"/>
+        </w:tabs>
+        <w:ind w:left="5760" w:hanging="360"/>
+      </w:pPr>
+    </w:lvl>
+    <w:lvl w:ilvl="8" w:tentative="1">
+      <w:start w:val="1"/>
+      <w:numFmt w:val="decimal"/>
+      <w:lvlText w:val="%9."/>
+      <w:lvlJc w:val="left"/>
+      <w:pPr>
+        <w:tabs>
+          <w:tab w:val="num" w:pos="6480"/>
+        </w:tabs>
+        <w:ind w:left="6480" w:hanging="360"/>
+      </w:pPr>
+    </w:lvl>
+  </w:abstractNum>
+  <w:abstractNum w:abstractNumId="3" w15:restartNumberingAfterBreak="0">
+    <w:nsid w:val="2D387DE8"/>
+    <w:multiLevelType w:val="multilevel"/>
+    <w:tmpl w:val="0396DE30"/>
     <w:lvl w:ilvl="0">
       <w:start w:val="1"/>
       <w:numFmt w:val="bullet"/>
@@ -1492,10 +7740,10 @@
       </w:rPr>
     </w:lvl>
   </w:abstractNum>
-  <w:abstractNum w:abstractNumId="3" w15:restartNumberingAfterBreak="0">
-    <w:nsid w:val="42197316"/>
+  <w:abstractNum w:abstractNumId="4" w15:restartNumberingAfterBreak="0">
+    <w:nsid w:val="40360757"/>
     <w:multiLevelType w:val="multilevel"/>
-    <w:tmpl w:val="CDEC74C8"/>
+    <w:tmpl w:val="ADCE449E"/>
     <w:lvl w:ilvl="0">
       <w:start w:val="1"/>
       <w:numFmt w:val="bullet"/>
@@ -1641,10 +7889,10 @@
       </w:rPr>
     </w:lvl>
   </w:abstractNum>
-  <w:abstractNum w:abstractNumId="4" w15:restartNumberingAfterBreak="0">
-    <w:nsid w:val="44082DC2"/>
+  <w:abstractNum w:abstractNumId="5" w15:restartNumberingAfterBreak="0">
+    <w:nsid w:val="58382380"/>
     <w:multiLevelType w:val="multilevel"/>
-    <w:tmpl w:val="2A72BCC8"/>
+    <w:tmpl w:val="40C402C4"/>
     <w:lvl w:ilvl="0">
       <w:start w:val="1"/>
       <w:numFmt w:val="bullet"/>
@@ -1790,10 +8038,123 @@
       </w:rPr>
     </w:lvl>
   </w:abstractNum>
-  <w:abstractNum w:abstractNumId="5" w15:restartNumberingAfterBreak="0">
-    <w:nsid w:val="45E936BA"/>
+  <w:abstractNum w:abstractNumId="6" w15:restartNumberingAfterBreak="0">
+    <w:nsid w:val="61967EF5"/>
     <w:multiLevelType w:val="multilevel"/>
-    <w:tmpl w:val="78C2179E"/>
+    <w:tmpl w:val="A64EA872"/>
+    <w:lvl w:ilvl="0">
+      <w:start w:val="1"/>
+      <w:numFmt w:val="decimal"/>
+      <w:lvlText w:val="%1."/>
+      <w:lvlJc w:val="left"/>
+      <w:pPr>
+        <w:tabs>
+          <w:tab w:val="num" w:pos="720"/>
+        </w:tabs>
+        <w:ind w:left="720" w:hanging="360"/>
+      </w:pPr>
+    </w:lvl>
+    <w:lvl w:ilvl="1" w:tentative="1">
+      <w:start w:val="1"/>
+      <w:numFmt w:val="decimal"/>
+      <w:lvlText w:val="%2."/>
+      <w:lvlJc w:val="left"/>
+      <w:pPr>
+        <w:tabs>
+          <w:tab w:val="num" w:pos="1440"/>
+        </w:tabs>
+        <w:ind w:left="1440" w:hanging="360"/>
+      </w:pPr>
+    </w:lvl>
+    <w:lvl w:ilvl="2" w:tentative="1">
+      <w:start w:val="1"/>
+      <w:numFmt w:val="decimal"/>
+      <w:lvlText w:val="%3."/>
+      <w:lvlJc w:val="left"/>
+      <w:pPr>
+        <w:tabs>
+          <w:tab w:val="num" w:pos="2160"/>
+        </w:tabs>
+        <w:ind w:left="2160" w:hanging="360"/>
+      </w:pPr>
+    </w:lvl>
+    <w:lvl w:ilvl="3" w:tentative="1">
+      <w:start w:val="1"/>
+      <w:numFmt w:val="decimal"/>
+      <w:lvlText w:val="%4."/>
+      <w:lvlJc w:val="left"/>
+      <w:pPr>
+        <w:tabs>
+          <w:tab w:val="num" w:pos="2880"/>
+        </w:tabs>
+        <w:ind w:left="2880" w:hanging="360"/>
+      </w:pPr>
+    </w:lvl>
+    <w:lvl w:ilvl="4" w:tentative="1">
+      <w:start w:val="1"/>
+      <w:numFmt w:val="decimal"/>
+      <w:lvlText w:val="%5."/>
+      <w:lvlJc w:val="left"/>
+      <w:pPr>
+        <w:tabs>
+          <w:tab w:val="num" w:pos="3600"/>
+        </w:tabs>
+        <w:ind w:left="3600" w:hanging="360"/>
+      </w:pPr>
+    </w:lvl>
+    <w:lvl w:ilvl="5" w:tentative="1">
+      <w:start w:val="1"/>
+      <w:numFmt w:val="decimal"/>
+      <w:lvlText w:val="%6."/>
+      <w:lvlJc w:val="left"/>
+      <w:pPr>
+        <w:tabs>
+          <w:tab w:val="num" w:pos="4320"/>
+        </w:tabs>
+        <w:ind w:left="4320" w:hanging="360"/>
+      </w:pPr>
+    </w:lvl>
+    <w:lvl w:ilvl="6" w:tentative="1">
+      <w:start w:val="1"/>
+      <w:numFmt w:val="decimal"/>
+      <w:lvlText w:val="%7."/>
+      <w:lvlJc w:val="left"/>
+      <w:pPr>
+        <w:tabs>
+          <w:tab w:val="num" w:pos="5040"/>
+        </w:tabs>
+        <w:ind w:left="5040" w:hanging="360"/>
+      </w:pPr>
+    </w:lvl>
+    <w:lvl w:ilvl="7" w:tentative="1">
+      <w:start w:val="1"/>
+      <w:numFmt w:val="decimal"/>
+      <w:lvlText w:val="%8."/>
+      <w:lvlJc w:val="left"/>
+      <w:pPr>
+        <w:tabs>
+          <w:tab w:val="num" w:pos="5760"/>
+        </w:tabs>
+        <w:ind w:left="5760" w:hanging="360"/>
+      </w:pPr>
+    </w:lvl>
+    <w:lvl w:ilvl="8" w:tentative="1">
+      <w:start w:val="1"/>
+      <w:numFmt w:val="decimal"/>
+      <w:lvlText w:val="%9."/>
+      <w:lvlJc w:val="left"/>
+      <w:pPr>
+        <w:tabs>
+          <w:tab w:val="num" w:pos="6480"/>
+        </w:tabs>
+        <w:ind w:left="6480" w:hanging="360"/>
+      </w:pPr>
+    </w:lvl>
+  </w:abstractNum>
+  <w:abstractNum w:abstractNumId="7" w15:restartNumberingAfterBreak="0">
+    <w:nsid w:val="741C3633"/>
+    <w:multiLevelType w:val="multilevel"/>
+    <w:tmpl w:val="EDE4F466"/>
     <w:lvl w:ilvl="0">
       <w:start w:val="1"/>
       <w:numFmt w:val="bullet"/>
@@ -1810,7 +8171,7 @@
         <w:sz w:val="20"/>
       </w:rPr>
     </w:lvl>
-    <w:lvl w:ilvl="1">
+    <w:lvl w:ilvl="1" w:tentative="1">
       <w:start w:val="1"/>
       <w:numFmt w:val="bullet"/>
       <w:lvlText w:val="o"/>
@@ -1939,10 +8300,10 @@
       </w:rPr>
     </w:lvl>
   </w:abstractNum>
-  <w:abstractNum w:abstractNumId="6" w15:restartNumberingAfterBreak="0">
-    <w:nsid w:val="50784AD6"/>
+  <w:abstractNum w:abstractNumId="8" w15:restartNumberingAfterBreak="0">
+    <w:nsid w:val="78941801"/>
     <w:multiLevelType w:val="multilevel"/>
-    <w:tmpl w:val="931AF56E"/>
+    <w:tmpl w:val="111E0DB8"/>
     <w:lvl w:ilvl="0">
       <w:start w:val="1"/>
       <w:numFmt w:val="bullet"/>
@@ -2088,598 +8449,32 @@
       </w:rPr>
     </w:lvl>
   </w:abstractNum>
-  <w:abstractNum w:abstractNumId="7" w15:restartNumberingAfterBreak="0">
-    <w:nsid w:val="5AB33B6E"/>
-    <w:multiLevelType w:val="multilevel"/>
-    <w:tmpl w:val="7AD81C52"/>
-    <w:lvl w:ilvl="0">
-      <w:start w:val="1"/>
-      <w:numFmt w:val="bullet"/>
-      <w:lvlText w:val=""/>
-      <w:lvlJc w:val="left"/>
-      <w:pPr>
-        <w:tabs>
-          <w:tab w:val="num" w:pos="720"/>
-        </w:tabs>
-        <w:ind w:left="720" w:hanging="360"/>
-      </w:pPr>
-      <w:rPr>
-        <w:rFonts w:ascii="Symbol" w:hAnsi="Symbol" w:hint="default"/>
-        <w:sz w:val="20"/>
-      </w:rPr>
-    </w:lvl>
-    <w:lvl w:ilvl="1" w:tentative="1">
-      <w:start w:val="1"/>
-      <w:numFmt w:val="bullet"/>
-      <w:lvlText w:val="o"/>
-      <w:lvlJc w:val="left"/>
-      <w:pPr>
-        <w:tabs>
-          <w:tab w:val="num" w:pos="1440"/>
-        </w:tabs>
-        <w:ind w:left="1440" w:hanging="360"/>
-      </w:pPr>
-      <w:rPr>
-        <w:rFonts w:ascii="Courier New" w:hAnsi="Courier New" w:hint="default"/>
-        <w:sz w:val="20"/>
-      </w:rPr>
-    </w:lvl>
-    <w:lvl w:ilvl="2" w:tentative="1">
-      <w:start w:val="1"/>
-      <w:numFmt w:val="bullet"/>
-      <w:lvlText w:val=""/>
-      <w:lvlJc w:val="left"/>
-      <w:pPr>
-        <w:tabs>
-          <w:tab w:val="num" w:pos="2160"/>
-        </w:tabs>
-        <w:ind w:left="2160" w:hanging="360"/>
-      </w:pPr>
-      <w:rPr>
-        <w:rFonts w:ascii="Wingdings" w:hAnsi="Wingdings" w:hint="default"/>
-        <w:sz w:val="20"/>
-      </w:rPr>
-    </w:lvl>
-    <w:lvl w:ilvl="3" w:tentative="1">
-      <w:start w:val="1"/>
-      <w:numFmt w:val="bullet"/>
-      <w:lvlText w:val=""/>
-      <w:lvlJc w:val="left"/>
-      <w:pPr>
-        <w:tabs>
-          <w:tab w:val="num" w:pos="2880"/>
-        </w:tabs>
-        <w:ind w:left="2880" w:hanging="360"/>
-      </w:pPr>
-      <w:rPr>
-        <w:rFonts w:ascii="Wingdings" w:hAnsi="Wingdings" w:hint="default"/>
-        <w:sz w:val="20"/>
-      </w:rPr>
-    </w:lvl>
-    <w:lvl w:ilvl="4" w:tentative="1">
-      <w:start w:val="1"/>
-      <w:numFmt w:val="bullet"/>
-      <w:lvlText w:val=""/>
-      <w:lvlJc w:val="left"/>
-      <w:pPr>
-        <w:tabs>
-          <w:tab w:val="num" w:pos="3600"/>
-        </w:tabs>
-        <w:ind w:left="3600" w:hanging="360"/>
-      </w:pPr>
-      <w:rPr>
-        <w:rFonts w:ascii="Wingdings" w:hAnsi="Wingdings" w:hint="default"/>
-        <w:sz w:val="20"/>
-      </w:rPr>
-    </w:lvl>
-    <w:lvl w:ilvl="5" w:tentative="1">
-      <w:start w:val="1"/>
-      <w:numFmt w:val="bullet"/>
-      <w:lvlText w:val=""/>
-      <w:lvlJc w:val="left"/>
-      <w:pPr>
-        <w:tabs>
-          <w:tab w:val="num" w:pos="4320"/>
-        </w:tabs>
-        <w:ind w:left="4320" w:hanging="360"/>
-      </w:pPr>
-      <w:rPr>
-        <w:rFonts w:ascii="Wingdings" w:hAnsi="Wingdings" w:hint="default"/>
-        <w:sz w:val="20"/>
-      </w:rPr>
-    </w:lvl>
-    <w:lvl w:ilvl="6" w:tentative="1">
-      <w:start w:val="1"/>
-      <w:numFmt w:val="bullet"/>
-      <w:lvlText w:val=""/>
-      <w:lvlJc w:val="left"/>
-      <w:pPr>
-        <w:tabs>
-          <w:tab w:val="num" w:pos="5040"/>
-        </w:tabs>
-        <w:ind w:left="5040" w:hanging="360"/>
-      </w:pPr>
-      <w:rPr>
-        <w:rFonts w:ascii="Wingdings" w:hAnsi="Wingdings" w:hint="default"/>
-        <w:sz w:val="20"/>
-      </w:rPr>
-    </w:lvl>
-    <w:lvl w:ilvl="7" w:tentative="1">
-      <w:start w:val="1"/>
-      <w:numFmt w:val="bullet"/>
-      <w:lvlText w:val=""/>
-      <w:lvlJc w:val="left"/>
-      <w:pPr>
-        <w:tabs>
-          <w:tab w:val="num" w:pos="5760"/>
-        </w:tabs>
-        <w:ind w:left="5760" w:hanging="360"/>
-      </w:pPr>
-      <w:rPr>
-        <w:rFonts w:ascii="Wingdings" w:hAnsi="Wingdings" w:hint="default"/>
-        <w:sz w:val="20"/>
-      </w:rPr>
-    </w:lvl>
-    <w:lvl w:ilvl="8" w:tentative="1">
-      <w:start w:val="1"/>
-      <w:numFmt w:val="bullet"/>
-      <w:lvlText w:val=""/>
-      <w:lvlJc w:val="left"/>
-      <w:pPr>
-        <w:tabs>
-          <w:tab w:val="num" w:pos="6480"/>
-        </w:tabs>
-        <w:ind w:left="6480" w:hanging="360"/>
-      </w:pPr>
-      <w:rPr>
-        <w:rFonts w:ascii="Wingdings" w:hAnsi="Wingdings" w:hint="default"/>
-        <w:sz w:val="20"/>
-      </w:rPr>
-    </w:lvl>
-  </w:abstractNum>
-  <w:abstractNum w:abstractNumId="8" w15:restartNumberingAfterBreak="0">
-    <w:nsid w:val="5EA65B52"/>
-    <w:multiLevelType w:val="multilevel"/>
-    <w:tmpl w:val="4A04E9A4"/>
-    <w:lvl w:ilvl="0">
-      <w:start w:val="1"/>
-      <w:numFmt w:val="bullet"/>
-      <w:lvlText w:val=""/>
-      <w:lvlJc w:val="left"/>
-      <w:pPr>
-        <w:tabs>
-          <w:tab w:val="num" w:pos="720"/>
-        </w:tabs>
-        <w:ind w:left="720" w:hanging="360"/>
-      </w:pPr>
-      <w:rPr>
-        <w:rFonts w:ascii="Symbol" w:hAnsi="Symbol" w:hint="default"/>
-        <w:sz w:val="20"/>
-      </w:rPr>
-    </w:lvl>
-    <w:lvl w:ilvl="1" w:tentative="1">
-      <w:start w:val="1"/>
-      <w:numFmt w:val="bullet"/>
-      <w:lvlText w:val="o"/>
-      <w:lvlJc w:val="left"/>
-      <w:pPr>
-        <w:tabs>
-          <w:tab w:val="num" w:pos="1440"/>
-        </w:tabs>
-        <w:ind w:left="1440" w:hanging="360"/>
-      </w:pPr>
-      <w:rPr>
-        <w:rFonts w:ascii="Courier New" w:hAnsi="Courier New" w:hint="default"/>
-        <w:sz w:val="20"/>
-      </w:rPr>
-    </w:lvl>
-    <w:lvl w:ilvl="2" w:tentative="1">
-      <w:start w:val="1"/>
-      <w:numFmt w:val="bullet"/>
-      <w:lvlText w:val=""/>
-      <w:lvlJc w:val="left"/>
-      <w:pPr>
-        <w:tabs>
-          <w:tab w:val="num" w:pos="2160"/>
-        </w:tabs>
-        <w:ind w:left="2160" w:hanging="360"/>
-      </w:pPr>
-      <w:rPr>
-        <w:rFonts w:ascii="Wingdings" w:hAnsi="Wingdings" w:hint="default"/>
-        <w:sz w:val="20"/>
-      </w:rPr>
-    </w:lvl>
-    <w:lvl w:ilvl="3" w:tentative="1">
-      <w:start w:val="1"/>
-      <w:numFmt w:val="bullet"/>
-      <w:lvlText w:val=""/>
-      <w:lvlJc w:val="left"/>
-      <w:pPr>
-        <w:tabs>
-          <w:tab w:val="num" w:pos="2880"/>
-        </w:tabs>
-        <w:ind w:left="2880" w:hanging="360"/>
-      </w:pPr>
-      <w:rPr>
-        <w:rFonts w:ascii="Wingdings" w:hAnsi="Wingdings" w:hint="default"/>
-        <w:sz w:val="20"/>
-      </w:rPr>
-    </w:lvl>
-    <w:lvl w:ilvl="4" w:tentative="1">
-      <w:start w:val="1"/>
-      <w:numFmt w:val="bullet"/>
-      <w:lvlText w:val=""/>
-      <w:lvlJc w:val="left"/>
-      <w:pPr>
-        <w:tabs>
-          <w:tab w:val="num" w:pos="3600"/>
-        </w:tabs>
-        <w:ind w:left="3600" w:hanging="360"/>
-      </w:pPr>
-      <w:rPr>
-        <w:rFonts w:ascii="Wingdings" w:hAnsi="Wingdings" w:hint="default"/>
-        <w:sz w:val="20"/>
-      </w:rPr>
-    </w:lvl>
-    <w:lvl w:ilvl="5" w:tentative="1">
-      <w:start w:val="1"/>
-      <w:numFmt w:val="bullet"/>
-      <w:lvlText w:val=""/>
-      <w:lvlJc w:val="left"/>
-      <w:pPr>
-        <w:tabs>
-          <w:tab w:val="num" w:pos="4320"/>
-        </w:tabs>
-        <w:ind w:left="4320" w:hanging="360"/>
-      </w:pPr>
-      <w:rPr>
-        <w:rFonts w:ascii="Wingdings" w:hAnsi="Wingdings" w:hint="default"/>
-        <w:sz w:val="20"/>
-      </w:rPr>
-    </w:lvl>
-    <w:lvl w:ilvl="6" w:tentative="1">
-      <w:start w:val="1"/>
-      <w:numFmt w:val="bullet"/>
-      <w:lvlText w:val=""/>
-      <w:lvlJc w:val="left"/>
-      <w:pPr>
-        <w:tabs>
-          <w:tab w:val="num" w:pos="5040"/>
-        </w:tabs>
-        <w:ind w:left="5040" w:hanging="360"/>
-      </w:pPr>
-      <w:rPr>
-        <w:rFonts w:ascii="Wingdings" w:hAnsi="Wingdings" w:hint="default"/>
-        <w:sz w:val="20"/>
-      </w:rPr>
-    </w:lvl>
-    <w:lvl w:ilvl="7" w:tentative="1">
-      <w:start w:val="1"/>
-      <w:numFmt w:val="bullet"/>
-      <w:lvlText w:val=""/>
-      <w:lvlJc w:val="left"/>
-      <w:pPr>
-        <w:tabs>
-          <w:tab w:val="num" w:pos="5760"/>
-        </w:tabs>
-        <w:ind w:left="5760" w:hanging="360"/>
-      </w:pPr>
-      <w:rPr>
-        <w:rFonts w:ascii="Wingdings" w:hAnsi="Wingdings" w:hint="default"/>
-        <w:sz w:val="20"/>
-      </w:rPr>
-    </w:lvl>
-    <w:lvl w:ilvl="8" w:tentative="1">
-      <w:start w:val="1"/>
-      <w:numFmt w:val="bullet"/>
-      <w:lvlText w:val=""/>
-      <w:lvlJc w:val="left"/>
-      <w:pPr>
-        <w:tabs>
-          <w:tab w:val="num" w:pos="6480"/>
-        </w:tabs>
-        <w:ind w:left="6480" w:hanging="360"/>
-      </w:pPr>
-      <w:rPr>
-        <w:rFonts w:ascii="Wingdings" w:hAnsi="Wingdings" w:hint="default"/>
-        <w:sz w:val="20"/>
-      </w:rPr>
-    </w:lvl>
-  </w:abstractNum>
-  <w:abstractNum w:abstractNumId="9" w15:restartNumberingAfterBreak="0">
-    <w:nsid w:val="6B724354"/>
-    <w:multiLevelType w:val="multilevel"/>
-    <w:tmpl w:val="631CC72E"/>
-    <w:lvl w:ilvl="0">
-      <w:start w:val="1"/>
-      <w:numFmt w:val="bullet"/>
-      <w:lvlText w:val=""/>
-      <w:lvlJc w:val="left"/>
-      <w:pPr>
-        <w:tabs>
-          <w:tab w:val="num" w:pos="720"/>
-        </w:tabs>
-        <w:ind w:left="720" w:hanging="360"/>
-      </w:pPr>
-      <w:rPr>
-        <w:rFonts w:ascii="Symbol" w:hAnsi="Symbol" w:hint="default"/>
-        <w:sz w:val="20"/>
-      </w:rPr>
-    </w:lvl>
-    <w:lvl w:ilvl="1" w:tentative="1">
-      <w:start w:val="1"/>
-      <w:numFmt w:val="bullet"/>
-      <w:lvlText w:val="o"/>
-      <w:lvlJc w:val="left"/>
-      <w:pPr>
-        <w:tabs>
-          <w:tab w:val="num" w:pos="1440"/>
-        </w:tabs>
-        <w:ind w:left="1440" w:hanging="360"/>
-      </w:pPr>
-      <w:rPr>
-        <w:rFonts w:ascii="Courier New" w:hAnsi="Courier New" w:hint="default"/>
-        <w:sz w:val="20"/>
-      </w:rPr>
-    </w:lvl>
-    <w:lvl w:ilvl="2" w:tentative="1">
-      <w:start w:val="1"/>
-      <w:numFmt w:val="bullet"/>
-      <w:lvlText w:val=""/>
-      <w:lvlJc w:val="left"/>
-      <w:pPr>
-        <w:tabs>
-          <w:tab w:val="num" w:pos="2160"/>
-        </w:tabs>
-        <w:ind w:left="2160" w:hanging="360"/>
-      </w:pPr>
-      <w:rPr>
-        <w:rFonts w:ascii="Wingdings" w:hAnsi="Wingdings" w:hint="default"/>
-        <w:sz w:val="20"/>
-      </w:rPr>
-    </w:lvl>
-    <w:lvl w:ilvl="3" w:tentative="1">
-      <w:start w:val="1"/>
-      <w:numFmt w:val="bullet"/>
-      <w:lvlText w:val=""/>
-      <w:lvlJc w:val="left"/>
-      <w:pPr>
-        <w:tabs>
-          <w:tab w:val="num" w:pos="2880"/>
-        </w:tabs>
-        <w:ind w:left="2880" w:hanging="360"/>
-      </w:pPr>
-      <w:rPr>
-        <w:rFonts w:ascii="Wingdings" w:hAnsi="Wingdings" w:hint="default"/>
-        <w:sz w:val="20"/>
-      </w:rPr>
-    </w:lvl>
-    <w:lvl w:ilvl="4" w:tentative="1">
-      <w:start w:val="1"/>
-      <w:numFmt w:val="bullet"/>
-      <w:lvlText w:val=""/>
-      <w:lvlJc w:val="left"/>
-      <w:pPr>
-        <w:tabs>
-          <w:tab w:val="num" w:pos="3600"/>
-        </w:tabs>
-        <w:ind w:left="3600" w:hanging="360"/>
-      </w:pPr>
-      <w:rPr>
-        <w:rFonts w:ascii="Wingdings" w:hAnsi="Wingdings" w:hint="default"/>
-        <w:sz w:val="20"/>
-      </w:rPr>
-    </w:lvl>
-    <w:lvl w:ilvl="5" w:tentative="1">
-      <w:start w:val="1"/>
-      <w:numFmt w:val="bullet"/>
-      <w:lvlText w:val=""/>
-      <w:lvlJc w:val="left"/>
-      <w:pPr>
-        <w:tabs>
-          <w:tab w:val="num" w:pos="4320"/>
-        </w:tabs>
-        <w:ind w:left="4320" w:hanging="360"/>
-      </w:pPr>
-      <w:rPr>
-        <w:rFonts w:ascii="Wingdings" w:hAnsi="Wingdings" w:hint="default"/>
-        <w:sz w:val="20"/>
-      </w:rPr>
-    </w:lvl>
-    <w:lvl w:ilvl="6" w:tentative="1">
-      <w:start w:val="1"/>
-      <w:numFmt w:val="bullet"/>
-      <w:lvlText w:val=""/>
-      <w:lvlJc w:val="left"/>
-      <w:pPr>
-        <w:tabs>
-          <w:tab w:val="num" w:pos="5040"/>
-        </w:tabs>
-        <w:ind w:left="5040" w:hanging="360"/>
-      </w:pPr>
-      <w:rPr>
-        <w:rFonts w:ascii="Wingdings" w:hAnsi="Wingdings" w:hint="default"/>
-        <w:sz w:val="20"/>
-      </w:rPr>
-    </w:lvl>
-    <w:lvl w:ilvl="7" w:tentative="1">
-      <w:start w:val="1"/>
-      <w:numFmt w:val="bullet"/>
-      <w:lvlText w:val=""/>
-      <w:lvlJc w:val="left"/>
-      <w:pPr>
-        <w:tabs>
-          <w:tab w:val="num" w:pos="5760"/>
-        </w:tabs>
-        <w:ind w:left="5760" w:hanging="360"/>
-      </w:pPr>
-      <w:rPr>
-        <w:rFonts w:ascii="Wingdings" w:hAnsi="Wingdings" w:hint="default"/>
-        <w:sz w:val="20"/>
-      </w:rPr>
-    </w:lvl>
-    <w:lvl w:ilvl="8" w:tentative="1">
-      <w:start w:val="1"/>
-      <w:numFmt w:val="bullet"/>
-      <w:lvlText w:val=""/>
-      <w:lvlJc w:val="left"/>
-      <w:pPr>
-        <w:tabs>
-          <w:tab w:val="num" w:pos="6480"/>
-        </w:tabs>
-        <w:ind w:left="6480" w:hanging="360"/>
-      </w:pPr>
-      <w:rPr>
-        <w:rFonts w:ascii="Wingdings" w:hAnsi="Wingdings" w:hint="default"/>
-        <w:sz w:val="20"/>
-      </w:rPr>
-    </w:lvl>
-  </w:abstractNum>
-  <w:abstractNum w:abstractNumId="10" w15:restartNumberingAfterBreak="0">
-    <w:nsid w:val="70746717"/>
-    <w:multiLevelType w:val="multilevel"/>
-    <w:tmpl w:val="3A9CCF28"/>
-    <w:lvl w:ilvl="0">
-      <w:start w:val="1"/>
-      <w:numFmt w:val="decimal"/>
-      <w:lvlText w:val="%1."/>
-      <w:lvlJc w:val="left"/>
-      <w:pPr>
-        <w:tabs>
-          <w:tab w:val="num" w:pos="720"/>
-        </w:tabs>
-        <w:ind w:left="720" w:hanging="360"/>
-      </w:pPr>
-    </w:lvl>
-    <w:lvl w:ilvl="1" w:tentative="1">
-      <w:start w:val="1"/>
-      <w:numFmt w:val="decimal"/>
-      <w:lvlText w:val="%2."/>
-      <w:lvlJc w:val="left"/>
-      <w:pPr>
-        <w:tabs>
-          <w:tab w:val="num" w:pos="1440"/>
-        </w:tabs>
-        <w:ind w:left="1440" w:hanging="360"/>
-      </w:pPr>
-    </w:lvl>
-    <w:lvl w:ilvl="2" w:tentative="1">
-      <w:start w:val="1"/>
-      <w:numFmt w:val="decimal"/>
-      <w:lvlText w:val="%3."/>
-      <w:lvlJc w:val="left"/>
-      <w:pPr>
-        <w:tabs>
-          <w:tab w:val="num" w:pos="2160"/>
-        </w:tabs>
-        <w:ind w:left="2160" w:hanging="360"/>
-      </w:pPr>
-    </w:lvl>
-    <w:lvl w:ilvl="3" w:tentative="1">
-      <w:start w:val="1"/>
-      <w:numFmt w:val="decimal"/>
-      <w:lvlText w:val="%4."/>
-      <w:lvlJc w:val="left"/>
-      <w:pPr>
-        <w:tabs>
-          <w:tab w:val="num" w:pos="2880"/>
-        </w:tabs>
-        <w:ind w:left="2880" w:hanging="360"/>
-      </w:pPr>
-    </w:lvl>
-    <w:lvl w:ilvl="4" w:tentative="1">
-      <w:start w:val="1"/>
-      <w:numFmt w:val="decimal"/>
-      <w:lvlText w:val="%5."/>
-      <w:lvlJc w:val="left"/>
-      <w:pPr>
-        <w:tabs>
-          <w:tab w:val="num" w:pos="3600"/>
-        </w:tabs>
-        <w:ind w:left="3600" w:hanging="360"/>
-      </w:pPr>
-    </w:lvl>
-    <w:lvl w:ilvl="5" w:tentative="1">
-      <w:start w:val="1"/>
-      <w:numFmt w:val="decimal"/>
-      <w:lvlText w:val="%6."/>
-      <w:lvlJc w:val="left"/>
-      <w:pPr>
-        <w:tabs>
-          <w:tab w:val="num" w:pos="4320"/>
-        </w:tabs>
-        <w:ind w:left="4320" w:hanging="360"/>
-      </w:pPr>
-    </w:lvl>
-    <w:lvl w:ilvl="6" w:tentative="1">
-      <w:start w:val="1"/>
-      <w:numFmt w:val="decimal"/>
-      <w:lvlText w:val="%7."/>
-      <w:lvlJc w:val="left"/>
-      <w:pPr>
-        <w:tabs>
-          <w:tab w:val="num" w:pos="5040"/>
-        </w:tabs>
-        <w:ind w:left="5040" w:hanging="360"/>
-      </w:pPr>
-    </w:lvl>
-    <w:lvl w:ilvl="7" w:tentative="1">
-      <w:start w:val="1"/>
-      <w:numFmt w:val="decimal"/>
-      <w:lvlText w:val="%8."/>
-      <w:lvlJc w:val="left"/>
-      <w:pPr>
-        <w:tabs>
-          <w:tab w:val="num" w:pos="5760"/>
-        </w:tabs>
-        <w:ind w:left="5760" w:hanging="360"/>
-      </w:pPr>
-    </w:lvl>
-    <w:lvl w:ilvl="8" w:tentative="1">
-      <w:start w:val="1"/>
-      <w:numFmt w:val="decimal"/>
-      <w:lvlText w:val="%9."/>
-      <w:lvlJc w:val="left"/>
-      <w:pPr>
-        <w:tabs>
-          <w:tab w:val="num" w:pos="6480"/>
-        </w:tabs>
-        <w:ind w:left="6480" w:hanging="360"/>
-      </w:pPr>
-    </w:lvl>
-  </w:abstractNum>
-  <w:num w:numId="1" w16cid:durableId="184366952">
+  <w:num w:numId="1" w16cid:durableId="1131941946">
+    <w:abstractNumId w:val="6"/>
+  </w:num>
+  <w:num w:numId="2" w16cid:durableId="249580508">
     <w:abstractNumId w:val="0"/>
   </w:num>
-  <w:num w:numId="2" w16cid:durableId="2053310488">
+  <w:num w:numId="3" w16cid:durableId="1256478250">
+    <w:abstractNumId w:val="7"/>
+  </w:num>
+  <w:num w:numId="4" w16cid:durableId="1568801188">
+    <w:abstractNumId w:val="4"/>
+  </w:num>
+  <w:num w:numId="5" w16cid:durableId="334262515">
+    <w:abstractNumId w:val="1"/>
+  </w:num>
+  <w:num w:numId="6" w16cid:durableId="1698501665">
     <w:abstractNumId w:val="8"/>
   </w:num>
-  <w:num w:numId="3" w16cid:durableId="547610">
-    <w:abstractNumId w:val="1"/>
-  </w:num>
-  <w:num w:numId="4" w16cid:durableId="1821383192">
-    <w:abstractNumId w:val="4"/>
-  </w:num>
-  <w:num w:numId="5" w16cid:durableId="919170267">
+  <w:num w:numId="7" w16cid:durableId="796725874">
     <w:abstractNumId w:val="5"/>
   </w:num>
-  <w:num w:numId="6" w16cid:durableId="1947151104">
-    <w:abstractNumId w:val="7"/>
-  </w:num>
-  <w:num w:numId="7" w16cid:durableId="1437409273">
-    <w:abstractNumId w:val="9"/>
-  </w:num>
-  <w:num w:numId="8" w16cid:durableId="364864997">
-    <w:abstractNumId w:val="2"/>
-  </w:num>
-  <w:num w:numId="9" w16cid:durableId="388694697">
-    <w:abstractNumId w:val="6"/>
-  </w:num>
-  <w:num w:numId="10" w16cid:durableId="1368024003">
+  <w:num w:numId="8" w16cid:durableId="975261177">
     <w:abstractNumId w:val="3"/>
   </w:num>
-  <w:num w:numId="11" w16cid:durableId="1993943619">
-    <w:abstractNumId w:val="10"/>
+  <w:num w:numId="9" w16cid:durableId="988558037">
+    <w:abstractNumId w:val="2"/>
   </w:num>
 </w:numbering>
 </file>
@@ -3092,7 +8887,7 @@
     <w:link w:val="Heading1Char"/>
     <w:uiPriority w:val="9"/>
     <w:qFormat/>
-    <w:rsid w:val="00C90856"/>
+    <w:rsid w:val="00B93265"/>
     <w:pPr>
       <w:keepNext/>
       <w:keepLines/>
@@ -3115,7 +8910,7 @@
     <w:semiHidden/>
     <w:unhideWhenUsed/>
     <w:qFormat/>
-    <w:rsid w:val="00C90856"/>
+    <w:rsid w:val="00B93265"/>
     <w:pPr>
       <w:keepNext/>
       <w:keepLines/>
@@ -3138,7 +8933,7 @@
     <w:semiHidden/>
     <w:unhideWhenUsed/>
     <w:qFormat/>
-    <w:rsid w:val="00C90856"/>
+    <w:rsid w:val="00B93265"/>
     <w:pPr>
       <w:keepNext/>
       <w:keepLines/>
@@ -3161,7 +8956,7 @@
     <w:semiHidden/>
     <w:unhideWhenUsed/>
     <w:qFormat/>
-    <w:rsid w:val="00C90856"/>
+    <w:rsid w:val="00B93265"/>
     <w:pPr>
       <w:keepNext/>
       <w:keepLines/>
@@ -3184,7 +8979,7 @@
     <w:semiHidden/>
     <w:unhideWhenUsed/>
     <w:qFormat/>
-    <w:rsid w:val="00C90856"/>
+    <w:rsid w:val="00B93265"/>
     <w:pPr>
       <w:keepNext/>
       <w:keepLines/>
@@ -3205,7 +9000,7 @@
     <w:semiHidden/>
     <w:unhideWhenUsed/>
     <w:qFormat/>
-    <w:rsid w:val="00C90856"/>
+    <w:rsid w:val="00B93265"/>
     <w:pPr>
       <w:keepNext/>
       <w:keepLines/>
@@ -3228,7 +9023,7 @@
     <w:semiHidden/>
     <w:unhideWhenUsed/>
     <w:qFormat/>
-    <w:rsid w:val="00C90856"/>
+    <w:rsid w:val="00B93265"/>
     <w:pPr>
       <w:keepNext/>
       <w:keepLines/>
@@ -3249,7 +9044,7 @@
     <w:semiHidden/>
     <w:unhideWhenUsed/>
     <w:qFormat/>
-    <w:rsid w:val="00C90856"/>
+    <w:rsid w:val="00B93265"/>
     <w:pPr>
       <w:keepNext/>
       <w:keepLines/>
@@ -3272,7 +9067,7 @@
     <w:semiHidden/>
     <w:unhideWhenUsed/>
     <w:qFormat/>
-    <w:rsid w:val="00C90856"/>
+    <w:rsid w:val="00B93265"/>
     <w:pPr>
       <w:keepNext/>
       <w:keepLines/>
@@ -3315,7 +9110,7 @@
     <w:basedOn w:val="DefaultParagraphFont"/>
     <w:link w:val="Heading1"/>
     <w:uiPriority w:val="9"/>
-    <w:rsid w:val="00C90856"/>
+    <w:rsid w:val="00B93265"/>
     <w:rPr>
       <w:rFonts w:asciiTheme="majorHAnsi" w:eastAsiaTheme="majorEastAsia" w:hAnsiTheme="majorHAnsi" w:cstheme="majorBidi"/>
       <w:color w:val="2F5496" w:themeColor="accent1" w:themeShade="BF"/>
@@ -3329,7 +9124,7 @@
     <w:link w:val="Heading2"/>
     <w:uiPriority w:val="9"/>
     <w:semiHidden/>
-    <w:rsid w:val="00C90856"/>
+    <w:rsid w:val="00B93265"/>
     <w:rPr>
       <w:rFonts w:asciiTheme="majorHAnsi" w:eastAsiaTheme="majorEastAsia" w:hAnsiTheme="majorHAnsi" w:cstheme="majorBidi"/>
       <w:color w:val="2F5496" w:themeColor="accent1" w:themeShade="BF"/>
@@ -3343,7 +9138,7 @@
     <w:link w:val="Heading3"/>
     <w:uiPriority w:val="9"/>
     <w:semiHidden/>
-    <w:rsid w:val="00C90856"/>
+    <w:rsid w:val="00B93265"/>
     <w:rPr>
       <w:rFonts w:eastAsiaTheme="majorEastAsia" w:cstheme="majorBidi"/>
       <w:color w:val="2F5496" w:themeColor="accent1" w:themeShade="BF"/>
@@ -3357,7 +9152,7 @@
     <w:link w:val="Heading4"/>
     <w:uiPriority w:val="9"/>
     <w:semiHidden/>
-    <w:rsid w:val="00C90856"/>
+    <w:rsid w:val="00B93265"/>
     <w:rPr>
       <w:rFonts w:eastAsiaTheme="majorEastAsia" w:cstheme="majorBidi"/>
       <w:i/>
@@ -3371,7 +9166,7 @@
     <w:link w:val="Heading5"/>
     <w:uiPriority w:val="9"/>
     <w:semiHidden/>
-    <w:rsid w:val="00C90856"/>
+    <w:rsid w:val="00B93265"/>
     <w:rPr>
       <w:rFonts w:eastAsiaTheme="majorEastAsia" w:cstheme="majorBidi"/>
       <w:color w:val="2F5496" w:themeColor="accent1" w:themeShade="BF"/>
@@ -3383,7 +9178,7 @@
     <w:link w:val="Heading6"/>
     <w:uiPriority w:val="9"/>
     <w:semiHidden/>
-    <w:rsid w:val="00C90856"/>
+    <w:rsid w:val="00B93265"/>
     <w:rPr>
       <w:rFonts w:eastAsiaTheme="majorEastAsia" w:cstheme="majorBidi"/>
       <w:i/>
@@ -3397,7 +9192,7 @@
     <w:link w:val="Heading7"/>
     <w:uiPriority w:val="9"/>
     <w:semiHidden/>
-    <w:rsid w:val="00C90856"/>
+    <w:rsid w:val="00B93265"/>
     <w:rPr>
       <w:rFonts w:eastAsiaTheme="majorEastAsia" w:cstheme="majorBidi"/>
       <w:color w:val="595959" w:themeColor="text1" w:themeTint="A6"/>
@@ -3409,7 +9204,7 @@
     <w:link w:val="Heading8"/>
     <w:uiPriority w:val="9"/>
     <w:semiHidden/>
-    <w:rsid w:val="00C90856"/>
+    <w:rsid w:val="00B93265"/>
     <w:rPr>
       <w:rFonts w:eastAsiaTheme="majorEastAsia" w:cstheme="majorBidi"/>
       <w:i/>
@@ -3423,7 +9218,7 @@
     <w:link w:val="Heading9"/>
     <w:uiPriority w:val="9"/>
     <w:semiHidden/>
-    <w:rsid w:val="00C90856"/>
+    <w:rsid w:val="00B93265"/>
     <w:rPr>
       <w:rFonts w:eastAsiaTheme="majorEastAsia" w:cstheme="majorBidi"/>
       <w:color w:val="272727" w:themeColor="text1" w:themeTint="D8"/>
@@ -3436,7 +9231,7 @@
     <w:link w:val="TitleChar"/>
     <w:uiPriority w:val="10"/>
     <w:qFormat/>
-    <w:rsid w:val="00C90856"/>
+    <w:rsid w:val="00B93265"/>
     <w:pPr>
       <w:spacing w:after="80" w:line="240" w:lineRule="auto"/>
       <w:contextualSpacing/>
@@ -3454,7 +9249,7 @@
     <w:basedOn w:val="DefaultParagraphFont"/>
     <w:link w:val="Title"/>
     <w:uiPriority w:val="10"/>
-    <w:rsid w:val="00C90856"/>
+    <w:rsid w:val="00B93265"/>
     <w:rPr>
       <w:rFonts w:asciiTheme="majorHAnsi" w:eastAsiaTheme="majorEastAsia" w:hAnsiTheme="majorHAnsi" w:cstheme="majorBidi"/>
       <w:spacing w:val="-10"/>
@@ -3470,7 +9265,7 @@
     <w:link w:val="SubtitleChar"/>
     <w:uiPriority w:val="11"/>
     <w:qFormat/>
-    <w:rsid w:val="00C90856"/>
+    <w:rsid w:val="00B93265"/>
     <w:pPr>
       <w:numPr>
         <w:ilvl w:val="1"/>
@@ -3489,7 +9284,7 @@
     <w:basedOn w:val="DefaultParagraphFont"/>
     <w:link w:val="Subtitle"/>
     <w:uiPriority w:val="11"/>
-    <w:rsid w:val="00C90856"/>
+    <w:rsid w:val="00B93265"/>
     <w:rPr>
       <w:rFonts w:eastAsiaTheme="majorEastAsia" w:cstheme="majorBidi"/>
       <w:color w:val="595959" w:themeColor="text1" w:themeTint="A6"/>
@@ -3505,7 +9300,7 @@
     <w:link w:val="QuoteChar"/>
     <w:uiPriority w:val="29"/>
     <w:qFormat/>
-    <w:rsid w:val="00C90856"/>
+    <w:rsid w:val="00B93265"/>
     <w:pPr>
       <w:spacing w:before="160"/>
       <w:jc w:val="center"/>
@@ -3521,7 +9316,7 @@
     <w:basedOn w:val="DefaultParagraphFont"/>
     <w:link w:val="Quote"/>
     <w:uiPriority w:val="29"/>
-    <w:rsid w:val="00C90856"/>
+    <w:rsid w:val="00B93265"/>
     <w:rPr>
       <w:i/>
       <w:iCs/>
@@ -3533,7 +9328,7 @@
     <w:basedOn w:val="Normal"/>
     <w:uiPriority w:val="34"/>
     <w:qFormat/>
-    <w:rsid w:val="00C90856"/>
+    <w:rsid w:val="00B93265"/>
     <w:pPr>
       <w:ind w:left="720"/>
       <w:contextualSpacing/>
@@ -3544,7 +9339,7 @@
     <w:basedOn w:val="DefaultParagraphFont"/>
     <w:uiPriority w:val="21"/>
     <w:qFormat/>
-    <w:rsid w:val="00C90856"/>
+    <w:rsid w:val="00B93265"/>
     <w:rPr>
       <w:i/>
       <w:iCs/>
@@ -3558,7 +9353,7 @@
     <w:link w:val="IntenseQuoteChar"/>
     <w:uiPriority w:val="30"/>
     <w:qFormat/>
-    <w:rsid w:val="00C90856"/>
+    <w:rsid w:val="00B93265"/>
     <w:pPr>
       <w:pBdr>
         <w:top w:val="single" w:sz="4" w:space="10" w:color="2F5496" w:themeColor="accent1" w:themeShade="BF"/>
@@ -3579,7 +9374,7 @@
     <w:basedOn w:val="DefaultParagraphFont"/>
     <w:link w:val="IntenseQuote"/>
     <w:uiPriority w:val="30"/>
-    <w:rsid w:val="00C90856"/>
+    <w:rsid w:val="00B93265"/>
     <w:rPr>
       <w:i/>
       <w:iCs/>
@@ -3591,7 +9386,7 @@
     <w:basedOn w:val="DefaultParagraphFont"/>
     <w:uiPriority w:val="32"/>
     <w:qFormat/>
-    <w:rsid w:val="00C90856"/>
+    <w:rsid w:val="00B93265"/>
     <w:rPr>
       <w:b/>
       <w:bCs/>

--- a/readme.docx
+++ b/readme.docx
@@ -7165,8 +7165,772 @@
         <w:t xml:space="preserve"> data-processing thread is the sole thread that updates them, use ordinary counters. Add a mutex only if other threads need to read or modify those counters concurrently.</w:t>
       </w:r>
     </w:p>
+    <w:p>
+      <w:pPr>
+        <w:rPr>
+          <w:highlight w:val="cyan"/>
+        </w:rPr>
+      </w:pPr>
+      <w:r>
+        <w:rPr>
+          <w:highlight w:val="cyan"/>
+        </w:rPr>
+        <w:t>*****************************************************************************</w:t>
+      </w:r>
+    </w:p>
+    <w:p>
+      <w:r>
+        <w:rPr>
+          <w:highlight w:val="cyan"/>
+        </w:rPr>
+        <w:t xml:space="preserve">a mutex is an expensive operating system context switch. If my module doesn't have threads, is it necessary. I thought that </w:t>
+      </w:r>
+      <w:r>
+        <w:rPr>
+          <w:b/>
+          <w:bCs/>
+          <w:highlight w:val="cyan"/>
+        </w:rPr>
+        <w:t>&lt;</w:t>
+      </w:r>
+      <w:proofErr w:type="spellStart"/>
+      <w:r>
+        <w:rPr>
+          <w:b/>
+          <w:bCs/>
+          <w:highlight w:val="cyan"/>
+        </w:rPr>
+        <w:t>stdatomic.h</w:t>
+      </w:r>
+      <w:proofErr w:type="spellEnd"/>
+      <w:r>
+        <w:rPr>
+          <w:b/>
+          <w:bCs/>
+          <w:highlight w:val="cyan"/>
+        </w:rPr>
+        <w:t>&gt; does not use mutexes internally</w:t>
+      </w:r>
+      <w:r>
+        <w:rPr>
+          <w:highlight w:val="cyan"/>
+        </w:rPr>
+        <w:t xml:space="preserve"> for most standard operations</w:t>
+      </w:r>
+    </w:p>
     <w:p/>
+    <w:p>
+      <w:r>
+        <w:t>You are correct on both points.</w:t>
+      </w:r>
+    </w:p>
+    <w:p>
+      <w:pPr>
+        <w:numPr>
+          <w:ilvl w:val="0"/>
+          <w:numId w:val="10"/>
+        </w:numPr>
+      </w:pPr>
+      <w:r>
+        <w:t>If your module is genuinely single-threaded, you do not need a mutex or atomic operations for its allocation counters.</w:t>
+      </w:r>
+    </w:p>
+    <w:p>
+      <w:pPr>
+        <w:numPr>
+          <w:ilvl w:val="0"/>
+          <w:numId w:val="10"/>
+        </w:numPr>
+      </w:pPr>
+      <w:r>
+        <w:t>&lt;</w:t>
+      </w:r>
+      <w:proofErr w:type="spellStart"/>
+      <w:r>
+        <w:t>stdatomic.h</w:t>
+      </w:r>
+      <w:proofErr w:type="spellEnd"/>
+      <w:r>
+        <w:t>&gt; does not inherently use mutexes. Most common atomic operations on a platform such as 32-bit ARM Linux can be implemented using processor instructions, without an operating-system context switch. However, the exact implementation depends on the operation, data type, compiler and target platform.</w:t>
+      </w:r>
+    </w:p>
+    <w:p>
+      <w:r>
+        <w:t>I would simplify the implementation for your module.</w:t>
+      </w:r>
+    </w:p>
+    <w:p>
+      <w:pPr>
+        <w:rPr>
+          <w:b/>
+          <w:bCs/>
+        </w:rPr>
+      </w:pPr>
+      <w:r>
+        <w:rPr>
+          <w:b/>
+          <w:bCs/>
+        </w:rPr>
+        <w:t>1. Recommended implementation for a single-threaded module</w:t>
+      </w:r>
+    </w:p>
+    <w:p>
+      <w:r>
+        <w:t>Use ordinary counters:</w:t>
+      </w:r>
+    </w:p>
+    <w:p>
+      <w:r>
+        <w:t xml:space="preserve">static </w:t>
+      </w:r>
+      <w:proofErr w:type="spellStart"/>
+      <w:r>
+        <w:t>size_t</w:t>
+      </w:r>
+      <w:proofErr w:type="spellEnd"/>
+      <w:r>
+        <w:t xml:space="preserve"> </w:t>
+      </w:r>
+      <w:proofErr w:type="spellStart"/>
+      <w:r>
+        <w:t>mbuf_current</w:t>
+      </w:r>
+      <w:proofErr w:type="spellEnd"/>
+      <w:r>
+        <w:t xml:space="preserve"> = 0;</w:t>
+      </w:r>
+    </w:p>
+    <w:p>
+      <w:r>
+        <w:t xml:space="preserve">static </w:t>
+      </w:r>
+      <w:proofErr w:type="spellStart"/>
+      <w:r>
+        <w:t>size_t</w:t>
+      </w:r>
+      <w:proofErr w:type="spellEnd"/>
+      <w:r>
+        <w:t xml:space="preserve"> </w:t>
+      </w:r>
+      <w:proofErr w:type="spellStart"/>
+      <w:r>
+        <w:t>mbuf_peak</w:t>
+      </w:r>
+      <w:proofErr w:type="spellEnd"/>
+      <w:r>
+        <w:t xml:space="preserve"> = 0;</w:t>
+      </w:r>
+    </w:p>
+    <w:p>
+      <w:r>
+        <w:lastRenderedPageBreak/>
+        <w:t xml:space="preserve">static uint64_t </w:t>
+      </w:r>
+      <w:proofErr w:type="spellStart"/>
+      <w:r>
+        <w:t>mbuf_total_allocations</w:t>
+      </w:r>
+      <w:proofErr w:type="spellEnd"/>
+      <w:r>
+        <w:t xml:space="preserve"> = 0;</w:t>
+      </w:r>
+    </w:p>
+    <w:p>
+      <w:r>
+        <w:t xml:space="preserve">static uint64_t </w:t>
+      </w:r>
+      <w:proofErr w:type="spellStart"/>
+      <w:r>
+        <w:t>mbuf_allocation_failures</w:t>
+      </w:r>
+      <w:proofErr w:type="spellEnd"/>
+      <w:r>
+        <w:t xml:space="preserve"> = 0;</w:t>
+      </w:r>
+    </w:p>
+    <w:p>
+      <w:r>
+        <w:t xml:space="preserve">Update them directly in </w:t>
+      </w:r>
+      <w:proofErr w:type="spellStart"/>
+      <w:r>
+        <w:t>mbuf_</w:t>
+      </w:r>
+      <w:proofErr w:type="gramStart"/>
+      <w:r>
+        <w:t>alloc</w:t>
+      </w:r>
+      <w:proofErr w:type="spellEnd"/>
+      <w:r>
+        <w:t>(</w:t>
+      </w:r>
+      <w:proofErr w:type="gramEnd"/>
+      <w:r>
+        <w:t>):</w:t>
+      </w:r>
+    </w:p>
+    <w:p>
+      <w:r>
+        <w:t xml:space="preserve">struct </w:t>
+      </w:r>
+      <w:proofErr w:type="spellStart"/>
+      <w:r>
+        <w:t>mbuf</w:t>
+      </w:r>
+      <w:proofErr w:type="spellEnd"/>
+      <w:r>
+        <w:t xml:space="preserve"> *</w:t>
+      </w:r>
+      <w:proofErr w:type="spellStart"/>
+      <w:r>
+        <w:t>mbuf_alloc</w:t>
+      </w:r>
+      <w:proofErr w:type="spellEnd"/>
+      <w:r>
+        <w:t>(void)</w:t>
+      </w:r>
+    </w:p>
+    <w:p>
+      <w:r>
+        <w:t>{</w:t>
+      </w:r>
+    </w:p>
+    <w:p>
+      <w:r>
+        <w:t xml:space="preserve">    struct </w:t>
+      </w:r>
+      <w:proofErr w:type="spellStart"/>
+      <w:r>
+        <w:t>mbuf</w:t>
+      </w:r>
+      <w:proofErr w:type="spellEnd"/>
+      <w:r>
+        <w:t xml:space="preserve"> *m = malloc(</w:t>
+      </w:r>
+      <w:proofErr w:type="spellStart"/>
+      <w:r>
+        <w:t>sizeof</w:t>
+      </w:r>
+      <w:proofErr w:type="spellEnd"/>
+      <w:r>
+        <w:t>(*m));</w:t>
+      </w:r>
+    </w:p>
     <w:p/>
+    <w:p>
+      <w:r>
+        <w:t xml:space="preserve">    if (m == NULL) {</w:t>
+      </w:r>
+    </w:p>
+    <w:p>
+      <w:r>
+        <w:t xml:space="preserve">        </w:t>
+      </w:r>
+      <w:proofErr w:type="spellStart"/>
+      <w:r>
+        <w:t>mbuf_allocation_failures</w:t>
+      </w:r>
+      <w:proofErr w:type="spellEnd"/>
+      <w:r>
+        <w:t>++;</w:t>
+      </w:r>
+    </w:p>
+    <w:p>
+      <w:r>
+        <w:t xml:space="preserve">        return NULL;</w:t>
+      </w:r>
+    </w:p>
+    <w:p>
+      <w:r>
+        <w:t xml:space="preserve">    }</w:t>
+      </w:r>
+    </w:p>
+    <w:p/>
+    <w:p>
+      <w:r>
+        <w:t xml:space="preserve">    </w:t>
+      </w:r>
+      <w:proofErr w:type="spellStart"/>
+      <w:r>
+        <w:t>mbuf_current</w:t>
+      </w:r>
+      <w:proofErr w:type="spellEnd"/>
+      <w:r>
+        <w:t>++;</w:t>
+      </w:r>
+    </w:p>
+    <w:p>
+      <w:r>
+        <w:t xml:space="preserve">    </w:t>
+      </w:r>
+      <w:proofErr w:type="spellStart"/>
+      <w:r>
+        <w:t>mbuf_total_allocations</w:t>
+      </w:r>
+      <w:proofErr w:type="spellEnd"/>
+      <w:r>
+        <w:t>++;</w:t>
+      </w:r>
+    </w:p>
+    <w:p/>
+    <w:p>
+      <w:r>
+        <w:t xml:space="preserve">    if (</w:t>
+      </w:r>
+      <w:proofErr w:type="spellStart"/>
+      <w:r>
+        <w:t>mbuf_current</w:t>
+      </w:r>
+      <w:proofErr w:type="spellEnd"/>
+      <w:r>
+        <w:t xml:space="preserve"> &gt; </w:t>
+      </w:r>
+      <w:proofErr w:type="spellStart"/>
+      <w:r>
+        <w:t>mbuf_peak</w:t>
+      </w:r>
+      <w:proofErr w:type="spellEnd"/>
+      <w:r>
+        <w:t>)</w:t>
+      </w:r>
+    </w:p>
+    <w:p>
+      <w:r>
+        <w:t xml:space="preserve">        </w:t>
+      </w:r>
+      <w:proofErr w:type="spellStart"/>
+      <w:r>
+        <w:t>mbuf_peak</w:t>
+      </w:r>
+      <w:proofErr w:type="spellEnd"/>
+      <w:r>
+        <w:t xml:space="preserve"> = </w:t>
+      </w:r>
+      <w:proofErr w:type="spellStart"/>
+      <w:r>
+        <w:t>mbuf_current</w:t>
+      </w:r>
+      <w:proofErr w:type="spellEnd"/>
+      <w:r>
+        <w:t>;</w:t>
+      </w:r>
+    </w:p>
+    <w:p/>
+    <w:p>
+      <w:r>
+        <w:t xml:space="preserve">    return m;</w:t>
+      </w:r>
+    </w:p>
+    <w:p>
+      <w:r>
+        <w:t>}</w:t>
+      </w:r>
+    </w:p>
+    <w:p>
+      <w:r>
+        <w:t xml:space="preserve">And in </w:t>
+      </w:r>
+      <w:proofErr w:type="spellStart"/>
+      <w:r>
+        <w:t>mbuf_</w:t>
+      </w:r>
+      <w:proofErr w:type="gramStart"/>
+      <w:r>
+        <w:t>free</w:t>
+      </w:r>
+      <w:proofErr w:type="spellEnd"/>
+      <w:r>
+        <w:t>(</w:t>
+      </w:r>
+      <w:proofErr w:type="gramEnd"/>
+      <w:r>
+        <w:t>):</w:t>
+      </w:r>
+    </w:p>
+    <w:p>
+      <w:r>
+        <w:t xml:space="preserve">void </w:t>
+      </w:r>
+      <w:proofErr w:type="spellStart"/>
+      <w:r>
+        <w:t>mbuf_</w:t>
+      </w:r>
+      <w:proofErr w:type="gramStart"/>
+      <w:r>
+        <w:t>free</w:t>
+      </w:r>
+      <w:proofErr w:type="spellEnd"/>
+      <w:r>
+        <w:t>(</w:t>
+      </w:r>
+      <w:proofErr w:type="gramEnd"/>
+      <w:r>
+        <w:t xml:space="preserve">struct </w:t>
+      </w:r>
+      <w:proofErr w:type="spellStart"/>
+      <w:r>
+        <w:t>mbuf</w:t>
+      </w:r>
+      <w:proofErr w:type="spellEnd"/>
+      <w:r>
+        <w:t xml:space="preserve"> *m)</w:t>
+      </w:r>
+    </w:p>
+    <w:p>
+      <w:r>
+        <w:t>{</w:t>
+      </w:r>
+    </w:p>
+    <w:p>
+      <w:r>
+        <w:t xml:space="preserve">    if (m == NULL)</w:t>
+      </w:r>
+    </w:p>
+    <w:p>
+      <w:r>
+        <w:t xml:space="preserve">        return;</w:t>
+      </w:r>
+    </w:p>
+    <w:p/>
+    <w:p>
+      <w:r>
+        <w:t xml:space="preserve">    if (</w:t>
+      </w:r>
+      <w:proofErr w:type="spellStart"/>
+      <w:r>
+        <w:t>mbuf_current</w:t>
+      </w:r>
+      <w:proofErr w:type="spellEnd"/>
+      <w:r>
+        <w:t xml:space="preserve"> &gt; 0)</w:t>
+      </w:r>
+    </w:p>
+    <w:p>
+      <w:r>
+        <w:t xml:space="preserve">        </w:t>
+      </w:r>
+      <w:proofErr w:type="spellStart"/>
+      <w:r>
+        <w:t>mbuf_current</w:t>
+      </w:r>
+      <w:proofErr w:type="spellEnd"/>
+      <w:r>
+        <w:t>--;</w:t>
+      </w:r>
+    </w:p>
+    <w:p/>
+    <w:p>
+      <w:r>
+        <w:t xml:space="preserve">    free(m);</w:t>
+      </w:r>
+    </w:p>
+    <w:p>
+      <w:r>
+        <w:t>}</w:t>
+      </w:r>
+    </w:p>
+    <w:p>
+      <w:r>
+        <w:lastRenderedPageBreak/>
+        <w:t>This adds only a few ordinary integer operations to each allocation and deallocation. There is no mutex, no atomic operation and no thread switching caused by the counters.</w:t>
+      </w:r>
+    </w:p>
+    <w:p>
+      <w:r>
+        <w:t xml:space="preserve">The </w:t>
+      </w:r>
+      <w:proofErr w:type="spellStart"/>
+      <w:r>
+        <w:t>mbuf_current</w:t>
+      </w:r>
+      <w:proofErr w:type="spellEnd"/>
+      <w:r>
+        <w:t xml:space="preserve"> &gt; 0 check prevents the counter from underflowing, but it does not detect or make safe an actual double-free.</w:t>
+      </w:r>
+    </w:p>
+    <w:p>
+      <w:pPr>
+        <w:rPr>
+          <w:b/>
+          <w:bCs/>
+        </w:rPr>
+      </w:pPr>
+      <w:r>
+        <w:rPr>
+          <w:b/>
+          <w:bCs/>
+        </w:rPr>
+        <w:t>2. When would &lt;</w:t>
+      </w:r>
+      <w:proofErr w:type="spellStart"/>
+      <w:r>
+        <w:rPr>
+          <w:b/>
+          <w:bCs/>
+        </w:rPr>
+        <w:t>stdatomic.h</w:t>
+      </w:r>
+      <w:proofErr w:type="spellEnd"/>
+      <w:r>
+        <w:rPr>
+          <w:b/>
+          <w:bCs/>
+        </w:rPr>
+        <w:t>&gt; be appropriate?</w:t>
+      </w:r>
+    </w:p>
+    <w:tbl>
+      <w:tblPr>
+        <w:tblW w:w="0" w:type="auto"/>
+        <w:tblCellSpacing w:w="15" w:type="dxa"/>
+        <w:tblCellMar>
+          <w:top w:w="15" w:type="dxa"/>
+          <w:left w:w="15" w:type="dxa"/>
+          <w:bottom w:w="15" w:type="dxa"/>
+          <w:right w:w="15" w:type="dxa"/>
+        </w:tblCellMar>
+        <w:tblLook w:val="04A0" w:firstRow="1" w:lastRow="0" w:firstColumn="1" w:lastColumn="0" w:noHBand="0" w:noVBand="1"/>
+      </w:tblPr>
+      <w:tblGrid>
+        <w:gridCol w:w="4132"/>
+        <w:gridCol w:w="4894"/>
+      </w:tblGrid>
+      <w:tr>
+        <w:trPr>
+          <w:tblCellSpacing w:w="15" w:type="dxa"/>
+        </w:trPr>
+        <w:tc>
+          <w:tcPr>
+            <w:tcW w:w="0" w:type="auto"/>
+            <w:vAlign w:val="center"/>
+            <w:hideMark/>
+          </w:tcPr>
+          <w:p>
+            <w:pPr>
+              <w:rPr>
+                <w:b/>
+                <w:bCs/>
+              </w:rPr>
+            </w:pPr>
+            <w:r>
+              <w:rPr>
+                <w:b/>
+                <w:bCs/>
+              </w:rPr>
+              <w:t>Situation</w:t>
+            </w:r>
+          </w:p>
+        </w:tc>
+        <w:tc>
+          <w:tcPr>
+            <w:tcW w:w="0" w:type="auto"/>
+            <w:vAlign w:val="center"/>
+            <w:hideMark/>
+          </w:tcPr>
+          <w:p>
+            <w:pPr>
+              <w:rPr>
+                <w:b/>
+                <w:bCs/>
+              </w:rPr>
+            </w:pPr>
+            <w:r>
+              <w:rPr>
+                <w:b/>
+                <w:bCs/>
+              </w:rPr>
+              <w:t>Recommended approach</w:t>
+            </w:r>
+          </w:p>
+        </w:tc>
+      </w:tr>
+      <w:tr>
+        <w:trPr>
+          <w:tblCellSpacing w:w="15" w:type="dxa"/>
+        </w:trPr>
+        <w:tc>
+          <w:tcPr>
+            <w:tcW w:w="0" w:type="auto"/>
+            <w:vAlign w:val="center"/>
+            <w:hideMark/>
+          </w:tcPr>
+          <w:p>
+            <w:r>
+              <w:t xml:space="preserve">One thread </w:t>
+            </w:r>
+            <w:proofErr w:type="gramStart"/>
+            <w:r>
+              <w:t>updates</w:t>
+            </w:r>
+            <w:proofErr w:type="gramEnd"/>
+            <w:r>
+              <w:t xml:space="preserve"> and reads the counters</w:t>
+            </w:r>
+          </w:p>
+        </w:tc>
+        <w:tc>
+          <w:tcPr>
+            <w:tcW w:w="0" w:type="auto"/>
+            <w:vAlign w:val="center"/>
+            <w:hideMark/>
+          </w:tcPr>
+          <w:p>
+            <w:r>
+              <w:t>Ordinary counters</w:t>
+            </w:r>
+          </w:p>
+        </w:tc>
+      </w:tr>
+      <w:tr>
+        <w:trPr>
+          <w:tblCellSpacing w:w="15" w:type="dxa"/>
+        </w:trPr>
+        <w:tc>
+          <w:tcPr>
+            <w:tcW w:w="0" w:type="auto"/>
+            <w:vAlign w:val="center"/>
+            <w:hideMark/>
+          </w:tcPr>
+          <w:p>
+            <w:r>
+              <w:t>Multiple threads access the counters</w:t>
+            </w:r>
+          </w:p>
+        </w:tc>
+        <w:tc>
+          <w:tcPr>
+            <w:tcW w:w="0" w:type="auto"/>
+            <w:vAlign w:val="center"/>
+            <w:hideMark/>
+          </w:tcPr>
+          <w:p>
+            <w:r>
+              <w:t>Atomics or a mutex</w:t>
+            </w:r>
+          </w:p>
+        </w:tc>
+      </w:tr>
+      <w:tr>
+        <w:trPr>
+          <w:tblCellSpacing w:w="15" w:type="dxa"/>
+        </w:trPr>
+        <w:tc>
+          <w:tcPr>
+            <w:tcW w:w="0" w:type="auto"/>
+            <w:vAlign w:val="center"/>
+            <w:hideMark/>
+          </w:tcPr>
+          <w:p>
+            <w:r>
+              <w:t>Multiple threads update counters, but you want lock-free operations</w:t>
+            </w:r>
+          </w:p>
+        </w:tc>
+        <w:tc>
+          <w:tcPr>
+            <w:tcW w:w="0" w:type="auto"/>
+            <w:vAlign w:val="center"/>
+            <w:hideMark/>
+          </w:tcPr>
+          <w:p>
+            <w:r>
+              <w:t>Atomics, after checking target support</w:t>
+            </w:r>
+          </w:p>
+        </w:tc>
+      </w:tr>
+      <w:tr>
+        <w:trPr>
+          <w:tblCellSpacing w:w="15" w:type="dxa"/>
+        </w:trPr>
+        <w:tc>
+          <w:tcPr>
+            <w:tcW w:w="0" w:type="auto"/>
+            <w:vAlign w:val="center"/>
+            <w:hideMark/>
+          </w:tcPr>
+          <w:p>
+            <w:r>
+              <w:t>Interrupt handlers or signal handlers access the counters</w:t>
+            </w:r>
+          </w:p>
+        </w:tc>
+        <w:tc>
+          <w:tcPr>
+            <w:tcW w:w="0" w:type="auto"/>
+            <w:vAlign w:val="center"/>
+            <w:hideMark/>
+          </w:tcPr>
+          <w:p>
+            <w:r>
+              <w:t>Requires separate consideration of execution context and supported operations</w:t>
+            </w:r>
+          </w:p>
+        </w:tc>
+      </w:tr>
+    </w:tbl>
+    <w:p>
+      <w:r>
+        <w:t xml:space="preserve">You are also right that atomic operations do not necessarily mean an operating-system context switch. For example, </w:t>
+      </w:r>
+      <w:proofErr w:type="spellStart"/>
+      <w:r>
+        <w:t>atomic_fetch_</w:t>
+      </w:r>
+      <w:proofErr w:type="gramStart"/>
+      <w:r>
+        <w:t>add</w:t>
+      </w:r>
+      <w:proofErr w:type="spellEnd"/>
+      <w:r>
+        <w:t>(</w:t>
+      </w:r>
+      <w:proofErr w:type="gramEnd"/>
+      <w:r>
+        <w:t>) may compile into a hardware atomic instruction or a short sequence of processor instructions. Some atomic types or operations can instead require library support or locks, so lock-free behaviour should be verified rather than assumed.</w:t>
+      </w:r>
+    </w:p>
+    <w:p>
+      <w:pPr>
+        <w:rPr>
+          <w:b/>
+          <w:bCs/>
+        </w:rPr>
+      </w:pPr>
+      <w:r>
+        <w:rPr>
+          <w:b/>
+          <w:bCs/>
+        </w:rPr>
+        <w:t>3. One important qualification</w:t>
+      </w:r>
+    </w:p>
+    <w:p>
+      <w:r>
+        <w:t>A module can be single-threaded while still being called from multiple execution contexts, such as a signal handler or an interrupt handler. Ordinary counters are appropriate only if there is no concurrent access to them.</w:t>
+      </w:r>
+    </w:p>
+    <w:p>
+      <w:r>
+        <w:t>For your stated situation, assuming allocation, deallocation and statistics reporting all happen in the same execution context, I would use ordinary counters and avoid both &lt;</w:t>
+      </w:r>
+      <w:proofErr w:type="spellStart"/>
+      <w:r>
+        <w:t>stdatomic.h</w:t>
+      </w:r>
+      <w:proofErr w:type="spellEnd"/>
+      <w:r>
+        <w:t xml:space="preserve">&gt; and </w:t>
+      </w:r>
+      <w:proofErr w:type="spellStart"/>
+      <w:r>
+        <w:t>pthread_mutex_t</w:t>
+      </w:r>
+      <w:proofErr w:type="spellEnd"/>
+      <w:r>
+        <w:t>. That is the simplest solution for Stage 1 allocation diagnostics.</w:t>
+      </w:r>
+    </w:p>
     <w:p/>
     <w:sectPr>
       <w:pgSz w:w="11906" w:h="16838"/>
@@ -7741,6 +8505,119 @@
     </w:lvl>
   </w:abstractNum>
   <w:abstractNum w:abstractNumId="4" w15:restartNumberingAfterBreak="0">
+    <w:nsid w:val="2F440EA1"/>
+    <w:multiLevelType w:val="multilevel"/>
+    <w:tmpl w:val="E636362A"/>
+    <w:lvl w:ilvl="0">
+      <w:start w:val="1"/>
+      <w:numFmt w:val="decimal"/>
+      <w:lvlText w:val="%1."/>
+      <w:lvlJc w:val="left"/>
+      <w:pPr>
+        <w:tabs>
+          <w:tab w:val="num" w:pos="720"/>
+        </w:tabs>
+        <w:ind w:left="720" w:hanging="360"/>
+      </w:pPr>
+    </w:lvl>
+    <w:lvl w:ilvl="1" w:tentative="1">
+      <w:start w:val="1"/>
+      <w:numFmt w:val="decimal"/>
+      <w:lvlText w:val="%2."/>
+      <w:lvlJc w:val="left"/>
+      <w:pPr>
+        <w:tabs>
+          <w:tab w:val="num" w:pos="1440"/>
+        </w:tabs>
+        <w:ind w:left="1440" w:hanging="360"/>
+      </w:pPr>
+    </w:lvl>
+    <w:lvl w:ilvl="2" w:tentative="1">
+      <w:start w:val="1"/>
+      <w:numFmt w:val="decimal"/>
+      <w:lvlText w:val="%3."/>
+      <w:lvlJc w:val="left"/>
+      <w:pPr>
+        <w:tabs>
+          <w:tab w:val="num" w:pos="2160"/>
+        </w:tabs>
+        <w:ind w:left="2160" w:hanging="360"/>
+      </w:pPr>
+    </w:lvl>
+    <w:lvl w:ilvl="3" w:tentative="1">
+      <w:start w:val="1"/>
+      <w:numFmt w:val="decimal"/>
+      <w:lvlText w:val="%4."/>
+      <w:lvlJc w:val="left"/>
+      <w:pPr>
+        <w:tabs>
+          <w:tab w:val="num" w:pos="2880"/>
+        </w:tabs>
+        <w:ind w:left="2880" w:hanging="360"/>
+      </w:pPr>
+    </w:lvl>
+    <w:lvl w:ilvl="4" w:tentative="1">
+      <w:start w:val="1"/>
+      <w:numFmt w:val="decimal"/>
+      <w:lvlText w:val="%5."/>
+      <w:lvlJc w:val="left"/>
+      <w:pPr>
+        <w:tabs>
+          <w:tab w:val="num" w:pos="3600"/>
+        </w:tabs>
+        <w:ind w:left="3600" w:hanging="360"/>
+      </w:pPr>
+    </w:lvl>
+    <w:lvl w:ilvl="5" w:tentative="1">
+      <w:start w:val="1"/>
+      <w:numFmt w:val="decimal"/>
+      <w:lvlText w:val="%6."/>
+      <w:lvlJc w:val="left"/>
+      <w:pPr>
+        <w:tabs>
+          <w:tab w:val="num" w:pos="4320"/>
+        </w:tabs>
+        <w:ind w:left="4320" w:hanging="360"/>
+      </w:pPr>
+    </w:lvl>
+    <w:lvl w:ilvl="6" w:tentative="1">
+      <w:start w:val="1"/>
+      <w:numFmt w:val="decimal"/>
+      <w:lvlText w:val="%7."/>
+      <w:lvlJc w:val="left"/>
+      <w:pPr>
+        <w:tabs>
+          <w:tab w:val="num" w:pos="5040"/>
+        </w:tabs>
+        <w:ind w:left="5040" w:hanging="360"/>
+      </w:pPr>
+    </w:lvl>
+    <w:lvl w:ilvl="7" w:tentative="1">
+      <w:start w:val="1"/>
+      <w:numFmt w:val="decimal"/>
+      <w:lvlText w:val="%8."/>
+      <w:lvlJc w:val="left"/>
+      <w:pPr>
+        <w:tabs>
+          <w:tab w:val="num" w:pos="5760"/>
+        </w:tabs>
+        <w:ind w:left="5760" w:hanging="360"/>
+      </w:pPr>
+    </w:lvl>
+    <w:lvl w:ilvl="8" w:tentative="1">
+      <w:start w:val="1"/>
+      <w:numFmt w:val="decimal"/>
+      <w:lvlText w:val="%9."/>
+      <w:lvlJc w:val="left"/>
+      <w:pPr>
+        <w:tabs>
+          <w:tab w:val="num" w:pos="6480"/>
+        </w:tabs>
+        <w:ind w:left="6480" w:hanging="360"/>
+      </w:pPr>
+    </w:lvl>
+  </w:abstractNum>
+  <w:abstractNum w:abstractNumId="5" w15:restartNumberingAfterBreak="0">
     <w:nsid w:val="40360757"/>
     <w:multiLevelType w:val="multilevel"/>
     <w:tmpl w:val="ADCE449E"/>
@@ -7889,7 +8766,7 @@
       </w:rPr>
     </w:lvl>
   </w:abstractNum>
-  <w:abstractNum w:abstractNumId="5" w15:restartNumberingAfterBreak="0">
+  <w:abstractNum w:abstractNumId="6" w15:restartNumberingAfterBreak="0">
     <w:nsid w:val="58382380"/>
     <w:multiLevelType w:val="multilevel"/>
     <w:tmpl w:val="40C402C4"/>
@@ -8038,7 +8915,7 @@
       </w:rPr>
     </w:lvl>
   </w:abstractNum>
-  <w:abstractNum w:abstractNumId="6" w15:restartNumberingAfterBreak="0">
+  <w:abstractNum w:abstractNumId="7" w15:restartNumberingAfterBreak="0">
     <w:nsid w:val="61967EF5"/>
     <w:multiLevelType w:val="multilevel"/>
     <w:tmpl w:val="A64EA872"/>
@@ -8151,7 +9028,7 @@
       </w:pPr>
     </w:lvl>
   </w:abstractNum>
-  <w:abstractNum w:abstractNumId="7" w15:restartNumberingAfterBreak="0">
+  <w:abstractNum w:abstractNumId="8" w15:restartNumberingAfterBreak="0">
     <w:nsid w:val="741C3633"/>
     <w:multiLevelType w:val="multilevel"/>
     <w:tmpl w:val="EDE4F466"/>
@@ -8300,7 +9177,7 @@
       </w:rPr>
     </w:lvl>
   </w:abstractNum>
-  <w:abstractNum w:abstractNumId="8" w15:restartNumberingAfterBreak="0">
+  <w:abstractNum w:abstractNumId="9" w15:restartNumberingAfterBreak="0">
     <w:nsid w:val="78941801"/>
     <w:multiLevelType w:val="multilevel"/>
     <w:tmpl w:val="111E0DB8"/>
@@ -8450,31 +9327,34 @@
     </w:lvl>
   </w:abstractNum>
   <w:num w:numId="1" w16cid:durableId="1131941946">
-    <w:abstractNumId w:val="6"/>
+    <w:abstractNumId w:val="7"/>
   </w:num>
   <w:num w:numId="2" w16cid:durableId="249580508">
     <w:abstractNumId w:val="0"/>
   </w:num>
   <w:num w:numId="3" w16cid:durableId="1256478250">
-    <w:abstractNumId w:val="7"/>
+    <w:abstractNumId w:val="8"/>
   </w:num>
   <w:num w:numId="4" w16cid:durableId="1568801188">
-    <w:abstractNumId w:val="4"/>
+    <w:abstractNumId w:val="5"/>
   </w:num>
   <w:num w:numId="5" w16cid:durableId="334262515">
     <w:abstractNumId w:val="1"/>
   </w:num>
   <w:num w:numId="6" w16cid:durableId="1698501665">
-    <w:abstractNumId w:val="8"/>
+    <w:abstractNumId w:val="9"/>
   </w:num>
   <w:num w:numId="7" w16cid:durableId="796725874">
-    <w:abstractNumId w:val="5"/>
+    <w:abstractNumId w:val="6"/>
   </w:num>
   <w:num w:numId="8" w16cid:durableId="975261177">
     <w:abstractNumId w:val="3"/>
   </w:num>
   <w:num w:numId="9" w16cid:durableId="988558037">
     <w:abstractNumId w:val="2"/>
+  </w:num>
+  <w:num w:numId="10" w16cid:durableId="971247036">
+    <w:abstractNumId w:val="4"/>
   </w:num>
 </w:numbering>
 </file>
